--- a/business_documents/PECH_EXPENSE_REPORT.docx
+++ b/business_documents/PECH_EXPENSE_REPORT.docx
@@ -2,21 +2,108 @@
 <file path=word/document.xml><?xml version="1.0" encoding="utf-8"?>
 <w:document xmlns:w="http://schemas.openxmlformats.org/wordprocessingml/2006/main" xmlns:m="http://schemas.openxmlformats.org/officeDocument/2006/math" xmlns:r="http://schemas.openxmlformats.org/officeDocument/2006/relationships" xmlns:o="urn:schemas-microsoft-com:office:office" xmlns:v="urn:schemas-microsoft-com:vml" xmlns:w10="urn:schemas-microsoft-com:office:word" xmlns:a="http://schemas.openxmlformats.org/drawingml/2006/main" xmlns:pic="http://schemas.openxmlformats.org/drawingml/2006/picture" xmlns:wp="http://schemas.openxmlformats.org/drawingml/2006/wordprocessingDrawing">
   <w:body>
+    <w:p>
+      <w:pPr>
+        <w:pBdr>
+          <w:top w:val="single" w:sz="12" w:space="1" w:color="00BFFF"/>
+          <w:bottom w:val="single" w:sz="36" w:space="0" w:color="F5A623"/>
+        </w:pBdr>
+        <w:spacing w:before="0" w:after="240"/>
+      </w:pPr>
+    </w:p>
+    <w:p>
+      <w:pPr>
+        <w:pBdr>
+          <w:bottom w:val="single" w:sz="6" w:space="1" w:color="00BFFF"/>
+        </w:pBdr>
+        <w:spacing w:before="0" w:after="120"/>
+      </w:pPr>
+    </w:p>
+    <w:p>
+      <w:pPr>
+        <w:jc w:val="center"/>
+        <w:spacing w:before="0" w:after="60"/>
+      </w:pPr>
+      <w:r>
+        <w:rPr>
+          <w:i/>
+          <w:color w:val="E08A00"/>
+          <w:sz w:val="18"/>
+          <w:szCs w:val="18"/>
+        </w:rPr>
+        <w:t>Technology &amp; Infrastructure Enablers for Africa</w:t>
+      </w:r>
+    </w:p>
+    <w:p>
+      <w:pPr>
+        <w:jc w:val="center"/>
+        <w:spacing w:before="200" w:after="40"/>
+      </w:pPr>
+      <w:r>
+        <w:rPr>
+          <w:b/>
+          <w:color w:val="0099CC"/>
+          <w:sz w:val="28"/>
+          <w:szCs w:val="28"/>
+        </w:rPr>
+        <w:t>PECH GROUP HOLDINGS LTD</w:t>
+      </w:r>
+    </w:p>
+    <w:p>
+      <w:pPr>
+        <w:pBdr>
+          <w:top w:val="single" w:sz="36" w:space="0" w:color="F5A623"/>
+          <w:bottom w:val="single" w:sz="12" w:space="1" w:color="00BFFF"/>
+        </w:pBdr>
+        <w:spacing w:after="0"/>
+      </w:pPr>
+    </w:p>
     <w:bookmarkStart w:id="39" w:name="pech-group-holdings-ltd"/>
     <w:p>
       <w:pPr>
         <w:pStyle w:val="Heading1"/>
-      </w:pPr>
-      <w:r>
+        <w:rPr>
+          <w:color w:val="0099CC"/>
+        </w:rPr>
+        <w:pBdr>
+          <w:bottom w:val="single" w:sz="18" w:space="2" w:color="F5A623"/>
+        </w:pBdr>
+      </w:pPr>
+      <w:r>
+        <w:rPr>
+          <w:b/>
+          <w:color w:val="0099CC"/>
+          <w:sz w:val="44"/>
+        </w:rPr>
         <w:t xml:space="preserve">PECH GROUP HOLDINGS LTD</w:t>
       </w:r>
     </w:p>
     <w:bookmarkStart w:id="22" w:name="expense-report"/>
     <w:p>
       <w:pPr>
+        <w:pBdr>
+          <w:top w:val="single" w:sz="18" w:space="1" w:color="F5A623"/>
+          <w:bottom w:val="single" w:sz="6" w:space="1" w:color="0099CC"/>
+        </w:pBdr>
+        <w:spacing w:before="200" w:after="200"/>
+      </w:pPr>
+    </w:p>
+    <w:p>
+      <w:pPr>
         <w:pStyle w:val="Heading2"/>
-      </w:pPr>
-      <w:r>
+        <w:rPr>
+          <w:color w:val="0099CC"/>
+        </w:rPr>
+        <w:pBdr>
+          <w:bottom w:val="single" w:sz="6" w:space="2" w:color="00BFFF"/>
+        </w:pBdr>
+      </w:pPr>
+      <w:r>
+        <w:rPr>
+          <w:b/>
+          <w:color w:val="0099CC"/>
+          <w:sz w:val="32"/>
+        </w:rPr>
         <w:t xml:space="preserve">EXPENSE REPORT</w:t>
       </w:r>
     </w:p>
@@ -24,8 +111,16 @@
     <w:p>
       <w:pPr>
         <w:pStyle w:val="Heading3"/>
-      </w:pPr>
-      <w:r>
+        <w:rPr>
+          <w:color w:val="E08A00"/>
+        </w:rPr>
+      </w:pPr>
+      <w:r>
+        <w:rPr>
+          <w:b/>
+          <w:color w:val="E08A00"/>
+          <w:sz w:val="26"/>
+        </w:rPr>
         <w:t xml:space="preserve">CONFIDENTIAL</w:t>
       </w:r>
     </w:p>
@@ -101,9 +196,29 @@
     <w:bookmarkStart w:id="23" w:name="employee-details"/>
     <w:p>
       <w:pPr>
+        <w:pBdr>
+          <w:top w:val="single" w:sz="18" w:space="1" w:color="F5A623"/>
+          <w:bottom w:val="single" w:sz="6" w:space="1" w:color="0099CC"/>
+        </w:pBdr>
+        <w:spacing w:before="200" w:after="200"/>
+      </w:pPr>
+    </w:p>
+    <w:p>
+      <w:pPr>
         <w:pStyle w:val="Heading2"/>
-      </w:pPr>
-      <w:r>
+        <w:rPr>
+          <w:color w:val="0099CC"/>
+        </w:rPr>
+        <w:pBdr>
+          <w:bottom w:val="single" w:sz="6" w:space="2" w:color="00BFFF"/>
+        </w:pBdr>
+      </w:pPr>
+      <w:r>
+        <w:rPr>
+          <w:b/>
+          <w:color w:val="0099CC"/>
+          <w:sz w:val="32"/>
+        </w:rPr>
         <w:t xml:space="preserve">EMPLOYEE DETAILS</w:t>
       </w:r>
     </w:p>
@@ -113,6 +228,14 @@
         <w:tblW w:type="auto" w:w="0"/>
         <w:tblLook w:firstRow="1" w:lastRow="0" w:firstColumn="0" w:lastColumn="0" w:noHBand="0" w:noVBand="0" w:val="0020"/>
         <w:jc w:val="start"/>
+        <w:tblBorders>
+          <w:top w:val="single" w:sz="4" w:space="0" w:color="B0D4E8"/>
+          <w:left w:val="single" w:sz="4" w:space="0" w:color="B0D4E8"/>
+          <w:bottom w:val="single" w:sz="4" w:space="0" w:color="B0D4E8"/>
+          <w:right w:val="single" w:sz="4" w:space="0" w:color="B0D4E8"/>
+          <w:insideH w:val="single" w:sz="4" w:space="0" w:color="B0D4E8"/>
+          <w:insideV w:val="single" w:sz="4" w:space="0" w:color="B0D4E8"/>
+        </w:tblBorders>
       </w:tblPr>
       <w:tblGrid>
         <w:gridCol w:w="3960"/>
@@ -123,25 +246,39 @@
           <w:tblHeader w:val="true"/>
         </w:trPr>
         <w:tc>
-          <w:tcPr/>
-          <w:p>
-            <w:pPr>
-              <w:pStyle w:val="Compact"/>
-              <w:jc w:val="left"/>
-            </w:pPr>
-            <w:r>
+          <w:tcPr>
+            <w:shd w:fill="0099CC" w:val="clear"/>
+          </w:tcPr>
+          <w:p>
+            <w:pPr>
+              <w:pStyle w:val="Compact"/>
+              <w:jc w:val="left"/>
+            </w:pPr>
+            <w:r>
+              <w:rPr>
+                <w:b/>
+                <w:color w:val="FFFFFF"/>
+                <w:sz w:val="20"/>
+              </w:rPr>
               <w:t xml:space="preserve">Field</w:t>
             </w:r>
           </w:p>
         </w:tc>
         <w:tc>
-          <w:tcPr/>
-          <w:p>
-            <w:pPr>
-              <w:pStyle w:val="Compact"/>
-              <w:jc w:val="left"/>
-            </w:pPr>
-            <w:r>
+          <w:tcPr>
+            <w:shd w:fill="0099CC" w:val="clear"/>
+          </w:tcPr>
+          <w:p>
+            <w:pPr>
+              <w:pStyle w:val="Compact"/>
+              <w:jc w:val="left"/>
+            </w:pPr>
+            <w:r>
+              <w:rPr>
+                <w:b/>
+                <w:color w:val="FFFFFF"/>
+                <w:sz w:val="20"/>
+              </w:rPr>
               <w:t xml:space="preserve">Details</w:t>
             </w:r>
           </w:p>
@@ -149,25 +286,37 @@
       </w:tr>
       <w:tr>
         <w:tc>
-          <w:tcPr/>
-          <w:p>
-            <w:pPr>
-              <w:pStyle w:val="Compact"/>
-              <w:jc w:val="left"/>
-            </w:pPr>
-            <w:r>
+          <w:tcPr>
+            <w:shd w:fill="FFFFFF" w:val="clear"/>
+          </w:tcPr>
+          <w:p>
+            <w:pPr>
+              <w:pStyle w:val="Compact"/>
+              <w:jc w:val="left"/>
+            </w:pPr>
+            <w:r>
+              <w:rPr>
+                <w:color w:val="1A1A1A"/>
+                <w:sz w:val="19"/>
+              </w:rPr>
               <w:t xml:space="preserve">Employee Name</w:t>
             </w:r>
           </w:p>
         </w:tc>
         <w:tc>
-          <w:tcPr/>
-          <w:p>
-            <w:pPr>
-              <w:pStyle w:val="Compact"/>
-              <w:jc w:val="left"/>
-            </w:pPr>
-            <w:r>
+          <w:tcPr>
+            <w:shd w:fill="FFFFFF" w:val="clear"/>
+          </w:tcPr>
+          <w:p>
+            <w:pPr>
+              <w:pStyle w:val="Compact"/>
+              <w:jc w:val="left"/>
+            </w:pPr>
+            <w:r>
+              <w:rPr>
+                <w:color w:val="1A1A1A"/>
+                <w:sz w:val="19"/>
+              </w:rPr>
               <w:t xml:space="preserve">__________________________________________</w:t>
             </w:r>
           </w:p>
@@ -175,25 +324,37 @@
       </w:tr>
       <w:tr>
         <w:tc>
-          <w:tcPr/>
-          <w:p>
-            <w:pPr>
-              <w:pStyle w:val="Compact"/>
-              <w:jc w:val="left"/>
-            </w:pPr>
-            <w:r>
+          <w:tcPr>
+            <w:shd w:fill="E8F8FF" w:val="clear"/>
+          </w:tcPr>
+          <w:p>
+            <w:pPr>
+              <w:pStyle w:val="Compact"/>
+              <w:jc w:val="left"/>
+            </w:pPr>
+            <w:r>
+              <w:rPr>
+                <w:color w:val="1A1A1A"/>
+                <w:sz w:val="19"/>
+              </w:rPr>
               <w:t xml:space="preserve">Employee ID</w:t>
             </w:r>
           </w:p>
         </w:tc>
         <w:tc>
-          <w:tcPr/>
-          <w:p>
-            <w:pPr>
-              <w:pStyle w:val="Compact"/>
-              <w:jc w:val="left"/>
-            </w:pPr>
-            <w:r>
+          <w:tcPr>
+            <w:shd w:fill="E8F8FF" w:val="clear"/>
+          </w:tcPr>
+          <w:p>
+            <w:pPr>
+              <w:pStyle w:val="Compact"/>
+              <w:jc w:val="left"/>
+            </w:pPr>
+            <w:r>
+              <w:rPr>
+                <w:color w:val="1A1A1A"/>
+                <w:sz w:val="19"/>
+              </w:rPr>
               <w:t xml:space="preserve">__________________________________________</w:t>
             </w:r>
           </w:p>
@@ -201,25 +362,37 @@
       </w:tr>
       <w:tr>
         <w:tc>
-          <w:tcPr/>
-          <w:p>
-            <w:pPr>
-              <w:pStyle w:val="Compact"/>
-              <w:jc w:val="left"/>
-            </w:pPr>
-            <w:r>
+          <w:tcPr>
+            <w:shd w:fill="FFFFFF" w:val="clear"/>
+          </w:tcPr>
+          <w:p>
+            <w:pPr>
+              <w:pStyle w:val="Compact"/>
+              <w:jc w:val="left"/>
+            </w:pPr>
+            <w:r>
+              <w:rPr>
+                <w:color w:val="1A1A1A"/>
+                <w:sz w:val="19"/>
+              </w:rPr>
               <w:t xml:space="preserve">Department</w:t>
             </w:r>
           </w:p>
         </w:tc>
         <w:tc>
-          <w:tcPr/>
-          <w:p>
-            <w:pPr>
-              <w:pStyle w:val="Compact"/>
-              <w:jc w:val="left"/>
-            </w:pPr>
-            <w:r>
+          <w:tcPr>
+            <w:shd w:fill="FFFFFF" w:val="clear"/>
+          </w:tcPr>
+          <w:p>
+            <w:pPr>
+              <w:pStyle w:val="Compact"/>
+              <w:jc w:val="left"/>
+            </w:pPr>
+            <w:r>
+              <w:rPr>
+                <w:color w:val="1A1A1A"/>
+                <w:sz w:val="19"/>
+              </w:rPr>
               <w:t xml:space="preserve">__________________________________________</w:t>
             </w:r>
           </w:p>
@@ -227,25 +400,37 @@
       </w:tr>
       <w:tr>
         <w:tc>
-          <w:tcPr/>
-          <w:p>
-            <w:pPr>
-              <w:pStyle w:val="Compact"/>
-              <w:jc w:val="left"/>
-            </w:pPr>
-            <w:r>
+          <w:tcPr>
+            <w:shd w:fill="E8F8FF" w:val="clear"/>
+          </w:tcPr>
+          <w:p>
+            <w:pPr>
+              <w:pStyle w:val="Compact"/>
+              <w:jc w:val="left"/>
+            </w:pPr>
+            <w:r>
+              <w:rPr>
+                <w:color w:val="1A1A1A"/>
+                <w:sz w:val="19"/>
+              </w:rPr>
               <w:t xml:space="preserve">Position / Designation</w:t>
             </w:r>
           </w:p>
         </w:tc>
         <w:tc>
-          <w:tcPr/>
-          <w:p>
-            <w:pPr>
-              <w:pStyle w:val="Compact"/>
-              <w:jc w:val="left"/>
-            </w:pPr>
-            <w:r>
+          <w:tcPr>
+            <w:shd w:fill="E8F8FF" w:val="clear"/>
+          </w:tcPr>
+          <w:p>
+            <w:pPr>
+              <w:pStyle w:val="Compact"/>
+              <w:jc w:val="left"/>
+            </w:pPr>
+            <w:r>
+              <w:rPr>
+                <w:color w:val="1A1A1A"/>
+                <w:sz w:val="19"/>
+              </w:rPr>
               <w:t xml:space="preserve">__________________________________________</w:t>
             </w:r>
           </w:p>
@@ -253,25 +438,37 @@
       </w:tr>
       <w:tr>
         <w:tc>
-          <w:tcPr/>
-          <w:p>
-            <w:pPr>
-              <w:pStyle w:val="Compact"/>
-              <w:jc w:val="left"/>
-            </w:pPr>
-            <w:r>
+          <w:tcPr>
+            <w:shd w:fill="FFFFFF" w:val="clear"/>
+          </w:tcPr>
+          <w:p>
+            <w:pPr>
+              <w:pStyle w:val="Compact"/>
+              <w:jc w:val="left"/>
+            </w:pPr>
+            <w:r>
+              <w:rPr>
+                <w:color w:val="1A1A1A"/>
+                <w:sz w:val="19"/>
+              </w:rPr>
               <w:t xml:space="preserve">Phone</w:t>
             </w:r>
           </w:p>
         </w:tc>
         <w:tc>
-          <w:tcPr/>
-          <w:p>
-            <w:pPr>
-              <w:pStyle w:val="Compact"/>
-              <w:jc w:val="left"/>
-            </w:pPr>
-            <w:r>
+          <w:tcPr>
+            <w:shd w:fill="FFFFFF" w:val="clear"/>
+          </w:tcPr>
+          <w:p>
+            <w:pPr>
+              <w:pStyle w:val="Compact"/>
+              <w:jc w:val="left"/>
+            </w:pPr>
+            <w:r>
+              <w:rPr>
+                <w:color w:val="1A1A1A"/>
+                <w:sz w:val="19"/>
+              </w:rPr>
               <w:t xml:space="preserve">__________________________________________</w:t>
             </w:r>
           </w:p>
@@ -279,25 +476,37 @@
       </w:tr>
       <w:tr>
         <w:tc>
-          <w:tcPr/>
-          <w:p>
-            <w:pPr>
-              <w:pStyle w:val="Compact"/>
-              <w:jc w:val="left"/>
-            </w:pPr>
-            <w:r>
+          <w:tcPr>
+            <w:shd w:fill="E8F8FF" w:val="clear"/>
+          </w:tcPr>
+          <w:p>
+            <w:pPr>
+              <w:pStyle w:val="Compact"/>
+              <w:jc w:val="left"/>
+            </w:pPr>
+            <w:r>
+              <w:rPr>
+                <w:color w:val="1A1A1A"/>
+                <w:sz w:val="19"/>
+              </w:rPr>
               <w:t xml:space="preserve">Email</w:t>
             </w:r>
           </w:p>
         </w:tc>
         <w:tc>
-          <w:tcPr/>
-          <w:p>
-            <w:pPr>
-              <w:pStyle w:val="Compact"/>
-              <w:jc w:val="left"/>
-            </w:pPr>
-            <w:r>
+          <w:tcPr>
+            <w:shd w:fill="E8F8FF" w:val="clear"/>
+          </w:tcPr>
+          <w:p>
+            <w:pPr>
+              <w:pStyle w:val="Compact"/>
+              <w:jc w:val="left"/>
+            </w:pPr>
+            <w:r>
+              <w:rPr>
+                <w:color w:val="1A1A1A"/>
+                <w:sz w:val="19"/>
+              </w:rPr>
               <w:t xml:space="preserve">__________________________________________</w:t>
             </w:r>
           </w:p>
@@ -305,25 +514,37 @@
       </w:tr>
       <w:tr>
         <w:tc>
-          <w:tcPr/>
-          <w:p>
-            <w:pPr>
-              <w:pStyle w:val="Compact"/>
-              <w:jc w:val="left"/>
-            </w:pPr>
-            <w:r>
+          <w:tcPr>
+            <w:shd w:fill="FFFFFF" w:val="clear"/>
+          </w:tcPr>
+          <w:p>
+            <w:pPr>
+              <w:pStyle w:val="Compact"/>
+              <w:jc w:val="left"/>
+            </w:pPr>
+            <w:r>
+              <w:rPr>
+                <w:color w:val="1A1A1A"/>
+                <w:sz w:val="19"/>
+              </w:rPr>
               <w:t xml:space="preserve">Line Manager</w:t>
             </w:r>
           </w:p>
         </w:tc>
         <w:tc>
-          <w:tcPr/>
-          <w:p>
-            <w:pPr>
-              <w:pStyle w:val="Compact"/>
-              <w:jc w:val="left"/>
-            </w:pPr>
-            <w:r>
+          <w:tcPr>
+            <w:shd w:fill="FFFFFF" w:val="clear"/>
+          </w:tcPr>
+          <w:p>
+            <w:pPr>
+              <w:pStyle w:val="Compact"/>
+              <w:jc w:val="left"/>
+            </w:pPr>
+            <w:r>
+              <w:rPr>
+                <w:color w:val="1A1A1A"/>
+                <w:sz w:val="19"/>
+              </w:rPr>
               <w:t xml:space="preserve">__________________________________________</w:t>
             </w:r>
           </w:p>
@@ -341,9 +562,29 @@
     <w:bookmarkStart w:id="24" w:name="expense-travel-period"/>
     <w:p>
       <w:pPr>
+        <w:pBdr>
+          <w:top w:val="single" w:sz="18" w:space="1" w:color="F5A623"/>
+          <w:bottom w:val="single" w:sz="6" w:space="1" w:color="0099CC"/>
+        </w:pBdr>
+        <w:spacing w:before="200" w:after="200"/>
+      </w:pPr>
+    </w:p>
+    <w:p>
+      <w:pPr>
         <w:pStyle w:val="Heading2"/>
-      </w:pPr>
-      <w:r>
+        <w:rPr>
+          <w:color w:val="0099CC"/>
+        </w:rPr>
+        <w:pBdr>
+          <w:bottom w:val="single" w:sz="6" w:space="2" w:color="00BFFF"/>
+        </w:pBdr>
+      </w:pPr>
+      <w:r>
+        <w:rPr>
+          <w:b/>
+          <w:color w:val="0099CC"/>
+          <w:sz w:val="32"/>
+        </w:rPr>
         <w:t xml:space="preserve">EXPENSE / TRAVEL PERIOD</w:t>
       </w:r>
     </w:p>
@@ -353,6 +594,14 @@
         <w:tblW w:type="pct" w:w="5000"/>
         <w:tblLook w:firstRow="1" w:lastRow="0" w:firstColumn="0" w:lastColumn="0" w:noHBand="0" w:noVBand="0" w:val="0020"/>
         <w:jc w:val="start"/>
+        <w:tblBorders>
+          <w:top w:val="single" w:sz="4" w:space="0" w:color="B0D4E8"/>
+          <w:left w:val="single" w:sz="4" w:space="0" w:color="B0D4E8"/>
+          <w:bottom w:val="single" w:sz="4" w:space="0" w:color="B0D4E8"/>
+          <w:right w:val="single" w:sz="4" w:space="0" w:color="B0D4E8"/>
+          <w:insideH w:val="single" w:sz="4" w:space="0" w:color="B0D4E8"/>
+          <w:insideV w:val="single" w:sz="4" w:space="0" w:color="B0D4E8"/>
+        </w:tblBorders>
       </w:tblPr>
       <w:tblGrid>
         <w:gridCol w:w="3960"/>
@@ -363,25 +612,39 @@
           <w:tblHeader w:val="true"/>
         </w:trPr>
         <w:tc>
-          <w:tcPr/>
-          <w:p>
-            <w:pPr>
-              <w:pStyle w:val="Compact"/>
-              <w:jc w:val="left"/>
-            </w:pPr>
-            <w:r>
+          <w:tcPr>
+            <w:shd w:fill="0099CC" w:val="clear"/>
+          </w:tcPr>
+          <w:p>
+            <w:pPr>
+              <w:pStyle w:val="Compact"/>
+              <w:jc w:val="left"/>
+            </w:pPr>
+            <w:r>
+              <w:rPr>
+                <w:b/>
+                <w:color w:val="FFFFFF"/>
+                <w:sz w:val="20"/>
+              </w:rPr>
               <w:t xml:space="preserve">Field</w:t>
             </w:r>
           </w:p>
         </w:tc>
         <w:tc>
-          <w:tcPr/>
-          <w:p>
-            <w:pPr>
-              <w:pStyle w:val="Compact"/>
-              <w:jc w:val="left"/>
-            </w:pPr>
-            <w:r>
+          <w:tcPr>
+            <w:shd w:fill="0099CC" w:val="clear"/>
+          </w:tcPr>
+          <w:p>
+            <w:pPr>
+              <w:pStyle w:val="Compact"/>
+              <w:jc w:val="left"/>
+            </w:pPr>
+            <w:r>
+              <w:rPr>
+                <w:b/>
+                <w:color w:val="FFFFFF"/>
+                <w:sz w:val="20"/>
+              </w:rPr>
               <w:t xml:space="preserve">Details</w:t>
             </w:r>
           </w:p>
@@ -389,25 +652,37 @@
       </w:tr>
       <w:tr>
         <w:tc>
-          <w:tcPr/>
-          <w:p>
-            <w:pPr>
-              <w:pStyle w:val="Compact"/>
-              <w:jc w:val="left"/>
-            </w:pPr>
-            <w:r>
+          <w:tcPr>
+            <w:shd w:fill="FFFFFF" w:val="clear"/>
+          </w:tcPr>
+          <w:p>
+            <w:pPr>
+              <w:pStyle w:val="Compact"/>
+              <w:jc w:val="left"/>
+            </w:pPr>
+            <w:r>
+              <w:rPr>
+                <w:color w:val="1A1A1A"/>
+                <w:sz w:val="19"/>
+              </w:rPr>
               <w:t xml:space="preserve">Start Date</w:t>
             </w:r>
           </w:p>
         </w:tc>
         <w:tc>
-          <w:tcPr/>
-          <w:p>
-            <w:pPr>
-              <w:pStyle w:val="Compact"/>
-              <w:jc w:val="left"/>
-            </w:pPr>
-            <w:r>
+          <w:tcPr>
+            <w:shd w:fill="FFFFFF" w:val="clear"/>
+          </w:tcPr>
+          <w:p>
+            <w:pPr>
+              <w:pStyle w:val="Compact"/>
+              <w:jc w:val="left"/>
+            </w:pPr>
+            <w:r>
+              <w:rPr>
+                <w:color w:val="1A1A1A"/>
+                <w:sz w:val="19"/>
+              </w:rPr>
               <w:t xml:space="preserve">__________________________________________</w:t>
             </w:r>
           </w:p>
@@ -415,25 +690,37 @@
       </w:tr>
       <w:tr>
         <w:tc>
-          <w:tcPr/>
-          <w:p>
-            <w:pPr>
-              <w:pStyle w:val="Compact"/>
-              <w:jc w:val="left"/>
-            </w:pPr>
-            <w:r>
+          <w:tcPr>
+            <w:shd w:fill="E8F8FF" w:val="clear"/>
+          </w:tcPr>
+          <w:p>
+            <w:pPr>
+              <w:pStyle w:val="Compact"/>
+              <w:jc w:val="left"/>
+            </w:pPr>
+            <w:r>
+              <w:rPr>
+                <w:color w:val="1A1A1A"/>
+                <w:sz w:val="19"/>
+              </w:rPr>
               <w:t xml:space="preserve">End Date</w:t>
             </w:r>
           </w:p>
         </w:tc>
         <w:tc>
-          <w:tcPr/>
-          <w:p>
-            <w:pPr>
-              <w:pStyle w:val="Compact"/>
-              <w:jc w:val="left"/>
-            </w:pPr>
-            <w:r>
+          <w:tcPr>
+            <w:shd w:fill="E8F8FF" w:val="clear"/>
+          </w:tcPr>
+          <w:p>
+            <w:pPr>
+              <w:pStyle w:val="Compact"/>
+              <w:jc w:val="left"/>
+            </w:pPr>
+            <w:r>
+              <w:rPr>
+                <w:color w:val="1A1A1A"/>
+                <w:sz w:val="19"/>
+              </w:rPr>
               <w:t xml:space="preserve">__________________________________________</w:t>
             </w:r>
           </w:p>
@@ -441,25 +728,37 @@
       </w:tr>
       <w:tr>
         <w:tc>
-          <w:tcPr/>
-          <w:p>
-            <w:pPr>
-              <w:pStyle w:val="Compact"/>
-              <w:jc w:val="left"/>
-            </w:pPr>
-            <w:r>
+          <w:tcPr>
+            <w:shd w:fill="FFFFFF" w:val="clear"/>
+          </w:tcPr>
+          <w:p>
+            <w:pPr>
+              <w:pStyle w:val="Compact"/>
+              <w:jc w:val="left"/>
+            </w:pPr>
+            <w:r>
+              <w:rPr>
+                <w:color w:val="1A1A1A"/>
+                <w:sz w:val="19"/>
+              </w:rPr>
               <w:t xml:space="preserve">Total Number of Days</w:t>
             </w:r>
           </w:p>
         </w:tc>
         <w:tc>
-          <w:tcPr/>
-          <w:p>
-            <w:pPr>
-              <w:pStyle w:val="Compact"/>
-              <w:jc w:val="left"/>
-            </w:pPr>
-            <w:r>
+          <w:tcPr>
+            <w:shd w:fill="FFFFFF" w:val="clear"/>
+          </w:tcPr>
+          <w:p>
+            <w:pPr>
+              <w:pStyle w:val="Compact"/>
+              <w:jc w:val="left"/>
+            </w:pPr>
+            <w:r>
+              <w:rPr>
+                <w:color w:val="1A1A1A"/>
+                <w:sz w:val="19"/>
+              </w:rPr>
               <w:t xml:space="preserve">__________________________________________</w:t>
             </w:r>
           </w:p>
@@ -467,25 +766,37 @@
       </w:tr>
       <w:tr>
         <w:tc>
-          <w:tcPr/>
-          <w:p>
-            <w:pPr>
-              <w:pStyle w:val="Compact"/>
-              <w:jc w:val="left"/>
-            </w:pPr>
-            <w:r>
+          <w:tcPr>
+            <w:shd w:fill="E8F8FF" w:val="clear"/>
+          </w:tcPr>
+          <w:p>
+            <w:pPr>
+              <w:pStyle w:val="Compact"/>
+              <w:jc w:val="left"/>
+            </w:pPr>
+            <w:r>
+              <w:rPr>
+                <w:color w:val="1A1A1A"/>
+                <w:sz w:val="19"/>
+              </w:rPr>
               <w:t xml:space="preserve">Purpose of Travel / Expense</w:t>
             </w:r>
           </w:p>
         </w:tc>
         <w:tc>
-          <w:tcPr/>
-          <w:p>
-            <w:pPr>
-              <w:pStyle w:val="Compact"/>
-              <w:jc w:val="left"/>
-            </w:pPr>
-            <w:r>
+          <w:tcPr>
+            <w:shd w:fill="E8F8FF" w:val="clear"/>
+          </w:tcPr>
+          <w:p>
+            <w:pPr>
+              <w:pStyle w:val="Compact"/>
+              <w:jc w:val="left"/>
+            </w:pPr>
+            <w:r>
+              <w:rPr>
+                <w:color w:val="1A1A1A"/>
+                <w:sz w:val="19"/>
+              </w:rPr>
               <w:t xml:space="preserve">__________________________________________</w:t>
             </w:r>
           </w:p>
@@ -493,25 +804,37 @@
       </w:tr>
       <w:tr>
         <w:tc>
-          <w:tcPr/>
-          <w:p>
-            <w:pPr>
-              <w:pStyle w:val="Compact"/>
-              <w:jc w:val="left"/>
-            </w:pPr>
-            <w:r>
+          <w:tcPr>
+            <w:shd w:fill="FFFFFF" w:val="clear"/>
+          </w:tcPr>
+          <w:p>
+            <w:pPr>
+              <w:pStyle w:val="Compact"/>
+              <w:jc w:val="left"/>
+            </w:pPr>
+            <w:r>
+              <w:rPr>
+                <w:color w:val="1A1A1A"/>
+                <w:sz w:val="19"/>
+              </w:rPr>
               <w:t xml:space="preserve">Destination(s)</w:t>
             </w:r>
           </w:p>
         </w:tc>
         <w:tc>
-          <w:tcPr/>
-          <w:p>
-            <w:pPr>
-              <w:pStyle w:val="Compact"/>
-              <w:jc w:val="left"/>
-            </w:pPr>
-            <w:r>
+          <w:tcPr>
+            <w:shd w:fill="FFFFFF" w:val="clear"/>
+          </w:tcPr>
+          <w:p>
+            <w:pPr>
+              <w:pStyle w:val="Compact"/>
+              <w:jc w:val="left"/>
+            </w:pPr>
+            <w:r>
+              <w:rPr>
+                <w:color w:val="1A1A1A"/>
+                <w:sz w:val="19"/>
+              </w:rPr>
               <w:t xml:space="preserve">__________________________________________</w:t>
             </w:r>
           </w:p>
@@ -519,25 +842,37 @@
       </w:tr>
       <w:tr>
         <w:tc>
-          <w:tcPr/>
-          <w:p>
-            <w:pPr>
-              <w:pStyle w:val="Compact"/>
-              <w:jc w:val="left"/>
-            </w:pPr>
-            <w:r>
+          <w:tcPr>
+            <w:shd w:fill="E8F8FF" w:val="clear"/>
+          </w:tcPr>
+          <w:p>
+            <w:pPr>
+              <w:pStyle w:val="Compact"/>
+              <w:jc w:val="left"/>
+            </w:pPr>
+            <w:r>
+              <w:rPr>
+                <w:color w:val="1A1A1A"/>
+                <w:sz w:val="19"/>
+              </w:rPr>
               <w:t xml:space="preserve">Project / Client Reference</w:t>
             </w:r>
           </w:p>
         </w:tc>
         <w:tc>
-          <w:tcPr/>
-          <w:p>
-            <w:pPr>
-              <w:pStyle w:val="Compact"/>
-              <w:jc w:val="left"/>
-            </w:pPr>
-            <w:r>
+          <w:tcPr>
+            <w:shd w:fill="E8F8FF" w:val="clear"/>
+          </w:tcPr>
+          <w:p>
+            <w:pPr>
+              <w:pStyle w:val="Compact"/>
+              <w:jc w:val="left"/>
+            </w:pPr>
+            <w:r>
+              <w:rPr>
+                <w:color w:val="1A1A1A"/>
+                <w:sz w:val="19"/>
+              </w:rPr>
               <w:t xml:space="preserve">__________________________________________</w:t>
             </w:r>
           </w:p>
@@ -555,9 +890,29 @@
     <w:bookmarkStart w:id="25" w:name="pre-approval-information"/>
     <w:p>
       <w:pPr>
+        <w:pBdr>
+          <w:top w:val="single" w:sz="18" w:space="1" w:color="F5A623"/>
+          <w:bottom w:val="single" w:sz="6" w:space="1" w:color="0099CC"/>
+        </w:pBdr>
+        <w:spacing w:before="200" w:after="200"/>
+      </w:pPr>
+    </w:p>
+    <w:p>
+      <w:pPr>
         <w:pStyle w:val="Heading2"/>
-      </w:pPr>
-      <w:r>
+        <w:rPr>
+          <w:color w:val="0099CC"/>
+        </w:rPr>
+        <w:pBdr>
+          <w:bottom w:val="single" w:sz="6" w:space="2" w:color="00BFFF"/>
+        </w:pBdr>
+      </w:pPr>
+      <w:r>
+        <w:rPr>
+          <w:b/>
+          <w:color w:val="0099CC"/>
+          <w:sz w:val="32"/>
+        </w:rPr>
         <w:t xml:space="preserve">PRE-APPROVAL INFORMATION</w:t>
       </w:r>
     </w:p>
@@ -567,6 +922,14 @@
         <w:tblW w:type="pct" w:w="5000"/>
         <w:tblLook w:firstRow="1" w:lastRow="0" w:firstColumn="0" w:lastColumn="0" w:noHBand="0" w:noVBand="0" w:val="0020"/>
         <w:jc w:val="start"/>
+        <w:tblBorders>
+          <w:top w:val="single" w:sz="4" w:space="0" w:color="B0D4E8"/>
+          <w:left w:val="single" w:sz="4" w:space="0" w:color="B0D4E8"/>
+          <w:bottom w:val="single" w:sz="4" w:space="0" w:color="B0D4E8"/>
+          <w:right w:val="single" w:sz="4" w:space="0" w:color="B0D4E8"/>
+          <w:insideH w:val="single" w:sz="4" w:space="0" w:color="B0D4E8"/>
+          <w:insideV w:val="single" w:sz="4" w:space="0" w:color="B0D4E8"/>
+        </w:tblBorders>
       </w:tblPr>
       <w:tblGrid>
         <w:gridCol w:w="3960"/>
@@ -577,25 +940,39 @@
           <w:tblHeader w:val="true"/>
         </w:trPr>
         <w:tc>
-          <w:tcPr/>
-          <w:p>
-            <w:pPr>
-              <w:pStyle w:val="Compact"/>
-              <w:jc w:val="left"/>
-            </w:pPr>
-            <w:r>
+          <w:tcPr>
+            <w:shd w:fill="0099CC" w:val="clear"/>
+          </w:tcPr>
+          <w:p>
+            <w:pPr>
+              <w:pStyle w:val="Compact"/>
+              <w:jc w:val="left"/>
+            </w:pPr>
+            <w:r>
+              <w:rPr>
+                <w:b/>
+                <w:color w:val="FFFFFF"/>
+                <w:sz w:val="20"/>
+              </w:rPr>
               <w:t xml:space="preserve">Field</w:t>
             </w:r>
           </w:p>
         </w:tc>
         <w:tc>
-          <w:tcPr/>
-          <w:p>
-            <w:pPr>
-              <w:pStyle w:val="Compact"/>
-              <w:jc w:val="left"/>
-            </w:pPr>
-            <w:r>
+          <w:tcPr>
+            <w:shd w:fill="0099CC" w:val="clear"/>
+          </w:tcPr>
+          <w:p>
+            <w:pPr>
+              <w:pStyle w:val="Compact"/>
+              <w:jc w:val="left"/>
+            </w:pPr>
+            <w:r>
+              <w:rPr>
+                <w:b/>
+                <w:color w:val="FFFFFF"/>
+                <w:sz w:val="20"/>
+              </w:rPr>
               <w:t xml:space="preserve">Details</w:t>
             </w:r>
           </w:p>
@@ -603,25 +980,37 @@
       </w:tr>
       <w:tr>
         <w:tc>
-          <w:tcPr/>
-          <w:p>
-            <w:pPr>
-              <w:pStyle w:val="Compact"/>
-              <w:jc w:val="left"/>
-            </w:pPr>
-            <w:r>
+          <w:tcPr>
+            <w:shd w:fill="FFFFFF" w:val="clear"/>
+          </w:tcPr>
+          <w:p>
+            <w:pPr>
+              <w:pStyle w:val="Compact"/>
+              <w:jc w:val="left"/>
+            </w:pPr>
+            <w:r>
+              <w:rPr>
+                <w:color w:val="1A1A1A"/>
+                <w:sz w:val="19"/>
+              </w:rPr>
               <w:t xml:space="preserve">Travel / Expense Pre-Approved</w:t>
             </w:r>
           </w:p>
         </w:tc>
         <w:tc>
-          <w:tcPr/>
-          <w:p>
-            <w:pPr>
-              <w:pStyle w:val="Compact"/>
-              <w:jc w:val="left"/>
-            </w:pPr>
-            <w:r>
+          <w:tcPr>
+            <w:shd w:fill="FFFFFF" w:val="clear"/>
+          </w:tcPr>
+          <w:p>
+            <w:pPr>
+              <w:pStyle w:val="Compact"/>
+              <w:jc w:val="left"/>
+            </w:pPr>
+            <w:r>
+              <w:rPr>
+                <w:color w:val="1A1A1A"/>
+                <w:sz w:val="19"/>
+              </w:rPr>
               <w:t xml:space="preserve">Yes / No</w:t>
             </w:r>
           </w:p>
@@ -629,25 +1018,37 @@
       </w:tr>
       <w:tr>
         <w:tc>
-          <w:tcPr/>
-          <w:p>
-            <w:pPr>
-              <w:pStyle w:val="Compact"/>
-              <w:jc w:val="left"/>
-            </w:pPr>
-            <w:r>
+          <w:tcPr>
+            <w:shd w:fill="E8F8FF" w:val="clear"/>
+          </w:tcPr>
+          <w:p>
+            <w:pPr>
+              <w:pStyle w:val="Compact"/>
+              <w:jc w:val="left"/>
+            </w:pPr>
+            <w:r>
+              <w:rPr>
+                <w:color w:val="1A1A1A"/>
+                <w:sz w:val="19"/>
+              </w:rPr>
               <w:t xml:space="preserve">Pre-Approval Reference Number</w:t>
             </w:r>
           </w:p>
         </w:tc>
         <w:tc>
-          <w:tcPr/>
-          <w:p>
-            <w:pPr>
-              <w:pStyle w:val="Compact"/>
-              <w:jc w:val="left"/>
-            </w:pPr>
-            <w:r>
+          <w:tcPr>
+            <w:shd w:fill="E8F8FF" w:val="clear"/>
+          </w:tcPr>
+          <w:p>
+            <w:pPr>
+              <w:pStyle w:val="Compact"/>
+              <w:jc w:val="left"/>
+            </w:pPr>
+            <w:r>
+              <w:rPr>
+                <w:color w:val="1A1A1A"/>
+                <w:sz w:val="19"/>
+              </w:rPr>
               <w:t xml:space="preserve">__________________________________________</w:t>
             </w:r>
           </w:p>
@@ -655,25 +1056,37 @@
       </w:tr>
       <w:tr>
         <w:tc>
-          <w:tcPr/>
-          <w:p>
-            <w:pPr>
-              <w:pStyle w:val="Compact"/>
-              <w:jc w:val="left"/>
-            </w:pPr>
-            <w:r>
+          <w:tcPr>
+            <w:shd w:fill="FFFFFF" w:val="clear"/>
+          </w:tcPr>
+          <w:p>
+            <w:pPr>
+              <w:pStyle w:val="Compact"/>
+              <w:jc w:val="left"/>
+            </w:pPr>
+            <w:r>
+              <w:rPr>
+                <w:color w:val="1A1A1A"/>
+                <w:sz w:val="19"/>
+              </w:rPr>
               <w:t xml:space="preserve">Approved Budget (NGN)</w:t>
             </w:r>
           </w:p>
         </w:tc>
         <w:tc>
-          <w:tcPr/>
-          <w:p>
-            <w:pPr>
-              <w:pStyle w:val="Compact"/>
-              <w:jc w:val="left"/>
-            </w:pPr>
-            <w:r>
+          <w:tcPr>
+            <w:shd w:fill="FFFFFF" w:val="clear"/>
+          </w:tcPr>
+          <w:p>
+            <w:pPr>
+              <w:pStyle w:val="Compact"/>
+              <w:jc w:val="left"/>
+            </w:pPr>
+            <w:r>
+              <w:rPr>
+                <w:color w:val="1A1A1A"/>
+                <w:sz w:val="19"/>
+              </w:rPr>
               <w:t xml:space="preserve">__________________________________________</w:t>
             </w:r>
           </w:p>
@@ -681,25 +1094,37 @@
       </w:tr>
       <w:tr>
         <w:tc>
-          <w:tcPr/>
-          <w:p>
-            <w:pPr>
-              <w:pStyle w:val="Compact"/>
-              <w:jc w:val="left"/>
-            </w:pPr>
-            <w:r>
+          <w:tcPr>
+            <w:shd w:fill="E8F8FF" w:val="clear"/>
+          </w:tcPr>
+          <w:p>
+            <w:pPr>
+              <w:pStyle w:val="Compact"/>
+              <w:jc w:val="left"/>
+            </w:pPr>
+            <w:r>
+              <w:rPr>
+                <w:color w:val="1A1A1A"/>
+                <w:sz w:val="19"/>
+              </w:rPr>
               <w:t xml:space="preserve">Advance Received (NGN)</w:t>
             </w:r>
           </w:p>
         </w:tc>
         <w:tc>
-          <w:tcPr/>
-          <w:p>
-            <w:pPr>
-              <w:pStyle w:val="Compact"/>
-              <w:jc w:val="left"/>
-            </w:pPr>
-            <w:r>
+          <w:tcPr>
+            <w:shd w:fill="E8F8FF" w:val="clear"/>
+          </w:tcPr>
+          <w:p>
+            <w:pPr>
+              <w:pStyle w:val="Compact"/>
+              <w:jc w:val="left"/>
+            </w:pPr>
+            <w:r>
+              <w:rPr>
+                <w:color w:val="1A1A1A"/>
+                <w:sz w:val="19"/>
+              </w:rPr>
               <w:t xml:space="preserve">__________________________________________</w:t>
             </w:r>
           </w:p>
@@ -707,25 +1132,37 @@
       </w:tr>
       <w:tr>
         <w:tc>
-          <w:tcPr/>
-          <w:p>
-            <w:pPr>
-              <w:pStyle w:val="Compact"/>
-              <w:jc w:val="left"/>
-            </w:pPr>
-            <w:r>
+          <w:tcPr>
+            <w:shd w:fill="FFFFFF" w:val="clear"/>
+          </w:tcPr>
+          <w:p>
+            <w:pPr>
+              <w:pStyle w:val="Compact"/>
+              <w:jc w:val="left"/>
+            </w:pPr>
+            <w:r>
+              <w:rPr>
+                <w:color w:val="1A1A1A"/>
+                <w:sz w:val="19"/>
+              </w:rPr>
               <w:t xml:space="preserve">Advance Receipt Reference</w:t>
             </w:r>
           </w:p>
         </w:tc>
         <w:tc>
-          <w:tcPr/>
-          <w:p>
-            <w:pPr>
-              <w:pStyle w:val="Compact"/>
-              <w:jc w:val="left"/>
-            </w:pPr>
-            <w:r>
+          <w:tcPr>
+            <w:shd w:fill="FFFFFF" w:val="clear"/>
+          </w:tcPr>
+          <w:p>
+            <w:pPr>
+              <w:pStyle w:val="Compact"/>
+              <w:jc w:val="left"/>
+            </w:pPr>
+            <w:r>
+              <w:rPr>
+                <w:color w:val="1A1A1A"/>
+                <w:sz w:val="19"/>
+              </w:rPr>
               <w:t xml:space="preserve">__________________________________________</w:t>
             </w:r>
           </w:p>
@@ -743,9 +1180,29 @@
     <w:bookmarkStart w:id="26" w:name="itemized-expense-table"/>
     <w:p>
       <w:pPr>
+        <w:pBdr>
+          <w:top w:val="single" w:sz="18" w:space="1" w:color="F5A623"/>
+          <w:bottom w:val="single" w:sz="6" w:space="1" w:color="0099CC"/>
+        </w:pBdr>
+        <w:spacing w:before="200" w:after="200"/>
+      </w:pPr>
+    </w:p>
+    <w:p>
+      <w:pPr>
         <w:pStyle w:val="Heading2"/>
-      </w:pPr>
-      <w:r>
+        <w:rPr>
+          <w:color w:val="0099CC"/>
+        </w:rPr>
+        <w:pBdr>
+          <w:bottom w:val="single" w:sz="6" w:space="2" w:color="00BFFF"/>
+        </w:pBdr>
+      </w:pPr>
+      <w:r>
+        <w:rPr>
+          <w:b/>
+          <w:color w:val="0099CC"/>
+          <w:sz w:val="32"/>
+        </w:rPr>
         <w:t xml:space="preserve">ITEMIZED EXPENSE TABLE</w:t>
       </w:r>
     </w:p>
@@ -755,6 +1212,14 @@
         <w:tblW w:type="pct" w:w="5000"/>
         <w:tblLook w:firstRow="1" w:lastRow="0" w:firstColumn="0" w:lastColumn="0" w:noHBand="0" w:noVBand="0" w:val="0020"/>
         <w:jc w:val="start"/>
+        <w:tblBorders>
+          <w:top w:val="single" w:sz="4" w:space="0" w:color="B0D4E8"/>
+          <w:left w:val="single" w:sz="4" w:space="0" w:color="B0D4E8"/>
+          <w:bottom w:val="single" w:sz="4" w:space="0" w:color="B0D4E8"/>
+          <w:right w:val="single" w:sz="4" w:space="0" w:color="B0D4E8"/>
+          <w:insideH w:val="single" w:sz="4" w:space="0" w:color="B0D4E8"/>
+          <w:insideV w:val="single" w:sz="4" w:space="0" w:color="B0D4E8"/>
+        </w:tblBorders>
       </w:tblPr>
       <w:tblGrid>
         <w:gridCol w:w="1320"/>
@@ -769,73 +1234,115 @@
           <w:tblHeader w:val="true"/>
         </w:trPr>
         <w:tc>
-          <w:tcPr/>
-          <w:p>
-            <w:pPr>
-              <w:pStyle w:val="Compact"/>
-              <w:jc w:val="left"/>
-            </w:pPr>
-            <w:r>
+          <w:tcPr>
+            <w:shd w:fill="0099CC" w:val="clear"/>
+          </w:tcPr>
+          <w:p>
+            <w:pPr>
+              <w:pStyle w:val="Compact"/>
+              <w:jc w:val="left"/>
+            </w:pPr>
+            <w:r>
+              <w:rPr>
+                <w:b/>
+                <w:color w:val="FFFFFF"/>
+                <w:sz w:val="20"/>
+              </w:rPr>
               <w:t xml:space="preserve">S/N</w:t>
             </w:r>
           </w:p>
         </w:tc>
         <w:tc>
-          <w:tcPr/>
-          <w:p>
-            <w:pPr>
-              <w:pStyle w:val="Compact"/>
-              <w:jc w:val="left"/>
-            </w:pPr>
-            <w:r>
+          <w:tcPr>
+            <w:shd w:fill="0099CC" w:val="clear"/>
+          </w:tcPr>
+          <w:p>
+            <w:pPr>
+              <w:pStyle w:val="Compact"/>
+              <w:jc w:val="left"/>
+            </w:pPr>
+            <w:r>
+              <w:rPr>
+                <w:b/>
+                <w:color w:val="FFFFFF"/>
+                <w:sz w:val="20"/>
+              </w:rPr>
               <w:t xml:space="preserve">Date</w:t>
             </w:r>
           </w:p>
         </w:tc>
         <w:tc>
-          <w:tcPr/>
-          <w:p>
-            <w:pPr>
-              <w:pStyle w:val="Compact"/>
-              <w:jc w:val="left"/>
-            </w:pPr>
-            <w:r>
+          <w:tcPr>
+            <w:shd w:fill="0099CC" w:val="clear"/>
+          </w:tcPr>
+          <w:p>
+            <w:pPr>
+              <w:pStyle w:val="Compact"/>
+              <w:jc w:val="left"/>
+            </w:pPr>
+            <w:r>
+              <w:rPr>
+                <w:b/>
+                <w:color w:val="FFFFFF"/>
+                <w:sz w:val="20"/>
+              </w:rPr>
               <w:t xml:space="preserve">Description</w:t>
             </w:r>
           </w:p>
         </w:tc>
         <w:tc>
-          <w:tcPr/>
-          <w:p>
-            <w:pPr>
-              <w:pStyle w:val="Compact"/>
-              <w:jc w:val="left"/>
-            </w:pPr>
-            <w:r>
+          <w:tcPr>
+            <w:shd w:fill="0099CC" w:val="clear"/>
+          </w:tcPr>
+          <w:p>
+            <w:pPr>
+              <w:pStyle w:val="Compact"/>
+              <w:jc w:val="left"/>
+            </w:pPr>
+            <w:r>
+              <w:rPr>
+                <w:b/>
+                <w:color w:val="FFFFFF"/>
+                <w:sz w:val="20"/>
+              </w:rPr>
               <w:t xml:space="preserve">Category</w:t>
             </w:r>
           </w:p>
         </w:tc>
         <w:tc>
-          <w:tcPr/>
-          <w:p>
-            <w:pPr>
-              <w:pStyle w:val="Compact"/>
-              <w:jc w:val="left"/>
-            </w:pPr>
-            <w:r>
+          <w:tcPr>
+            <w:shd w:fill="0099CC" w:val="clear"/>
+          </w:tcPr>
+          <w:p>
+            <w:pPr>
+              <w:pStyle w:val="Compact"/>
+              <w:jc w:val="left"/>
+            </w:pPr>
+            <w:r>
+              <w:rPr>
+                <w:b/>
+                <w:color w:val="FFFFFF"/>
+                <w:sz w:val="20"/>
+              </w:rPr>
               <w:t xml:space="preserve">Amount (NGN)</w:t>
             </w:r>
           </w:p>
         </w:tc>
         <w:tc>
-          <w:tcPr/>
-          <w:p>
-            <w:pPr>
-              <w:pStyle w:val="Compact"/>
-              <w:jc w:val="left"/>
-            </w:pPr>
-            <w:r>
+          <w:tcPr>
+            <w:shd w:fill="0099CC" w:val="clear"/>
+          </w:tcPr>
+          <w:p>
+            <w:pPr>
+              <w:pStyle w:val="Compact"/>
+              <w:jc w:val="left"/>
+            </w:pPr>
+            <w:r>
+              <w:rPr>
+                <w:b/>
+                <w:color w:val="FFFFFF"/>
+                <w:sz w:val="20"/>
+              </w:rPr>
               <w:t xml:space="preserve">Receipt Attached (Y/N)</w:t>
             </w:r>
           </w:p>
@@ -843,807 +1350,1047 @@
       </w:tr>
       <w:tr>
         <w:tc>
-          <w:tcPr/>
-          <w:p>
-            <w:pPr>
-              <w:pStyle w:val="Compact"/>
-              <w:jc w:val="left"/>
-            </w:pPr>
-            <w:r>
+          <w:tcPr>
+            <w:shd w:fill="FFFFFF" w:val="clear"/>
+          </w:tcPr>
+          <w:p>
+            <w:pPr>
+              <w:pStyle w:val="Compact"/>
+              <w:jc w:val="left"/>
+            </w:pPr>
+            <w:r>
+              <w:rPr>
+                <w:color w:val="1A1A1A"/>
+                <w:sz w:val="19"/>
+              </w:rPr>
               <w:t xml:space="preserve">1</w:t>
             </w:r>
           </w:p>
         </w:tc>
         <w:tc>
-          <w:tcPr/>
-          <w:p>
-            <w:pPr>
-              <w:pStyle w:val="Compact"/>
-            </w:pPr>
-          </w:p>
-        </w:tc>
-        <w:tc>
-          <w:tcPr/>
-          <w:p>
-            <w:pPr>
-              <w:pStyle w:val="Compact"/>
-            </w:pPr>
-          </w:p>
-        </w:tc>
-        <w:tc>
-          <w:tcPr/>
-          <w:p>
-            <w:pPr>
-              <w:pStyle w:val="Compact"/>
-            </w:pPr>
-          </w:p>
-        </w:tc>
-        <w:tc>
-          <w:tcPr/>
-          <w:p>
-            <w:pPr>
-              <w:pStyle w:val="Compact"/>
-            </w:pPr>
-          </w:p>
-        </w:tc>
-        <w:tc>
-          <w:tcPr/>
-          <w:p>
-            <w:pPr>
-              <w:pStyle w:val="Compact"/>
-            </w:pPr>
-          </w:p>
-        </w:tc>
-      </w:tr>
-      <w:tr>
-        <w:tc>
-          <w:tcPr/>
-          <w:p>
-            <w:pPr>
-              <w:pStyle w:val="Compact"/>
-              <w:jc w:val="left"/>
-            </w:pPr>
-            <w:r>
+          <w:tcPr>
+            <w:shd w:fill="FFFFFF" w:val="clear"/>
+          </w:tcPr>
+          <w:p>
+            <w:pPr>
+              <w:pStyle w:val="Compact"/>
+            </w:pPr>
+          </w:p>
+        </w:tc>
+        <w:tc>
+          <w:tcPr>
+            <w:shd w:fill="FFFFFF" w:val="clear"/>
+          </w:tcPr>
+          <w:p>
+            <w:pPr>
+              <w:pStyle w:val="Compact"/>
+            </w:pPr>
+          </w:p>
+        </w:tc>
+        <w:tc>
+          <w:tcPr>
+            <w:shd w:fill="FFFFFF" w:val="clear"/>
+          </w:tcPr>
+          <w:p>
+            <w:pPr>
+              <w:pStyle w:val="Compact"/>
+            </w:pPr>
+          </w:p>
+        </w:tc>
+        <w:tc>
+          <w:tcPr>
+            <w:shd w:fill="FFFFFF" w:val="clear"/>
+          </w:tcPr>
+          <w:p>
+            <w:pPr>
+              <w:pStyle w:val="Compact"/>
+            </w:pPr>
+          </w:p>
+        </w:tc>
+        <w:tc>
+          <w:tcPr>
+            <w:shd w:fill="FFFFFF" w:val="clear"/>
+          </w:tcPr>
+          <w:p>
+            <w:pPr>
+              <w:pStyle w:val="Compact"/>
+            </w:pPr>
+          </w:p>
+        </w:tc>
+      </w:tr>
+      <w:tr>
+        <w:tc>
+          <w:tcPr>
+            <w:shd w:fill="E8F8FF" w:val="clear"/>
+          </w:tcPr>
+          <w:p>
+            <w:pPr>
+              <w:pStyle w:val="Compact"/>
+              <w:jc w:val="left"/>
+            </w:pPr>
+            <w:r>
+              <w:rPr>
+                <w:color w:val="1A1A1A"/>
+                <w:sz w:val="19"/>
+              </w:rPr>
               <w:t xml:space="preserve">2</w:t>
             </w:r>
           </w:p>
         </w:tc>
         <w:tc>
-          <w:tcPr/>
-          <w:p>
-            <w:pPr>
-              <w:pStyle w:val="Compact"/>
-            </w:pPr>
-          </w:p>
-        </w:tc>
-        <w:tc>
-          <w:tcPr/>
-          <w:p>
-            <w:pPr>
-              <w:pStyle w:val="Compact"/>
-            </w:pPr>
-          </w:p>
-        </w:tc>
-        <w:tc>
-          <w:tcPr/>
-          <w:p>
-            <w:pPr>
-              <w:pStyle w:val="Compact"/>
-            </w:pPr>
-          </w:p>
-        </w:tc>
-        <w:tc>
-          <w:tcPr/>
-          <w:p>
-            <w:pPr>
-              <w:pStyle w:val="Compact"/>
-            </w:pPr>
-          </w:p>
-        </w:tc>
-        <w:tc>
-          <w:tcPr/>
-          <w:p>
-            <w:pPr>
-              <w:pStyle w:val="Compact"/>
-            </w:pPr>
-          </w:p>
-        </w:tc>
-      </w:tr>
-      <w:tr>
-        <w:tc>
-          <w:tcPr/>
-          <w:p>
-            <w:pPr>
-              <w:pStyle w:val="Compact"/>
-              <w:jc w:val="left"/>
-            </w:pPr>
-            <w:r>
+          <w:tcPr>
+            <w:shd w:fill="E8F8FF" w:val="clear"/>
+          </w:tcPr>
+          <w:p>
+            <w:pPr>
+              <w:pStyle w:val="Compact"/>
+            </w:pPr>
+          </w:p>
+        </w:tc>
+        <w:tc>
+          <w:tcPr>
+            <w:shd w:fill="E8F8FF" w:val="clear"/>
+          </w:tcPr>
+          <w:p>
+            <w:pPr>
+              <w:pStyle w:val="Compact"/>
+            </w:pPr>
+          </w:p>
+        </w:tc>
+        <w:tc>
+          <w:tcPr>
+            <w:shd w:fill="E8F8FF" w:val="clear"/>
+          </w:tcPr>
+          <w:p>
+            <w:pPr>
+              <w:pStyle w:val="Compact"/>
+            </w:pPr>
+          </w:p>
+        </w:tc>
+        <w:tc>
+          <w:tcPr>
+            <w:shd w:fill="E8F8FF" w:val="clear"/>
+          </w:tcPr>
+          <w:p>
+            <w:pPr>
+              <w:pStyle w:val="Compact"/>
+            </w:pPr>
+          </w:p>
+        </w:tc>
+        <w:tc>
+          <w:tcPr>
+            <w:shd w:fill="E8F8FF" w:val="clear"/>
+          </w:tcPr>
+          <w:p>
+            <w:pPr>
+              <w:pStyle w:val="Compact"/>
+            </w:pPr>
+          </w:p>
+        </w:tc>
+      </w:tr>
+      <w:tr>
+        <w:tc>
+          <w:tcPr>
+            <w:shd w:fill="FFFFFF" w:val="clear"/>
+          </w:tcPr>
+          <w:p>
+            <w:pPr>
+              <w:pStyle w:val="Compact"/>
+              <w:jc w:val="left"/>
+            </w:pPr>
+            <w:r>
+              <w:rPr>
+                <w:color w:val="1A1A1A"/>
+                <w:sz w:val="19"/>
+              </w:rPr>
               <w:t xml:space="preserve">3</w:t>
             </w:r>
           </w:p>
         </w:tc>
         <w:tc>
-          <w:tcPr/>
-          <w:p>
-            <w:pPr>
-              <w:pStyle w:val="Compact"/>
-            </w:pPr>
-          </w:p>
-        </w:tc>
-        <w:tc>
-          <w:tcPr/>
-          <w:p>
-            <w:pPr>
-              <w:pStyle w:val="Compact"/>
-            </w:pPr>
-          </w:p>
-        </w:tc>
-        <w:tc>
-          <w:tcPr/>
-          <w:p>
-            <w:pPr>
-              <w:pStyle w:val="Compact"/>
-            </w:pPr>
-          </w:p>
-        </w:tc>
-        <w:tc>
-          <w:tcPr/>
-          <w:p>
-            <w:pPr>
-              <w:pStyle w:val="Compact"/>
-            </w:pPr>
-          </w:p>
-        </w:tc>
-        <w:tc>
-          <w:tcPr/>
-          <w:p>
-            <w:pPr>
-              <w:pStyle w:val="Compact"/>
-            </w:pPr>
-          </w:p>
-        </w:tc>
-      </w:tr>
-      <w:tr>
-        <w:tc>
-          <w:tcPr/>
-          <w:p>
-            <w:pPr>
-              <w:pStyle w:val="Compact"/>
-              <w:jc w:val="left"/>
-            </w:pPr>
-            <w:r>
+          <w:tcPr>
+            <w:shd w:fill="FFFFFF" w:val="clear"/>
+          </w:tcPr>
+          <w:p>
+            <w:pPr>
+              <w:pStyle w:val="Compact"/>
+            </w:pPr>
+          </w:p>
+        </w:tc>
+        <w:tc>
+          <w:tcPr>
+            <w:shd w:fill="FFFFFF" w:val="clear"/>
+          </w:tcPr>
+          <w:p>
+            <w:pPr>
+              <w:pStyle w:val="Compact"/>
+            </w:pPr>
+          </w:p>
+        </w:tc>
+        <w:tc>
+          <w:tcPr>
+            <w:shd w:fill="FFFFFF" w:val="clear"/>
+          </w:tcPr>
+          <w:p>
+            <w:pPr>
+              <w:pStyle w:val="Compact"/>
+            </w:pPr>
+          </w:p>
+        </w:tc>
+        <w:tc>
+          <w:tcPr>
+            <w:shd w:fill="FFFFFF" w:val="clear"/>
+          </w:tcPr>
+          <w:p>
+            <w:pPr>
+              <w:pStyle w:val="Compact"/>
+            </w:pPr>
+          </w:p>
+        </w:tc>
+        <w:tc>
+          <w:tcPr>
+            <w:shd w:fill="FFFFFF" w:val="clear"/>
+          </w:tcPr>
+          <w:p>
+            <w:pPr>
+              <w:pStyle w:val="Compact"/>
+            </w:pPr>
+          </w:p>
+        </w:tc>
+      </w:tr>
+      <w:tr>
+        <w:tc>
+          <w:tcPr>
+            <w:shd w:fill="E8F8FF" w:val="clear"/>
+          </w:tcPr>
+          <w:p>
+            <w:pPr>
+              <w:pStyle w:val="Compact"/>
+              <w:jc w:val="left"/>
+            </w:pPr>
+            <w:r>
+              <w:rPr>
+                <w:color w:val="1A1A1A"/>
+                <w:sz w:val="19"/>
+              </w:rPr>
               <w:t xml:space="preserve">4</w:t>
             </w:r>
           </w:p>
         </w:tc>
         <w:tc>
-          <w:tcPr/>
-          <w:p>
-            <w:pPr>
-              <w:pStyle w:val="Compact"/>
-            </w:pPr>
-          </w:p>
-        </w:tc>
-        <w:tc>
-          <w:tcPr/>
-          <w:p>
-            <w:pPr>
-              <w:pStyle w:val="Compact"/>
-            </w:pPr>
-          </w:p>
-        </w:tc>
-        <w:tc>
-          <w:tcPr/>
-          <w:p>
-            <w:pPr>
-              <w:pStyle w:val="Compact"/>
-            </w:pPr>
-          </w:p>
-        </w:tc>
-        <w:tc>
-          <w:tcPr/>
-          <w:p>
-            <w:pPr>
-              <w:pStyle w:val="Compact"/>
-            </w:pPr>
-          </w:p>
-        </w:tc>
-        <w:tc>
-          <w:tcPr/>
-          <w:p>
-            <w:pPr>
-              <w:pStyle w:val="Compact"/>
-            </w:pPr>
-          </w:p>
-        </w:tc>
-      </w:tr>
-      <w:tr>
-        <w:tc>
-          <w:tcPr/>
-          <w:p>
-            <w:pPr>
-              <w:pStyle w:val="Compact"/>
-              <w:jc w:val="left"/>
-            </w:pPr>
-            <w:r>
+          <w:tcPr>
+            <w:shd w:fill="E8F8FF" w:val="clear"/>
+          </w:tcPr>
+          <w:p>
+            <w:pPr>
+              <w:pStyle w:val="Compact"/>
+            </w:pPr>
+          </w:p>
+        </w:tc>
+        <w:tc>
+          <w:tcPr>
+            <w:shd w:fill="E8F8FF" w:val="clear"/>
+          </w:tcPr>
+          <w:p>
+            <w:pPr>
+              <w:pStyle w:val="Compact"/>
+            </w:pPr>
+          </w:p>
+        </w:tc>
+        <w:tc>
+          <w:tcPr>
+            <w:shd w:fill="E8F8FF" w:val="clear"/>
+          </w:tcPr>
+          <w:p>
+            <w:pPr>
+              <w:pStyle w:val="Compact"/>
+            </w:pPr>
+          </w:p>
+        </w:tc>
+        <w:tc>
+          <w:tcPr>
+            <w:shd w:fill="E8F8FF" w:val="clear"/>
+          </w:tcPr>
+          <w:p>
+            <w:pPr>
+              <w:pStyle w:val="Compact"/>
+            </w:pPr>
+          </w:p>
+        </w:tc>
+        <w:tc>
+          <w:tcPr>
+            <w:shd w:fill="E8F8FF" w:val="clear"/>
+          </w:tcPr>
+          <w:p>
+            <w:pPr>
+              <w:pStyle w:val="Compact"/>
+            </w:pPr>
+          </w:p>
+        </w:tc>
+      </w:tr>
+      <w:tr>
+        <w:tc>
+          <w:tcPr>
+            <w:shd w:fill="FFFFFF" w:val="clear"/>
+          </w:tcPr>
+          <w:p>
+            <w:pPr>
+              <w:pStyle w:val="Compact"/>
+              <w:jc w:val="left"/>
+            </w:pPr>
+            <w:r>
+              <w:rPr>
+                <w:color w:val="1A1A1A"/>
+                <w:sz w:val="19"/>
+              </w:rPr>
               <w:t xml:space="preserve">5</w:t>
             </w:r>
           </w:p>
         </w:tc>
         <w:tc>
-          <w:tcPr/>
-          <w:p>
-            <w:pPr>
-              <w:pStyle w:val="Compact"/>
-            </w:pPr>
-          </w:p>
-        </w:tc>
-        <w:tc>
-          <w:tcPr/>
-          <w:p>
-            <w:pPr>
-              <w:pStyle w:val="Compact"/>
-            </w:pPr>
-          </w:p>
-        </w:tc>
-        <w:tc>
-          <w:tcPr/>
-          <w:p>
-            <w:pPr>
-              <w:pStyle w:val="Compact"/>
-            </w:pPr>
-          </w:p>
-        </w:tc>
-        <w:tc>
-          <w:tcPr/>
-          <w:p>
-            <w:pPr>
-              <w:pStyle w:val="Compact"/>
-            </w:pPr>
-          </w:p>
-        </w:tc>
-        <w:tc>
-          <w:tcPr/>
-          <w:p>
-            <w:pPr>
-              <w:pStyle w:val="Compact"/>
-            </w:pPr>
-          </w:p>
-        </w:tc>
-      </w:tr>
-      <w:tr>
-        <w:tc>
-          <w:tcPr/>
-          <w:p>
-            <w:pPr>
-              <w:pStyle w:val="Compact"/>
-              <w:jc w:val="left"/>
-            </w:pPr>
-            <w:r>
+          <w:tcPr>
+            <w:shd w:fill="FFFFFF" w:val="clear"/>
+          </w:tcPr>
+          <w:p>
+            <w:pPr>
+              <w:pStyle w:val="Compact"/>
+            </w:pPr>
+          </w:p>
+        </w:tc>
+        <w:tc>
+          <w:tcPr>
+            <w:shd w:fill="FFFFFF" w:val="clear"/>
+          </w:tcPr>
+          <w:p>
+            <w:pPr>
+              <w:pStyle w:val="Compact"/>
+            </w:pPr>
+          </w:p>
+        </w:tc>
+        <w:tc>
+          <w:tcPr>
+            <w:shd w:fill="FFFFFF" w:val="clear"/>
+          </w:tcPr>
+          <w:p>
+            <w:pPr>
+              <w:pStyle w:val="Compact"/>
+            </w:pPr>
+          </w:p>
+        </w:tc>
+        <w:tc>
+          <w:tcPr>
+            <w:shd w:fill="FFFFFF" w:val="clear"/>
+          </w:tcPr>
+          <w:p>
+            <w:pPr>
+              <w:pStyle w:val="Compact"/>
+            </w:pPr>
+          </w:p>
+        </w:tc>
+        <w:tc>
+          <w:tcPr>
+            <w:shd w:fill="FFFFFF" w:val="clear"/>
+          </w:tcPr>
+          <w:p>
+            <w:pPr>
+              <w:pStyle w:val="Compact"/>
+            </w:pPr>
+          </w:p>
+        </w:tc>
+      </w:tr>
+      <w:tr>
+        <w:tc>
+          <w:tcPr>
+            <w:shd w:fill="E8F8FF" w:val="clear"/>
+          </w:tcPr>
+          <w:p>
+            <w:pPr>
+              <w:pStyle w:val="Compact"/>
+              <w:jc w:val="left"/>
+            </w:pPr>
+            <w:r>
+              <w:rPr>
+                <w:color w:val="1A1A1A"/>
+                <w:sz w:val="19"/>
+              </w:rPr>
               <w:t xml:space="preserve">6</w:t>
             </w:r>
           </w:p>
         </w:tc>
         <w:tc>
-          <w:tcPr/>
-          <w:p>
-            <w:pPr>
-              <w:pStyle w:val="Compact"/>
-            </w:pPr>
-          </w:p>
-        </w:tc>
-        <w:tc>
-          <w:tcPr/>
-          <w:p>
-            <w:pPr>
-              <w:pStyle w:val="Compact"/>
-            </w:pPr>
-          </w:p>
-        </w:tc>
-        <w:tc>
-          <w:tcPr/>
-          <w:p>
-            <w:pPr>
-              <w:pStyle w:val="Compact"/>
-            </w:pPr>
-          </w:p>
-        </w:tc>
-        <w:tc>
-          <w:tcPr/>
-          <w:p>
-            <w:pPr>
-              <w:pStyle w:val="Compact"/>
-            </w:pPr>
-          </w:p>
-        </w:tc>
-        <w:tc>
-          <w:tcPr/>
-          <w:p>
-            <w:pPr>
-              <w:pStyle w:val="Compact"/>
-            </w:pPr>
-          </w:p>
-        </w:tc>
-      </w:tr>
-      <w:tr>
-        <w:tc>
-          <w:tcPr/>
-          <w:p>
-            <w:pPr>
-              <w:pStyle w:val="Compact"/>
-              <w:jc w:val="left"/>
-            </w:pPr>
-            <w:r>
+          <w:tcPr>
+            <w:shd w:fill="E8F8FF" w:val="clear"/>
+          </w:tcPr>
+          <w:p>
+            <w:pPr>
+              <w:pStyle w:val="Compact"/>
+            </w:pPr>
+          </w:p>
+        </w:tc>
+        <w:tc>
+          <w:tcPr>
+            <w:shd w:fill="E8F8FF" w:val="clear"/>
+          </w:tcPr>
+          <w:p>
+            <w:pPr>
+              <w:pStyle w:val="Compact"/>
+            </w:pPr>
+          </w:p>
+        </w:tc>
+        <w:tc>
+          <w:tcPr>
+            <w:shd w:fill="E8F8FF" w:val="clear"/>
+          </w:tcPr>
+          <w:p>
+            <w:pPr>
+              <w:pStyle w:val="Compact"/>
+            </w:pPr>
+          </w:p>
+        </w:tc>
+        <w:tc>
+          <w:tcPr>
+            <w:shd w:fill="E8F8FF" w:val="clear"/>
+          </w:tcPr>
+          <w:p>
+            <w:pPr>
+              <w:pStyle w:val="Compact"/>
+            </w:pPr>
+          </w:p>
+        </w:tc>
+        <w:tc>
+          <w:tcPr>
+            <w:shd w:fill="E8F8FF" w:val="clear"/>
+          </w:tcPr>
+          <w:p>
+            <w:pPr>
+              <w:pStyle w:val="Compact"/>
+            </w:pPr>
+          </w:p>
+        </w:tc>
+      </w:tr>
+      <w:tr>
+        <w:tc>
+          <w:tcPr>
+            <w:shd w:fill="FFFFFF" w:val="clear"/>
+          </w:tcPr>
+          <w:p>
+            <w:pPr>
+              <w:pStyle w:val="Compact"/>
+              <w:jc w:val="left"/>
+            </w:pPr>
+            <w:r>
+              <w:rPr>
+                <w:color w:val="1A1A1A"/>
+                <w:sz w:val="19"/>
+              </w:rPr>
               <w:t xml:space="preserve">7</w:t>
             </w:r>
           </w:p>
         </w:tc>
         <w:tc>
-          <w:tcPr/>
-          <w:p>
-            <w:pPr>
-              <w:pStyle w:val="Compact"/>
-            </w:pPr>
-          </w:p>
-        </w:tc>
-        <w:tc>
-          <w:tcPr/>
-          <w:p>
-            <w:pPr>
-              <w:pStyle w:val="Compact"/>
-            </w:pPr>
-          </w:p>
-        </w:tc>
-        <w:tc>
-          <w:tcPr/>
-          <w:p>
-            <w:pPr>
-              <w:pStyle w:val="Compact"/>
-            </w:pPr>
-          </w:p>
-        </w:tc>
-        <w:tc>
-          <w:tcPr/>
-          <w:p>
-            <w:pPr>
-              <w:pStyle w:val="Compact"/>
-            </w:pPr>
-          </w:p>
-        </w:tc>
-        <w:tc>
-          <w:tcPr/>
-          <w:p>
-            <w:pPr>
-              <w:pStyle w:val="Compact"/>
-            </w:pPr>
-          </w:p>
-        </w:tc>
-      </w:tr>
-      <w:tr>
-        <w:tc>
-          <w:tcPr/>
-          <w:p>
-            <w:pPr>
-              <w:pStyle w:val="Compact"/>
-              <w:jc w:val="left"/>
-            </w:pPr>
-            <w:r>
+          <w:tcPr>
+            <w:shd w:fill="FFFFFF" w:val="clear"/>
+          </w:tcPr>
+          <w:p>
+            <w:pPr>
+              <w:pStyle w:val="Compact"/>
+            </w:pPr>
+          </w:p>
+        </w:tc>
+        <w:tc>
+          <w:tcPr>
+            <w:shd w:fill="FFFFFF" w:val="clear"/>
+          </w:tcPr>
+          <w:p>
+            <w:pPr>
+              <w:pStyle w:val="Compact"/>
+            </w:pPr>
+          </w:p>
+        </w:tc>
+        <w:tc>
+          <w:tcPr>
+            <w:shd w:fill="FFFFFF" w:val="clear"/>
+          </w:tcPr>
+          <w:p>
+            <w:pPr>
+              <w:pStyle w:val="Compact"/>
+            </w:pPr>
+          </w:p>
+        </w:tc>
+        <w:tc>
+          <w:tcPr>
+            <w:shd w:fill="FFFFFF" w:val="clear"/>
+          </w:tcPr>
+          <w:p>
+            <w:pPr>
+              <w:pStyle w:val="Compact"/>
+            </w:pPr>
+          </w:p>
+        </w:tc>
+        <w:tc>
+          <w:tcPr>
+            <w:shd w:fill="FFFFFF" w:val="clear"/>
+          </w:tcPr>
+          <w:p>
+            <w:pPr>
+              <w:pStyle w:val="Compact"/>
+            </w:pPr>
+          </w:p>
+        </w:tc>
+      </w:tr>
+      <w:tr>
+        <w:tc>
+          <w:tcPr>
+            <w:shd w:fill="E8F8FF" w:val="clear"/>
+          </w:tcPr>
+          <w:p>
+            <w:pPr>
+              <w:pStyle w:val="Compact"/>
+              <w:jc w:val="left"/>
+            </w:pPr>
+            <w:r>
+              <w:rPr>
+                <w:color w:val="1A1A1A"/>
+                <w:sz w:val="19"/>
+              </w:rPr>
               <w:t xml:space="preserve">8</w:t>
             </w:r>
           </w:p>
         </w:tc>
         <w:tc>
-          <w:tcPr/>
-          <w:p>
-            <w:pPr>
-              <w:pStyle w:val="Compact"/>
-            </w:pPr>
-          </w:p>
-        </w:tc>
-        <w:tc>
-          <w:tcPr/>
-          <w:p>
-            <w:pPr>
-              <w:pStyle w:val="Compact"/>
-            </w:pPr>
-          </w:p>
-        </w:tc>
-        <w:tc>
-          <w:tcPr/>
-          <w:p>
-            <w:pPr>
-              <w:pStyle w:val="Compact"/>
-            </w:pPr>
-          </w:p>
-        </w:tc>
-        <w:tc>
-          <w:tcPr/>
-          <w:p>
-            <w:pPr>
-              <w:pStyle w:val="Compact"/>
-            </w:pPr>
-          </w:p>
-        </w:tc>
-        <w:tc>
-          <w:tcPr/>
-          <w:p>
-            <w:pPr>
-              <w:pStyle w:val="Compact"/>
-            </w:pPr>
-          </w:p>
-        </w:tc>
-      </w:tr>
-      <w:tr>
-        <w:tc>
-          <w:tcPr/>
-          <w:p>
-            <w:pPr>
-              <w:pStyle w:val="Compact"/>
-              <w:jc w:val="left"/>
-            </w:pPr>
-            <w:r>
+          <w:tcPr>
+            <w:shd w:fill="E8F8FF" w:val="clear"/>
+          </w:tcPr>
+          <w:p>
+            <w:pPr>
+              <w:pStyle w:val="Compact"/>
+            </w:pPr>
+          </w:p>
+        </w:tc>
+        <w:tc>
+          <w:tcPr>
+            <w:shd w:fill="E8F8FF" w:val="clear"/>
+          </w:tcPr>
+          <w:p>
+            <w:pPr>
+              <w:pStyle w:val="Compact"/>
+            </w:pPr>
+          </w:p>
+        </w:tc>
+        <w:tc>
+          <w:tcPr>
+            <w:shd w:fill="E8F8FF" w:val="clear"/>
+          </w:tcPr>
+          <w:p>
+            <w:pPr>
+              <w:pStyle w:val="Compact"/>
+            </w:pPr>
+          </w:p>
+        </w:tc>
+        <w:tc>
+          <w:tcPr>
+            <w:shd w:fill="E8F8FF" w:val="clear"/>
+          </w:tcPr>
+          <w:p>
+            <w:pPr>
+              <w:pStyle w:val="Compact"/>
+            </w:pPr>
+          </w:p>
+        </w:tc>
+        <w:tc>
+          <w:tcPr>
+            <w:shd w:fill="E8F8FF" w:val="clear"/>
+          </w:tcPr>
+          <w:p>
+            <w:pPr>
+              <w:pStyle w:val="Compact"/>
+            </w:pPr>
+          </w:p>
+        </w:tc>
+      </w:tr>
+      <w:tr>
+        <w:tc>
+          <w:tcPr>
+            <w:shd w:fill="FFFFFF" w:val="clear"/>
+          </w:tcPr>
+          <w:p>
+            <w:pPr>
+              <w:pStyle w:val="Compact"/>
+              <w:jc w:val="left"/>
+            </w:pPr>
+            <w:r>
+              <w:rPr>
+                <w:color w:val="1A1A1A"/>
+                <w:sz w:val="19"/>
+              </w:rPr>
               <w:t xml:space="preserve">9</w:t>
             </w:r>
           </w:p>
         </w:tc>
         <w:tc>
-          <w:tcPr/>
-          <w:p>
-            <w:pPr>
-              <w:pStyle w:val="Compact"/>
-            </w:pPr>
-          </w:p>
-        </w:tc>
-        <w:tc>
-          <w:tcPr/>
-          <w:p>
-            <w:pPr>
-              <w:pStyle w:val="Compact"/>
-            </w:pPr>
-          </w:p>
-        </w:tc>
-        <w:tc>
-          <w:tcPr/>
-          <w:p>
-            <w:pPr>
-              <w:pStyle w:val="Compact"/>
-            </w:pPr>
-          </w:p>
-        </w:tc>
-        <w:tc>
-          <w:tcPr/>
-          <w:p>
-            <w:pPr>
-              <w:pStyle w:val="Compact"/>
-            </w:pPr>
-          </w:p>
-        </w:tc>
-        <w:tc>
-          <w:tcPr/>
-          <w:p>
-            <w:pPr>
-              <w:pStyle w:val="Compact"/>
-            </w:pPr>
-          </w:p>
-        </w:tc>
-      </w:tr>
-      <w:tr>
-        <w:tc>
-          <w:tcPr/>
-          <w:p>
-            <w:pPr>
-              <w:pStyle w:val="Compact"/>
-              <w:jc w:val="left"/>
-            </w:pPr>
-            <w:r>
+          <w:tcPr>
+            <w:shd w:fill="FFFFFF" w:val="clear"/>
+          </w:tcPr>
+          <w:p>
+            <w:pPr>
+              <w:pStyle w:val="Compact"/>
+            </w:pPr>
+          </w:p>
+        </w:tc>
+        <w:tc>
+          <w:tcPr>
+            <w:shd w:fill="FFFFFF" w:val="clear"/>
+          </w:tcPr>
+          <w:p>
+            <w:pPr>
+              <w:pStyle w:val="Compact"/>
+            </w:pPr>
+          </w:p>
+        </w:tc>
+        <w:tc>
+          <w:tcPr>
+            <w:shd w:fill="FFFFFF" w:val="clear"/>
+          </w:tcPr>
+          <w:p>
+            <w:pPr>
+              <w:pStyle w:val="Compact"/>
+            </w:pPr>
+          </w:p>
+        </w:tc>
+        <w:tc>
+          <w:tcPr>
+            <w:shd w:fill="FFFFFF" w:val="clear"/>
+          </w:tcPr>
+          <w:p>
+            <w:pPr>
+              <w:pStyle w:val="Compact"/>
+            </w:pPr>
+          </w:p>
+        </w:tc>
+        <w:tc>
+          <w:tcPr>
+            <w:shd w:fill="FFFFFF" w:val="clear"/>
+          </w:tcPr>
+          <w:p>
+            <w:pPr>
+              <w:pStyle w:val="Compact"/>
+            </w:pPr>
+          </w:p>
+        </w:tc>
+      </w:tr>
+      <w:tr>
+        <w:tc>
+          <w:tcPr>
+            <w:shd w:fill="E8F8FF" w:val="clear"/>
+          </w:tcPr>
+          <w:p>
+            <w:pPr>
+              <w:pStyle w:val="Compact"/>
+              <w:jc w:val="left"/>
+            </w:pPr>
+            <w:r>
+              <w:rPr>
+                <w:color w:val="1A1A1A"/>
+                <w:sz w:val="19"/>
+              </w:rPr>
               <w:t xml:space="preserve">10</w:t>
             </w:r>
           </w:p>
         </w:tc>
         <w:tc>
-          <w:tcPr/>
-          <w:p>
-            <w:pPr>
-              <w:pStyle w:val="Compact"/>
-            </w:pPr>
-          </w:p>
-        </w:tc>
-        <w:tc>
-          <w:tcPr/>
-          <w:p>
-            <w:pPr>
-              <w:pStyle w:val="Compact"/>
-            </w:pPr>
-          </w:p>
-        </w:tc>
-        <w:tc>
-          <w:tcPr/>
-          <w:p>
-            <w:pPr>
-              <w:pStyle w:val="Compact"/>
-            </w:pPr>
-          </w:p>
-        </w:tc>
-        <w:tc>
-          <w:tcPr/>
-          <w:p>
-            <w:pPr>
-              <w:pStyle w:val="Compact"/>
-            </w:pPr>
-          </w:p>
-        </w:tc>
-        <w:tc>
-          <w:tcPr/>
-          <w:p>
-            <w:pPr>
-              <w:pStyle w:val="Compact"/>
-            </w:pPr>
-          </w:p>
-        </w:tc>
-      </w:tr>
-      <w:tr>
-        <w:tc>
-          <w:tcPr/>
-          <w:p>
-            <w:pPr>
-              <w:pStyle w:val="Compact"/>
-              <w:jc w:val="left"/>
-            </w:pPr>
-            <w:r>
+          <w:tcPr>
+            <w:shd w:fill="E8F8FF" w:val="clear"/>
+          </w:tcPr>
+          <w:p>
+            <w:pPr>
+              <w:pStyle w:val="Compact"/>
+            </w:pPr>
+          </w:p>
+        </w:tc>
+        <w:tc>
+          <w:tcPr>
+            <w:shd w:fill="E8F8FF" w:val="clear"/>
+          </w:tcPr>
+          <w:p>
+            <w:pPr>
+              <w:pStyle w:val="Compact"/>
+            </w:pPr>
+          </w:p>
+        </w:tc>
+        <w:tc>
+          <w:tcPr>
+            <w:shd w:fill="E8F8FF" w:val="clear"/>
+          </w:tcPr>
+          <w:p>
+            <w:pPr>
+              <w:pStyle w:val="Compact"/>
+            </w:pPr>
+          </w:p>
+        </w:tc>
+        <w:tc>
+          <w:tcPr>
+            <w:shd w:fill="E8F8FF" w:val="clear"/>
+          </w:tcPr>
+          <w:p>
+            <w:pPr>
+              <w:pStyle w:val="Compact"/>
+            </w:pPr>
+          </w:p>
+        </w:tc>
+        <w:tc>
+          <w:tcPr>
+            <w:shd w:fill="E8F8FF" w:val="clear"/>
+          </w:tcPr>
+          <w:p>
+            <w:pPr>
+              <w:pStyle w:val="Compact"/>
+            </w:pPr>
+          </w:p>
+        </w:tc>
+      </w:tr>
+      <w:tr>
+        <w:tc>
+          <w:tcPr>
+            <w:shd w:fill="FFFFFF" w:val="clear"/>
+          </w:tcPr>
+          <w:p>
+            <w:pPr>
+              <w:pStyle w:val="Compact"/>
+              <w:jc w:val="left"/>
+            </w:pPr>
+            <w:r>
+              <w:rPr>
+                <w:color w:val="1A1A1A"/>
+                <w:sz w:val="19"/>
+              </w:rPr>
               <w:t xml:space="preserve">11</w:t>
             </w:r>
           </w:p>
         </w:tc>
         <w:tc>
-          <w:tcPr/>
-          <w:p>
-            <w:pPr>
-              <w:pStyle w:val="Compact"/>
-            </w:pPr>
-          </w:p>
-        </w:tc>
-        <w:tc>
-          <w:tcPr/>
-          <w:p>
-            <w:pPr>
-              <w:pStyle w:val="Compact"/>
-            </w:pPr>
-          </w:p>
-        </w:tc>
-        <w:tc>
-          <w:tcPr/>
-          <w:p>
-            <w:pPr>
-              <w:pStyle w:val="Compact"/>
-            </w:pPr>
-          </w:p>
-        </w:tc>
-        <w:tc>
-          <w:tcPr/>
-          <w:p>
-            <w:pPr>
-              <w:pStyle w:val="Compact"/>
-            </w:pPr>
-          </w:p>
-        </w:tc>
-        <w:tc>
-          <w:tcPr/>
-          <w:p>
-            <w:pPr>
-              <w:pStyle w:val="Compact"/>
-            </w:pPr>
-          </w:p>
-        </w:tc>
-      </w:tr>
-      <w:tr>
-        <w:tc>
-          <w:tcPr/>
-          <w:p>
-            <w:pPr>
-              <w:pStyle w:val="Compact"/>
-              <w:jc w:val="left"/>
-            </w:pPr>
-            <w:r>
+          <w:tcPr>
+            <w:shd w:fill="FFFFFF" w:val="clear"/>
+          </w:tcPr>
+          <w:p>
+            <w:pPr>
+              <w:pStyle w:val="Compact"/>
+            </w:pPr>
+          </w:p>
+        </w:tc>
+        <w:tc>
+          <w:tcPr>
+            <w:shd w:fill="FFFFFF" w:val="clear"/>
+          </w:tcPr>
+          <w:p>
+            <w:pPr>
+              <w:pStyle w:val="Compact"/>
+            </w:pPr>
+          </w:p>
+        </w:tc>
+        <w:tc>
+          <w:tcPr>
+            <w:shd w:fill="FFFFFF" w:val="clear"/>
+          </w:tcPr>
+          <w:p>
+            <w:pPr>
+              <w:pStyle w:val="Compact"/>
+            </w:pPr>
+          </w:p>
+        </w:tc>
+        <w:tc>
+          <w:tcPr>
+            <w:shd w:fill="FFFFFF" w:val="clear"/>
+          </w:tcPr>
+          <w:p>
+            <w:pPr>
+              <w:pStyle w:val="Compact"/>
+            </w:pPr>
+          </w:p>
+        </w:tc>
+        <w:tc>
+          <w:tcPr>
+            <w:shd w:fill="FFFFFF" w:val="clear"/>
+          </w:tcPr>
+          <w:p>
+            <w:pPr>
+              <w:pStyle w:val="Compact"/>
+            </w:pPr>
+          </w:p>
+        </w:tc>
+      </w:tr>
+      <w:tr>
+        <w:tc>
+          <w:tcPr>
+            <w:shd w:fill="E8F8FF" w:val="clear"/>
+          </w:tcPr>
+          <w:p>
+            <w:pPr>
+              <w:pStyle w:val="Compact"/>
+              <w:jc w:val="left"/>
+            </w:pPr>
+            <w:r>
+              <w:rPr>
+                <w:color w:val="1A1A1A"/>
+                <w:sz w:val="19"/>
+              </w:rPr>
               <w:t xml:space="preserve">12</w:t>
             </w:r>
           </w:p>
         </w:tc>
         <w:tc>
-          <w:tcPr/>
-          <w:p>
-            <w:pPr>
-              <w:pStyle w:val="Compact"/>
-            </w:pPr>
-          </w:p>
-        </w:tc>
-        <w:tc>
-          <w:tcPr/>
-          <w:p>
-            <w:pPr>
-              <w:pStyle w:val="Compact"/>
-            </w:pPr>
-          </w:p>
-        </w:tc>
-        <w:tc>
-          <w:tcPr/>
-          <w:p>
-            <w:pPr>
-              <w:pStyle w:val="Compact"/>
-            </w:pPr>
-          </w:p>
-        </w:tc>
-        <w:tc>
-          <w:tcPr/>
-          <w:p>
-            <w:pPr>
-              <w:pStyle w:val="Compact"/>
-            </w:pPr>
-          </w:p>
-        </w:tc>
-        <w:tc>
-          <w:tcPr/>
-          <w:p>
-            <w:pPr>
-              <w:pStyle w:val="Compact"/>
-            </w:pPr>
-          </w:p>
-        </w:tc>
-      </w:tr>
-      <w:tr>
-        <w:tc>
-          <w:tcPr/>
-          <w:p>
-            <w:pPr>
-              <w:pStyle w:val="Compact"/>
-              <w:jc w:val="left"/>
-            </w:pPr>
-            <w:r>
+          <w:tcPr>
+            <w:shd w:fill="E8F8FF" w:val="clear"/>
+          </w:tcPr>
+          <w:p>
+            <w:pPr>
+              <w:pStyle w:val="Compact"/>
+            </w:pPr>
+          </w:p>
+        </w:tc>
+        <w:tc>
+          <w:tcPr>
+            <w:shd w:fill="E8F8FF" w:val="clear"/>
+          </w:tcPr>
+          <w:p>
+            <w:pPr>
+              <w:pStyle w:val="Compact"/>
+            </w:pPr>
+          </w:p>
+        </w:tc>
+        <w:tc>
+          <w:tcPr>
+            <w:shd w:fill="E8F8FF" w:val="clear"/>
+          </w:tcPr>
+          <w:p>
+            <w:pPr>
+              <w:pStyle w:val="Compact"/>
+            </w:pPr>
+          </w:p>
+        </w:tc>
+        <w:tc>
+          <w:tcPr>
+            <w:shd w:fill="E8F8FF" w:val="clear"/>
+          </w:tcPr>
+          <w:p>
+            <w:pPr>
+              <w:pStyle w:val="Compact"/>
+            </w:pPr>
+          </w:p>
+        </w:tc>
+        <w:tc>
+          <w:tcPr>
+            <w:shd w:fill="E8F8FF" w:val="clear"/>
+          </w:tcPr>
+          <w:p>
+            <w:pPr>
+              <w:pStyle w:val="Compact"/>
+            </w:pPr>
+          </w:p>
+        </w:tc>
+      </w:tr>
+      <w:tr>
+        <w:tc>
+          <w:tcPr>
+            <w:shd w:fill="FFFFFF" w:val="clear"/>
+          </w:tcPr>
+          <w:p>
+            <w:pPr>
+              <w:pStyle w:val="Compact"/>
+              <w:jc w:val="left"/>
+            </w:pPr>
+            <w:r>
+              <w:rPr>
+                <w:color w:val="1A1A1A"/>
+                <w:sz w:val="19"/>
+              </w:rPr>
               <w:t xml:space="preserve">13</w:t>
             </w:r>
           </w:p>
         </w:tc>
         <w:tc>
-          <w:tcPr/>
-          <w:p>
-            <w:pPr>
-              <w:pStyle w:val="Compact"/>
-            </w:pPr>
-          </w:p>
-        </w:tc>
-        <w:tc>
-          <w:tcPr/>
-          <w:p>
-            <w:pPr>
-              <w:pStyle w:val="Compact"/>
-            </w:pPr>
-          </w:p>
-        </w:tc>
-        <w:tc>
-          <w:tcPr/>
-          <w:p>
-            <w:pPr>
-              <w:pStyle w:val="Compact"/>
-            </w:pPr>
-          </w:p>
-        </w:tc>
-        <w:tc>
-          <w:tcPr/>
-          <w:p>
-            <w:pPr>
-              <w:pStyle w:val="Compact"/>
-            </w:pPr>
-          </w:p>
-        </w:tc>
-        <w:tc>
-          <w:tcPr/>
-          <w:p>
-            <w:pPr>
-              <w:pStyle w:val="Compact"/>
-            </w:pPr>
-          </w:p>
-        </w:tc>
-      </w:tr>
-      <w:tr>
-        <w:tc>
-          <w:tcPr/>
-          <w:p>
-            <w:pPr>
-              <w:pStyle w:val="Compact"/>
-              <w:jc w:val="left"/>
-            </w:pPr>
-            <w:r>
+          <w:tcPr>
+            <w:shd w:fill="FFFFFF" w:val="clear"/>
+          </w:tcPr>
+          <w:p>
+            <w:pPr>
+              <w:pStyle w:val="Compact"/>
+            </w:pPr>
+          </w:p>
+        </w:tc>
+        <w:tc>
+          <w:tcPr>
+            <w:shd w:fill="FFFFFF" w:val="clear"/>
+          </w:tcPr>
+          <w:p>
+            <w:pPr>
+              <w:pStyle w:val="Compact"/>
+            </w:pPr>
+          </w:p>
+        </w:tc>
+        <w:tc>
+          <w:tcPr>
+            <w:shd w:fill="FFFFFF" w:val="clear"/>
+          </w:tcPr>
+          <w:p>
+            <w:pPr>
+              <w:pStyle w:val="Compact"/>
+            </w:pPr>
+          </w:p>
+        </w:tc>
+        <w:tc>
+          <w:tcPr>
+            <w:shd w:fill="FFFFFF" w:val="clear"/>
+          </w:tcPr>
+          <w:p>
+            <w:pPr>
+              <w:pStyle w:val="Compact"/>
+            </w:pPr>
+          </w:p>
+        </w:tc>
+        <w:tc>
+          <w:tcPr>
+            <w:shd w:fill="FFFFFF" w:val="clear"/>
+          </w:tcPr>
+          <w:p>
+            <w:pPr>
+              <w:pStyle w:val="Compact"/>
+            </w:pPr>
+          </w:p>
+        </w:tc>
+      </w:tr>
+      <w:tr>
+        <w:tc>
+          <w:tcPr>
+            <w:shd w:fill="E8F8FF" w:val="clear"/>
+          </w:tcPr>
+          <w:p>
+            <w:pPr>
+              <w:pStyle w:val="Compact"/>
+              <w:jc w:val="left"/>
+            </w:pPr>
+            <w:r>
+              <w:rPr>
+                <w:color w:val="1A1A1A"/>
+                <w:sz w:val="19"/>
+              </w:rPr>
               <w:t xml:space="preserve">14</w:t>
             </w:r>
           </w:p>
         </w:tc>
         <w:tc>
-          <w:tcPr/>
-          <w:p>
-            <w:pPr>
-              <w:pStyle w:val="Compact"/>
-            </w:pPr>
-          </w:p>
-        </w:tc>
-        <w:tc>
-          <w:tcPr/>
-          <w:p>
-            <w:pPr>
-              <w:pStyle w:val="Compact"/>
-            </w:pPr>
-          </w:p>
-        </w:tc>
-        <w:tc>
-          <w:tcPr/>
-          <w:p>
-            <w:pPr>
-              <w:pStyle w:val="Compact"/>
-            </w:pPr>
-          </w:p>
-        </w:tc>
-        <w:tc>
-          <w:tcPr/>
-          <w:p>
-            <w:pPr>
-              <w:pStyle w:val="Compact"/>
-            </w:pPr>
-          </w:p>
-        </w:tc>
-        <w:tc>
-          <w:tcPr/>
-          <w:p>
-            <w:pPr>
-              <w:pStyle w:val="Compact"/>
-            </w:pPr>
-          </w:p>
-        </w:tc>
-      </w:tr>
-      <w:tr>
-        <w:tc>
-          <w:tcPr/>
-          <w:p>
-            <w:pPr>
-              <w:pStyle w:val="Compact"/>
-              <w:jc w:val="left"/>
-            </w:pPr>
-            <w:r>
+          <w:tcPr>
+            <w:shd w:fill="E8F8FF" w:val="clear"/>
+          </w:tcPr>
+          <w:p>
+            <w:pPr>
+              <w:pStyle w:val="Compact"/>
+            </w:pPr>
+          </w:p>
+        </w:tc>
+        <w:tc>
+          <w:tcPr>
+            <w:shd w:fill="E8F8FF" w:val="clear"/>
+          </w:tcPr>
+          <w:p>
+            <w:pPr>
+              <w:pStyle w:val="Compact"/>
+            </w:pPr>
+          </w:p>
+        </w:tc>
+        <w:tc>
+          <w:tcPr>
+            <w:shd w:fill="E8F8FF" w:val="clear"/>
+          </w:tcPr>
+          <w:p>
+            <w:pPr>
+              <w:pStyle w:val="Compact"/>
+            </w:pPr>
+          </w:p>
+        </w:tc>
+        <w:tc>
+          <w:tcPr>
+            <w:shd w:fill="E8F8FF" w:val="clear"/>
+          </w:tcPr>
+          <w:p>
+            <w:pPr>
+              <w:pStyle w:val="Compact"/>
+            </w:pPr>
+          </w:p>
+        </w:tc>
+        <w:tc>
+          <w:tcPr>
+            <w:shd w:fill="E8F8FF" w:val="clear"/>
+          </w:tcPr>
+          <w:p>
+            <w:pPr>
+              <w:pStyle w:val="Compact"/>
+            </w:pPr>
+          </w:p>
+        </w:tc>
+      </w:tr>
+      <w:tr>
+        <w:tc>
+          <w:tcPr>
+            <w:shd w:fill="FFFFFF" w:val="clear"/>
+          </w:tcPr>
+          <w:p>
+            <w:pPr>
+              <w:pStyle w:val="Compact"/>
+              <w:jc w:val="left"/>
+            </w:pPr>
+            <w:r>
+              <w:rPr>
+                <w:color w:val="1A1A1A"/>
+                <w:sz w:val="19"/>
+              </w:rPr>
               <w:t xml:space="preserve">15</w:t>
             </w:r>
           </w:p>
         </w:tc>
         <w:tc>
-          <w:tcPr/>
-          <w:p>
-            <w:pPr>
-              <w:pStyle w:val="Compact"/>
-            </w:pPr>
-          </w:p>
-        </w:tc>
-        <w:tc>
-          <w:tcPr/>
-          <w:p>
-            <w:pPr>
-              <w:pStyle w:val="Compact"/>
-            </w:pPr>
-          </w:p>
-        </w:tc>
-        <w:tc>
-          <w:tcPr/>
-          <w:p>
-            <w:pPr>
-              <w:pStyle w:val="Compact"/>
-            </w:pPr>
-          </w:p>
-        </w:tc>
-        <w:tc>
-          <w:tcPr/>
-          <w:p>
-            <w:pPr>
-              <w:pStyle w:val="Compact"/>
-            </w:pPr>
-          </w:p>
-        </w:tc>
-        <w:tc>
-          <w:tcPr/>
+          <w:tcPr>
+            <w:shd w:fill="FFFFFF" w:val="clear"/>
+          </w:tcPr>
+          <w:p>
+            <w:pPr>
+              <w:pStyle w:val="Compact"/>
+            </w:pPr>
+          </w:p>
+        </w:tc>
+        <w:tc>
+          <w:tcPr>
+            <w:shd w:fill="FFFFFF" w:val="clear"/>
+          </w:tcPr>
+          <w:p>
+            <w:pPr>
+              <w:pStyle w:val="Compact"/>
+            </w:pPr>
+          </w:p>
+        </w:tc>
+        <w:tc>
+          <w:tcPr>
+            <w:shd w:fill="FFFFFF" w:val="clear"/>
+          </w:tcPr>
+          <w:p>
+            <w:pPr>
+              <w:pStyle w:val="Compact"/>
+            </w:pPr>
+          </w:p>
+        </w:tc>
+        <w:tc>
+          <w:tcPr>
+            <w:shd w:fill="FFFFFF" w:val="clear"/>
+          </w:tcPr>
+          <w:p>
+            <w:pPr>
+              <w:pStyle w:val="Compact"/>
+            </w:pPr>
+          </w:p>
+        </w:tc>
+        <w:tc>
+          <w:tcPr>
+            <w:shd w:fill="FFFFFF" w:val="clear"/>
+          </w:tcPr>
           <w:p>
             <w:pPr>
               <w:pStyle w:val="Compact"/>
@@ -1663,9 +2410,29 @@
     <w:bookmarkStart w:id="27" w:name="expense-categories"/>
     <w:p>
       <w:pPr>
+        <w:pBdr>
+          <w:top w:val="single" w:sz="18" w:space="1" w:color="F5A623"/>
+          <w:bottom w:val="single" w:sz="6" w:space="1" w:color="0099CC"/>
+        </w:pBdr>
+        <w:spacing w:before="200" w:after="200"/>
+      </w:pPr>
+    </w:p>
+    <w:p>
+      <w:pPr>
         <w:pStyle w:val="Heading2"/>
-      </w:pPr>
-      <w:r>
+        <w:rPr>
+          <w:color w:val="0099CC"/>
+        </w:rPr>
+        <w:pBdr>
+          <w:bottom w:val="single" w:sz="6" w:space="2" w:color="00BFFF"/>
+        </w:pBdr>
+      </w:pPr>
+      <w:r>
+        <w:rPr>
+          <w:b/>
+          <w:color w:val="0099CC"/>
+          <w:sz w:val="32"/>
+        </w:rPr>
         <w:t xml:space="preserve">EXPENSE CATEGORIES</w:t>
       </w:r>
     </w:p>
@@ -1683,6 +2450,14 @@
         <w:tblW w:type="pct" w:w="5000"/>
         <w:tblLook w:firstRow="1" w:lastRow="0" w:firstColumn="0" w:lastColumn="0" w:noHBand="0" w:noVBand="0" w:val="0020"/>
         <w:jc w:val="start"/>
+        <w:tblBorders>
+          <w:top w:val="single" w:sz="4" w:space="0" w:color="B0D4E8"/>
+          <w:left w:val="single" w:sz="4" w:space="0" w:color="B0D4E8"/>
+          <w:bottom w:val="single" w:sz="4" w:space="0" w:color="B0D4E8"/>
+          <w:right w:val="single" w:sz="4" w:space="0" w:color="B0D4E8"/>
+          <w:insideH w:val="single" w:sz="4" w:space="0" w:color="B0D4E8"/>
+          <w:insideV w:val="single" w:sz="4" w:space="0" w:color="B0D4E8"/>
+        </w:tblBorders>
       </w:tblPr>
       <w:tblGrid>
         <w:gridCol w:w="2640"/>
@@ -1694,37 +2469,58 @@
           <w:tblHeader w:val="true"/>
         </w:trPr>
         <w:tc>
-          <w:tcPr/>
-          <w:p>
-            <w:pPr>
-              <w:pStyle w:val="Compact"/>
-              <w:jc w:val="left"/>
-            </w:pPr>
-            <w:r>
+          <w:tcPr>
+            <w:shd w:fill="0099CC" w:val="clear"/>
+          </w:tcPr>
+          <w:p>
+            <w:pPr>
+              <w:pStyle w:val="Compact"/>
+              <w:jc w:val="left"/>
+            </w:pPr>
+            <w:r>
+              <w:rPr>
+                <w:b/>
+                <w:color w:val="FFFFFF"/>
+                <w:sz w:val="20"/>
+              </w:rPr>
               <w:t xml:space="preserve">Code</w:t>
             </w:r>
           </w:p>
         </w:tc>
         <w:tc>
-          <w:tcPr/>
-          <w:p>
-            <w:pPr>
-              <w:pStyle w:val="Compact"/>
-              <w:jc w:val="left"/>
-            </w:pPr>
-            <w:r>
+          <w:tcPr>
+            <w:shd w:fill="0099CC" w:val="clear"/>
+          </w:tcPr>
+          <w:p>
+            <w:pPr>
+              <w:pStyle w:val="Compact"/>
+              <w:jc w:val="left"/>
+            </w:pPr>
+            <w:r>
+              <w:rPr>
+                <w:b/>
+                <w:color w:val="FFFFFF"/>
+                <w:sz w:val="20"/>
+              </w:rPr>
               <w:t xml:space="preserve">Category</w:t>
             </w:r>
           </w:p>
         </w:tc>
         <w:tc>
-          <w:tcPr/>
-          <w:p>
-            <w:pPr>
-              <w:pStyle w:val="Compact"/>
-              <w:jc w:val="left"/>
-            </w:pPr>
-            <w:r>
+          <w:tcPr>
+            <w:shd w:fill="0099CC" w:val="clear"/>
+          </w:tcPr>
+          <w:p>
+            <w:pPr>
+              <w:pStyle w:val="Compact"/>
+              <w:jc w:val="left"/>
+            </w:pPr>
+            <w:r>
+              <w:rPr>
+                <w:b/>
+                <w:color w:val="FFFFFF"/>
+                <w:sz w:val="20"/>
+              </w:rPr>
               <w:t xml:space="preserve">Description</w:t>
             </w:r>
           </w:p>
@@ -1732,37 +2528,55 @@
       </w:tr>
       <w:tr>
         <w:tc>
-          <w:tcPr/>
-          <w:p>
-            <w:pPr>
-              <w:pStyle w:val="Compact"/>
-              <w:jc w:val="left"/>
-            </w:pPr>
-            <w:r>
+          <w:tcPr>
+            <w:shd w:fill="FFFFFF" w:val="clear"/>
+          </w:tcPr>
+          <w:p>
+            <w:pPr>
+              <w:pStyle w:val="Compact"/>
+              <w:jc w:val="left"/>
+            </w:pPr>
+            <w:r>
+              <w:rPr>
+                <w:color w:val="1A1A1A"/>
+                <w:sz w:val="19"/>
+              </w:rPr>
               <w:t xml:space="preserve">TRN</w:t>
             </w:r>
           </w:p>
         </w:tc>
         <w:tc>
-          <w:tcPr/>
-          <w:p>
-            <w:pPr>
-              <w:pStyle w:val="Compact"/>
-              <w:jc w:val="left"/>
-            </w:pPr>
-            <w:r>
+          <w:tcPr>
+            <w:shd w:fill="FFFFFF" w:val="clear"/>
+          </w:tcPr>
+          <w:p>
+            <w:pPr>
+              <w:pStyle w:val="Compact"/>
+              <w:jc w:val="left"/>
+            </w:pPr>
+            <w:r>
+              <w:rPr>
+                <w:color w:val="1A1A1A"/>
+                <w:sz w:val="19"/>
+              </w:rPr>
               <w:t xml:space="preserve">Transport</w:t>
             </w:r>
           </w:p>
         </w:tc>
         <w:tc>
-          <w:tcPr/>
-          <w:p>
-            <w:pPr>
-              <w:pStyle w:val="Compact"/>
-              <w:jc w:val="left"/>
-            </w:pPr>
-            <w:r>
+          <w:tcPr>
+            <w:shd w:fill="FFFFFF" w:val="clear"/>
+          </w:tcPr>
+          <w:p>
+            <w:pPr>
+              <w:pStyle w:val="Compact"/>
+              <w:jc w:val="left"/>
+            </w:pPr>
+            <w:r>
+              <w:rPr>
+                <w:color w:val="1A1A1A"/>
+                <w:sz w:val="19"/>
+              </w:rPr>
               <w:t xml:space="preserve">Flights, taxis, ride-hailing, fuel, tolls, parking, bus, train</w:t>
             </w:r>
           </w:p>
@@ -1770,37 +2584,55 @@
       </w:tr>
       <w:tr>
         <w:tc>
-          <w:tcPr/>
-          <w:p>
-            <w:pPr>
-              <w:pStyle w:val="Compact"/>
-              <w:jc w:val="left"/>
-            </w:pPr>
-            <w:r>
+          <w:tcPr>
+            <w:shd w:fill="E8F8FF" w:val="clear"/>
+          </w:tcPr>
+          <w:p>
+            <w:pPr>
+              <w:pStyle w:val="Compact"/>
+              <w:jc w:val="left"/>
+            </w:pPr>
+            <w:r>
+              <w:rPr>
+                <w:color w:val="1A1A1A"/>
+                <w:sz w:val="19"/>
+              </w:rPr>
               <w:t xml:space="preserve">ACC</w:t>
             </w:r>
           </w:p>
         </w:tc>
         <w:tc>
-          <w:tcPr/>
-          <w:p>
-            <w:pPr>
-              <w:pStyle w:val="Compact"/>
-              <w:jc w:val="left"/>
-            </w:pPr>
-            <w:r>
+          <w:tcPr>
+            <w:shd w:fill="E8F8FF" w:val="clear"/>
+          </w:tcPr>
+          <w:p>
+            <w:pPr>
+              <w:pStyle w:val="Compact"/>
+              <w:jc w:val="left"/>
+            </w:pPr>
+            <w:r>
+              <w:rPr>
+                <w:color w:val="1A1A1A"/>
+                <w:sz w:val="19"/>
+              </w:rPr>
               <w:t xml:space="preserve">Accommodation</w:t>
             </w:r>
           </w:p>
         </w:tc>
         <w:tc>
-          <w:tcPr/>
-          <w:p>
-            <w:pPr>
-              <w:pStyle w:val="Compact"/>
-              <w:jc w:val="left"/>
-            </w:pPr>
-            <w:r>
+          <w:tcPr>
+            <w:shd w:fill="E8F8FF" w:val="clear"/>
+          </w:tcPr>
+          <w:p>
+            <w:pPr>
+              <w:pStyle w:val="Compact"/>
+              <w:jc w:val="left"/>
+            </w:pPr>
+            <w:r>
+              <w:rPr>
+                <w:color w:val="1A1A1A"/>
+                <w:sz w:val="19"/>
+              </w:rPr>
               <w:t xml:space="preserve">Hotel, guest house, serviced apartment</w:t>
             </w:r>
           </w:p>
@@ -1808,37 +2640,55 @@
       </w:tr>
       <w:tr>
         <w:tc>
-          <w:tcPr/>
-          <w:p>
-            <w:pPr>
-              <w:pStyle w:val="Compact"/>
-              <w:jc w:val="left"/>
-            </w:pPr>
-            <w:r>
+          <w:tcPr>
+            <w:shd w:fill="FFFFFF" w:val="clear"/>
+          </w:tcPr>
+          <w:p>
+            <w:pPr>
+              <w:pStyle w:val="Compact"/>
+              <w:jc w:val="left"/>
+            </w:pPr>
+            <w:r>
+              <w:rPr>
+                <w:color w:val="1A1A1A"/>
+                <w:sz w:val="19"/>
+              </w:rPr>
               <w:t xml:space="preserve">MEL</w:t>
             </w:r>
           </w:p>
         </w:tc>
         <w:tc>
-          <w:tcPr/>
-          <w:p>
-            <w:pPr>
-              <w:pStyle w:val="Compact"/>
-              <w:jc w:val="left"/>
-            </w:pPr>
-            <w:r>
+          <w:tcPr>
+            <w:shd w:fill="FFFFFF" w:val="clear"/>
+          </w:tcPr>
+          <w:p>
+            <w:pPr>
+              <w:pStyle w:val="Compact"/>
+              <w:jc w:val="left"/>
+            </w:pPr>
+            <w:r>
+              <w:rPr>
+                <w:color w:val="1A1A1A"/>
+                <w:sz w:val="19"/>
+              </w:rPr>
               <w:t xml:space="preserve">Meals</w:t>
             </w:r>
           </w:p>
         </w:tc>
         <w:tc>
-          <w:tcPr/>
-          <w:p>
-            <w:pPr>
-              <w:pStyle w:val="Compact"/>
-              <w:jc w:val="left"/>
-            </w:pPr>
-            <w:r>
+          <w:tcPr>
+            <w:shd w:fill="FFFFFF" w:val="clear"/>
+          </w:tcPr>
+          <w:p>
+            <w:pPr>
+              <w:pStyle w:val="Compact"/>
+              <w:jc w:val="left"/>
+            </w:pPr>
+            <w:r>
+              <w:rPr>
+                <w:color w:val="1A1A1A"/>
+                <w:sz w:val="19"/>
+              </w:rPr>
               <w:t xml:space="preserve">Breakfast, lunch, dinner, refreshments during business activities</w:t>
             </w:r>
           </w:p>
@@ -1846,37 +2696,55 @@
       </w:tr>
       <w:tr>
         <w:tc>
-          <w:tcPr/>
-          <w:p>
-            <w:pPr>
-              <w:pStyle w:val="Compact"/>
-              <w:jc w:val="left"/>
-            </w:pPr>
-            <w:r>
+          <w:tcPr>
+            <w:shd w:fill="E8F8FF" w:val="clear"/>
+          </w:tcPr>
+          <w:p>
+            <w:pPr>
+              <w:pStyle w:val="Compact"/>
+              <w:jc w:val="left"/>
+            </w:pPr>
+            <w:r>
+              <w:rPr>
+                <w:color w:val="1A1A1A"/>
+                <w:sz w:val="19"/>
+              </w:rPr>
               <w:t xml:space="preserve">COM</w:t>
             </w:r>
           </w:p>
         </w:tc>
         <w:tc>
-          <w:tcPr/>
-          <w:p>
-            <w:pPr>
-              <w:pStyle w:val="Compact"/>
-              <w:jc w:val="left"/>
-            </w:pPr>
-            <w:r>
+          <w:tcPr>
+            <w:shd w:fill="E8F8FF" w:val="clear"/>
+          </w:tcPr>
+          <w:p>
+            <w:pPr>
+              <w:pStyle w:val="Compact"/>
+              <w:jc w:val="left"/>
+            </w:pPr>
+            <w:r>
+              <w:rPr>
+                <w:color w:val="1A1A1A"/>
+                <w:sz w:val="19"/>
+              </w:rPr>
               <w:t xml:space="preserve">Communication</w:t>
             </w:r>
           </w:p>
         </w:tc>
         <w:tc>
-          <w:tcPr/>
-          <w:p>
-            <w:pPr>
-              <w:pStyle w:val="Compact"/>
-              <w:jc w:val="left"/>
-            </w:pPr>
-            <w:r>
+          <w:tcPr>
+            <w:shd w:fill="E8F8FF" w:val="clear"/>
+          </w:tcPr>
+          <w:p>
+            <w:pPr>
+              <w:pStyle w:val="Compact"/>
+              <w:jc w:val="left"/>
+            </w:pPr>
+            <w:r>
+              <w:rPr>
+                <w:color w:val="1A1A1A"/>
+                <w:sz w:val="19"/>
+              </w:rPr>
               <w:t xml:space="preserve">Airtime, data, roaming charges, internet access</w:t>
             </w:r>
           </w:p>
@@ -1884,37 +2752,55 @@
       </w:tr>
       <w:tr>
         <w:tc>
-          <w:tcPr/>
-          <w:p>
-            <w:pPr>
-              <w:pStyle w:val="Compact"/>
-              <w:jc w:val="left"/>
-            </w:pPr>
-            <w:r>
+          <w:tcPr>
+            <w:shd w:fill="FFFFFF" w:val="clear"/>
+          </w:tcPr>
+          <w:p>
+            <w:pPr>
+              <w:pStyle w:val="Compact"/>
+              <w:jc w:val="left"/>
+            </w:pPr>
+            <w:r>
+              <w:rPr>
+                <w:color w:val="1A1A1A"/>
+                <w:sz w:val="19"/>
+              </w:rPr>
               <w:t xml:space="preserve">ENT</w:t>
             </w:r>
           </w:p>
         </w:tc>
         <w:tc>
-          <w:tcPr/>
-          <w:p>
-            <w:pPr>
-              <w:pStyle w:val="Compact"/>
-              <w:jc w:val="left"/>
-            </w:pPr>
-            <w:r>
+          <w:tcPr>
+            <w:shd w:fill="FFFFFF" w:val="clear"/>
+          </w:tcPr>
+          <w:p>
+            <w:pPr>
+              <w:pStyle w:val="Compact"/>
+              <w:jc w:val="left"/>
+            </w:pPr>
+            <w:r>
+              <w:rPr>
+                <w:color w:val="1A1A1A"/>
+                <w:sz w:val="19"/>
+              </w:rPr>
               <w:t xml:space="preserve">Entertainment</w:t>
             </w:r>
           </w:p>
         </w:tc>
         <w:tc>
-          <w:tcPr/>
-          <w:p>
-            <w:pPr>
-              <w:pStyle w:val="Compact"/>
-              <w:jc w:val="left"/>
-            </w:pPr>
-            <w:r>
+          <w:tcPr>
+            <w:shd w:fill="FFFFFF" w:val="clear"/>
+          </w:tcPr>
+          <w:p>
+            <w:pPr>
+              <w:pStyle w:val="Compact"/>
+              <w:jc w:val="left"/>
+            </w:pPr>
+            <w:r>
+              <w:rPr>
+                <w:color w:val="1A1A1A"/>
+                <w:sz w:val="19"/>
+              </w:rPr>
               <w:t xml:space="preserve">Client entertainment, business meals with clients</w:t>
             </w:r>
           </w:p>
@@ -1922,37 +2808,55 @@
       </w:tr>
       <w:tr>
         <w:tc>
-          <w:tcPr/>
-          <w:p>
-            <w:pPr>
-              <w:pStyle w:val="Compact"/>
-              <w:jc w:val="left"/>
-            </w:pPr>
-            <w:r>
+          <w:tcPr>
+            <w:shd w:fill="E8F8FF" w:val="clear"/>
+          </w:tcPr>
+          <w:p>
+            <w:pPr>
+              <w:pStyle w:val="Compact"/>
+              <w:jc w:val="left"/>
+            </w:pPr>
+            <w:r>
+              <w:rPr>
+                <w:color w:val="1A1A1A"/>
+                <w:sz w:val="19"/>
+              </w:rPr>
               <w:t xml:space="preserve">OFS</w:t>
             </w:r>
           </w:p>
         </w:tc>
         <w:tc>
-          <w:tcPr/>
-          <w:p>
-            <w:pPr>
-              <w:pStyle w:val="Compact"/>
-              <w:jc w:val="left"/>
-            </w:pPr>
-            <w:r>
+          <w:tcPr>
+            <w:shd w:fill="E8F8FF" w:val="clear"/>
+          </w:tcPr>
+          <w:p>
+            <w:pPr>
+              <w:pStyle w:val="Compact"/>
+              <w:jc w:val="left"/>
+            </w:pPr>
+            <w:r>
+              <w:rPr>
+                <w:color w:val="1A1A1A"/>
+                <w:sz w:val="19"/>
+              </w:rPr>
               <w:t xml:space="preserve">Office Supplies</w:t>
             </w:r>
           </w:p>
         </w:tc>
         <w:tc>
-          <w:tcPr/>
-          <w:p>
-            <w:pPr>
-              <w:pStyle w:val="Compact"/>
-              <w:jc w:val="left"/>
-            </w:pPr>
-            <w:r>
+          <w:tcPr>
+            <w:shd w:fill="E8F8FF" w:val="clear"/>
+          </w:tcPr>
+          <w:p>
+            <w:pPr>
+              <w:pStyle w:val="Compact"/>
+              <w:jc w:val="left"/>
+            </w:pPr>
+            <w:r>
+              <w:rPr>
+                <w:color w:val="1A1A1A"/>
+                <w:sz w:val="19"/>
+              </w:rPr>
               <w:t xml:space="preserve">Stationery, printing, photocopying</w:t>
             </w:r>
           </w:p>
@@ -1960,37 +2864,55 @@
       </w:tr>
       <w:tr>
         <w:tc>
-          <w:tcPr/>
-          <w:p>
-            <w:pPr>
-              <w:pStyle w:val="Compact"/>
-              <w:jc w:val="left"/>
-            </w:pPr>
-            <w:r>
+          <w:tcPr>
+            <w:shd w:fill="FFFFFF" w:val="clear"/>
+          </w:tcPr>
+          <w:p>
+            <w:pPr>
+              <w:pStyle w:val="Compact"/>
+              <w:jc w:val="left"/>
+            </w:pPr>
+            <w:r>
+              <w:rPr>
+                <w:color w:val="1A1A1A"/>
+                <w:sz w:val="19"/>
+              </w:rPr>
               <w:t xml:space="preserve">REG</w:t>
             </w:r>
           </w:p>
         </w:tc>
         <w:tc>
-          <w:tcPr/>
-          <w:p>
-            <w:pPr>
-              <w:pStyle w:val="Compact"/>
-              <w:jc w:val="left"/>
-            </w:pPr>
-            <w:r>
+          <w:tcPr>
+            <w:shd w:fill="FFFFFF" w:val="clear"/>
+          </w:tcPr>
+          <w:p>
+            <w:pPr>
+              <w:pStyle w:val="Compact"/>
+              <w:jc w:val="left"/>
+            </w:pPr>
+            <w:r>
+              <w:rPr>
+                <w:color w:val="1A1A1A"/>
+                <w:sz w:val="19"/>
+              </w:rPr>
               <w:t xml:space="preserve">Registration</w:t>
             </w:r>
           </w:p>
         </w:tc>
         <w:tc>
-          <w:tcPr/>
-          <w:p>
-            <w:pPr>
-              <w:pStyle w:val="Compact"/>
-              <w:jc w:val="left"/>
-            </w:pPr>
-            <w:r>
+          <w:tcPr>
+            <w:shd w:fill="FFFFFF" w:val="clear"/>
+          </w:tcPr>
+          <w:p>
+            <w:pPr>
+              <w:pStyle w:val="Compact"/>
+              <w:jc w:val="left"/>
+            </w:pPr>
+            <w:r>
+              <w:rPr>
+                <w:color w:val="1A1A1A"/>
+                <w:sz w:val="19"/>
+              </w:rPr>
               <w:t xml:space="preserve">Conference fees, seminar fees, training costs</w:t>
             </w:r>
           </w:p>
@@ -1998,37 +2920,55 @@
       </w:tr>
       <w:tr>
         <w:tc>
-          <w:tcPr/>
-          <w:p>
-            <w:pPr>
-              <w:pStyle w:val="Compact"/>
-              <w:jc w:val="left"/>
-            </w:pPr>
-            <w:r>
+          <w:tcPr>
+            <w:shd w:fill="E8F8FF" w:val="clear"/>
+          </w:tcPr>
+          <w:p>
+            <w:pPr>
+              <w:pStyle w:val="Compact"/>
+              <w:jc w:val="left"/>
+            </w:pPr>
+            <w:r>
+              <w:rPr>
+                <w:color w:val="1A1A1A"/>
+                <w:sz w:val="19"/>
+              </w:rPr>
               <w:t xml:space="preserve">MIS</w:t>
             </w:r>
           </w:p>
         </w:tc>
         <w:tc>
-          <w:tcPr/>
-          <w:p>
-            <w:pPr>
-              <w:pStyle w:val="Compact"/>
-              <w:jc w:val="left"/>
-            </w:pPr>
-            <w:r>
+          <w:tcPr>
+            <w:shd w:fill="E8F8FF" w:val="clear"/>
+          </w:tcPr>
+          <w:p>
+            <w:pPr>
+              <w:pStyle w:val="Compact"/>
+              <w:jc w:val="left"/>
+            </w:pPr>
+            <w:r>
+              <w:rPr>
+                <w:color w:val="1A1A1A"/>
+                <w:sz w:val="19"/>
+              </w:rPr>
               <w:t xml:space="preserve">Miscellaneous</w:t>
             </w:r>
           </w:p>
         </w:tc>
         <w:tc>
-          <w:tcPr/>
-          <w:p>
-            <w:pPr>
-              <w:pStyle w:val="Compact"/>
-              <w:jc w:val="left"/>
-            </w:pPr>
-            <w:r>
+          <w:tcPr>
+            <w:shd w:fill="E8F8FF" w:val="clear"/>
+          </w:tcPr>
+          <w:p>
+            <w:pPr>
+              <w:pStyle w:val="Compact"/>
+              <w:jc w:val="left"/>
+            </w:pPr>
+            <w:r>
+              <w:rPr>
+                <w:color w:val="1A1A1A"/>
+                <w:sz w:val="19"/>
+              </w:rPr>
               <w:t xml:space="preserve">Visa fees, laundry, tips, incidental expenses</w:t>
             </w:r>
           </w:p>
@@ -2036,37 +2976,55 @@
       </w:tr>
       <w:tr>
         <w:tc>
-          <w:tcPr/>
-          <w:p>
-            <w:pPr>
-              <w:pStyle w:val="Compact"/>
-              <w:jc w:val="left"/>
-            </w:pPr>
-            <w:r>
+          <w:tcPr>
+            <w:shd w:fill="FFFFFF" w:val="clear"/>
+          </w:tcPr>
+          <w:p>
+            <w:pPr>
+              <w:pStyle w:val="Compact"/>
+              <w:jc w:val="left"/>
+            </w:pPr>
+            <w:r>
+              <w:rPr>
+                <w:color w:val="1A1A1A"/>
+                <w:sz w:val="19"/>
+              </w:rPr>
               <w:t xml:space="preserve">OTH</w:t>
             </w:r>
           </w:p>
         </w:tc>
         <w:tc>
-          <w:tcPr/>
-          <w:p>
-            <w:pPr>
-              <w:pStyle w:val="Compact"/>
-              <w:jc w:val="left"/>
-            </w:pPr>
-            <w:r>
+          <w:tcPr>
+            <w:shd w:fill="FFFFFF" w:val="clear"/>
+          </w:tcPr>
+          <w:p>
+            <w:pPr>
+              <w:pStyle w:val="Compact"/>
+              <w:jc w:val="left"/>
+            </w:pPr>
+            <w:r>
+              <w:rPr>
+                <w:color w:val="1A1A1A"/>
+                <w:sz w:val="19"/>
+              </w:rPr>
               <w:t xml:space="preserve">Other</w:t>
             </w:r>
           </w:p>
         </w:tc>
         <w:tc>
-          <w:tcPr/>
-          <w:p>
-            <w:pPr>
-              <w:pStyle w:val="Compact"/>
-              <w:jc w:val="left"/>
-            </w:pPr>
-            <w:r>
+          <w:tcPr>
+            <w:shd w:fill="FFFFFF" w:val="clear"/>
+          </w:tcPr>
+          <w:p>
+            <w:pPr>
+              <w:pStyle w:val="Compact"/>
+              <w:jc w:val="left"/>
+            </w:pPr>
+            <w:r>
+              <w:rPr>
+                <w:color w:val="1A1A1A"/>
+                <w:sz w:val="19"/>
+              </w:rPr>
               <w:t xml:space="preserve">Any expense not covered by the above categories</w:t>
             </w:r>
           </w:p>
@@ -2084,9 +3042,29 @@
     <w:bookmarkStart w:id="28" w:name="expense-summary-by-category"/>
     <w:p>
       <w:pPr>
+        <w:pBdr>
+          <w:top w:val="single" w:sz="18" w:space="1" w:color="F5A623"/>
+          <w:bottom w:val="single" w:sz="6" w:space="1" w:color="0099CC"/>
+        </w:pBdr>
+        <w:spacing w:before="200" w:after="200"/>
+      </w:pPr>
+    </w:p>
+    <w:p>
+      <w:pPr>
         <w:pStyle w:val="Heading2"/>
-      </w:pPr>
-      <w:r>
+        <w:rPr>
+          <w:color w:val="0099CC"/>
+        </w:rPr>
+        <w:pBdr>
+          <w:bottom w:val="single" w:sz="6" w:space="2" w:color="00BFFF"/>
+        </w:pBdr>
+      </w:pPr>
+      <w:r>
+        <w:rPr>
+          <w:b/>
+          <w:color w:val="0099CC"/>
+          <w:sz w:val="32"/>
+        </w:rPr>
         <w:t xml:space="preserve">EXPENSE SUMMARY BY CATEGORY</w:t>
       </w:r>
     </w:p>
@@ -2096,6 +3074,14 @@
         <w:tblW w:type="auto" w:w="0"/>
         <w:tblLook w:firstRow="1" w:lastRow="0" w:firstColumn="0" w:lastColumn="0" w:noHBand="0" w:noVBand="0" w:val="0020"/>
         <w:jc w:val="start"/>
+        <w:tblBorders>
+          <w:top w:val="single" w:sz="4" w:space="0" w:color="B0D4E8"/>
+          <w:left w:val="single" w:sz="4" w:space="0" w:color="B0D4E8"/>
+          <w:bottom w:val="single" w:sz="4" w:space="0" w:color="B0D4E8"/>
+          <w:right w:val="single" w:sz="4" w:space="0" w:color="B0D4E8"/>
+          <w:insideH w:val="single" w:sz="4" w:space="0" w:color="B0D4E8"/>
+          <w:insideV w:val="single" w:sz="4" w:space="0" w:color="B0D4E8"/>
+        </w:tblBorders>
       </w:tblPr>
       <w:tblGrid>
         <w:gridCol w:w="3960"/>
@@ -2106,25 +3092,39 @@
           <w:tblHeader w:val="true"/>
         </w:trPr>
         <w:tc>
-          <w:tcPr/>
-          <w:p>
-            <w:pPr>
-              <w:pStyle w:val="Compact"/>
-              <w:jc w:val="left"/>
-            </w:pPr>
-            <w:r>
+          <w:tcPr>
+            <w:shd w:fill="0099CC" w:val="clear"/>
+          </w:tcPr>
+          <w:p>
+            <w:pPr>
+              <w:pStyle w:val="Compact"/>
+              <w:jc w:val="left"/>
+            </w:pPr>
+            <w:r>
+              <w:rPr>
+                <w:b/>
+                <w:color w:val="FFFFFF"/>
+                <w:sz w:val="20"/>
+              </w:rPr>
               <w:t xml:space="preserve">Category</w:t>
             </w:r>
           </w:p>
         </w:tc>
         <w:tc>
-          <w:tcPr/>
-          <w:p>
-            <w:pPr>
-              <w:pStyle w:val="Compact"/>
-              <w:jc w:val="left"/>
-            </w:pPr>
-            <w:r>
+          <w:tcPr>
+            <w:shd w:fill="0099CC" w:val="clear"/>
+          </w:tcPr>
+          <w:p>
+            <w:pPr>
+              <w:pStyle w:val="Compact"/>
+              <w:jc w:val="left"/>
+            </w:pPr>
+            <w:r>
+              <w:rPr>
+                <w:b/>
+                <w:color w:val="FFFFFF"/>
+                <w:sz w:val="20"/>
+              </w:rPr>
               <w:t xml:space="preserve">Amount (NGN)</w:t>
             </w:r>
           </w:p>
@@ -2132,25 +3132,37 @@
       </w:tr>
       <w:tr>
         <w:tc>
-          <w:tcPr/>
-          <w:p>
-            <w:pPr>
-              <w:pStyle w:val="Compact"/>
-              <w:jc w:val="left"/>
-            </w:pPr>
-            <w:r>
+          <w:tcPr>
+            <w:shd w:fill="FFFFFF" w:val="clear"/>
+          </w:tcPr>
+          <w:p>
+            <w:pPr>
+              <w:pStyle w:val="Compact"/>
+              <w:jc w:val="left"/>
+            </w:pPr>
+            <w:r>
+              <w:rPr>
+                <w:color w:val="1A1A1A"/>
+                <w:sz w:val="19"/>
+              </w:rPr>
               <w:t xml:space="preserve">Transport (TRN)</w:t>
             </w:r>
           </w:p>
         </w:tc>
         <w:tc>
-          <w:tcPr/>
-          <w:p>
-            <w:pPr>
-              <w:pStyle w:val="Compact"/>
-              <w:jc w:val="left"/>
-            </w:pPr>
-            <w:r>
+          <w:tcPr>
+            <w:shd w:fill="FFFFFF" w:val="clear"/>
+          </w:tcPr>
+          <w:p>
+            <w:pPr>
+              <w:pStyle w:val="Compact"/>
+              <w:jc w:val="left"/>
+            </w:pPr>
+            <w:r>
+              <w:rPr>
+                <w:color w:val="1A1A1A"/>
+                <w:sz w:val="19"/>
+              </w:rPr>
               <w:t xml:space="preserve">__________________________________________</w:t>
             </w:r>
           </w:p>
@@ -2158,25 +3170,37 @@
       </w:tr>
       <w:tr>
         <w:tc>
-          <w:tcPr/>
-          <w:p>
-            <w:pPr>
-              <w:pStyle w:val="Compact"/>
-              <w:jc w:val="left"/>
-            </w:pPr>
-            <w:r>
+          <w:tcPr>
+            <w:shd w:fill="E8F8FF" w:val="clear"/>
+          </w:tcPr>
+          <w:p>
+            <w:pPr>
+              <w:pStyle w:val="Compact"/>
+              <w:jc w:val="left"/>
+            </w:pPr>
+            <w:r>
+              <w:rPr>
+                <w:color w:val="1A1A1A"/>
+                <w:sz w:val="19"/>
+              </w:rPr>
               <w:t xml:space="preserve">Accommodation (ACC)</w:t>
             </w:r>
           </w:p>
         </w:tc>
         <w:tc>
-          <w:tcPr/>
-          <w:p>
-            <w:pPr>
-              <w:pStyle w:val="Compact"/>
-              <w:jc w:val="left"/>
-            </w:pPr>
-            <w:r>
+          <w:tcPr>
+            <w:shd w:fill="E8F8FF" w:val="clear"/>
+          </w:tcPr>
+          <w:p>
+            <w:pPr>
+              <w:pStyle w:val="Compact"/>
+              <w:jc w:val="left"/>
+            </w:pPr>
+            <w:r>
+              <w:rPr>
+                <w:color w:val="1A1A1A"/>
+                <w:sz w:val="19"/>
+              </w:rPr>
               <w:t xml:space="preserve">__________________________________________</w:t>
             </w:r>
           </w:p>
@@ -2184,25 +3208,37 @@
       </w:tr>
       <w:tr>
         <w:tc>
-          <w:tcPr/>
-          <w:p>
-            <w:pPr>
-              <w:pStyle w:val="Compact"/>
-              <w:jc w:val="left"/>
-            </w:pPr>
-            <w:r>
+          <w:tcPr>
+            <w:shd w:fill="FFFFFF" w:val="clear"/>
+          </w:tcPr>
+          <w:p>
+            <w:pPr>
+              <w:pStyle w:val="Compact"/>
+              <w:jc w:val="left"/>
+            </w:pPr>
+            <w:r>
+              <w:rPr>
+                <w:color w:val="1A1A1A"/>
+                <w:sz w:val="19"/>
+              </w:rPr>
               <w:t xml:space="preserve">Meals (MEL)</w:t>
             </w:r>
           </w:p>
         </w:tc>
         <w:tc>
-          <w:tcPr/>
-          <w:p>
-            <w:pPr>
-              <w:pStyle w:val="Compact"/>
-              <w:jc w:val="left"/>
-            </w:pPr>
-            <w:r>
+          <w:tcPr>
+            <w:shd w:fill="FFFFFF" w:val="clear"/>
+          </w:tcPr>
+          <w:p>
+            <w:pPr>
+              <w:pStyle w:val="Compact"/>
+              <w:jc w:val="left"/>
+            </w:pPr>
+            <w:r>
+              <w:rPr>
+                <w:color w:val="1A1A1A"/>
+                <w:sz w:val="19"/>
+              </w:rPr>
               <w:t xml:space="preserve">__________________________________________</w:t>
             </w:r>
           </w:p>
@@ -2210,25 +3246,37 @@
       </w:tr>
       <w:tr>
         <w:tc>
-          <w:tcPr/>
-          <w:p>
-            <w:pPr>
-              <w:pStyle w:val="Compact"/>
-              <w:jc w:val="left"/>
-            </w:pPr>
-            <w:r>
+          <w:tcPr>
+            <w:shd w:fill="E8F8FF" w:val="clear"/>
+          </w:tcPr>
+          <w:p>
+            <w:pPr>
+              <w:pStyle w:val="Compact"/>
+              <w:jc w:val="left"/>
+            </w:pPr>
+            <w:r>
+              <w:rPr>
+                <w:color w:val="1A1A1A"/>
+                <w:sz w:val="19"/>
+              </w:rPr>
               <w:t xml:space="preserve">Communication (COM)</w:t>
             </w:r>
           </w:p>
         </w:tc>
         <w:tc>
-          <w:tcPr/>
-          <w:p>
-            <w:pPr>
-              <w:pStyle w:val="Compact"/>
-              <w:jc w:val="left"/>
-            </w:pPr>
-            <w:r>
+          <w:tcPr>
+            <w:shd w:fill="E8F8FF" w:val="clear"/>
+          </w:tcPr>
+          <w:p>
+            <w:pPr>
+              <w:pStyle w:val="Compact"/>
+              <w:jc w:val="left"/>
+            </w:pPr>
+            <w:r>
+              <w:rPr>
+                <w:color w:val="1A1A1A"/>
+                <w:sz w:val="19"/>
+              </w:rPr>
               <w:t xml:space="preserve">__________________________________________</w:t>
             </w:r>
           </w:p>
@@ -2236,25 +3284,37 @@
       </w:tr>
       <w:tr>
         <w:tc>
-          <w:tcPr/>
-          <w:p>
-            <w:pPr>
-              <w:pStyle w:val="Compact"/>
-              <w:jc w:val="left"/>
-            </w:pPr>
-            <w:r>
+          <w:tcPr>
+            <w:shd w:fill="FFFFFF" w:val="clear"/>
+          </w:tcPr>
+          <w:p>
+            <w:pPr>
+              <w:pStyle w:val="Compact"/>
+              <w:jc w:val="left"/>
+            </w:pPr>
+            <w:r>
+              <w:rPr>
+                <w:color w:val="1A1A1A"/>
+                <w:sz w:val="19"/>
+              </w:rPr>
               <w:t xml:space="preserve">Entertainment (ENT)</w:t>
             </w:r>
           </w:p>
         </w:tc>
         <w:tc>
-          <w:tcPr/>
-          <w:p>
-            <w:pPr>
-              <w:pStyle w:val="Compact"/>
-              <w:jc w:val="left"/>
-            </w:pPr>
-            <w:r>
+          <w:tcPr>
+            <w:shd w:fill="FFFFFF" w:val="clear"/>
+          </w:tcPr>
+          <w:p>
+            <w:pPr>
+              <w:pStyle w:val="Compact"/>
+              <w:jc w:val="left"/>
+            </w:pPr>
+            <w:r>
+              <w:rPr>
+                <w:color w:val="1A1A1A"/>
+                <w:sz w:val="19"/>
+              </w:rPr>
               <w:t xml:space="preserve">__________________________________________</w:t>
             </w:r>
           </w:p>
@@ -2262,25 +3322,37 @@
       </w:tr>
       <w:tr>
         <w:tc>
-          <w:tcPr/>
-          <w:p>
-            <w:pPr>
-              <w:pStyle w:val="Compact"/>
-              <w:jc w:val="left"/>
-            </w:pPr>
-            <w:r>
+          <w:tcPr>
+            <w:shd w:fill="E8F8FF" w:val="clear"/>
+          </w:tcPr>
+          <w:p>
+            <w:pPr>
+              <w:pStyle w:val="Compact"/>
+              <w:jc w:val="left"/>
+            </w:pPr>
+            <w:r>
+              <w:rPr>
+                <w:color w:val="1A1A1A"/>
+                <w:sz w:val="19"/>
+              </w:rPr>
               <w:t xml:space="preserve">Office Supplies (OFS)</w:t>
             </w:r>
           </w:p>
         </w:tc>
         <w:tc>
-          <w:tcPr/>
-          <w:p>
-            <w:pPr>
-              <w:pStyle w:val="Compact"/>
-              <w:jc w:val="left"/>
-            </w:pPr>
-            <w:r>
+          <w:tcPr>
+            <w:shd w:fill="E8F8FF" w:val="clear"/>
+          </w:tcPr>
+          <w:p>
+            <w:pPr>
+              <w:pStyle w:val="Compact"/>
+              <w:jc w:val="left"/>
+            </w:pPr>
+            <w:r>
+              <w:rPr>
+                <w:color w:val="1A1A1A"/>
+                <w:sz w:val="19"/>
+              </w:rPr>
               <w:t xml:space="preserve">__________________________________________</w:t>
             </w:r>
           </w:p>
@@ -2288,25 +3360,37 @@
       </w:tr>
       <w:tr>
         <w:tc>
-          <w:tcPr/>
-          <w:p>
-            <w:pPr>
-              <w:pStyle w:val="Compact"/>
-              <w:jc w:val="left"/>
-            </w:pPr>
-            <w:r>
+          <w:tcPr>
+            <w:shd w:fill="FFFFFF" w:val="clear"/>
+          </w:tcPr>
+          <w:p>
+            <w:pPr>
+              <w:pStyle w:val="Compact"/>
+              <w:jc w:val="left"/>
+            </w:pPr>
+            <w:r>
+              <w:rPr>
+                <w:color w:val="1A1A1A"/>
+                <w:sz w:val="19"/>
+              </w:rPr>
               <w:t xml:space="preserve">Registration (REG)</w:t>
             </w:r>
           </w:p>
         </w:tc>
         <w:tc>
-          <w:tcPr/>
-          <w:p>
-            <w:pPr>
-              <w:pStyle w:val="Compact"/>
-              <w:jc w:val="left"/>
-            </w:pPr>
-            <w:r>
+          <w:tcPr>
+            <w:shd w:fill="FFFFFF" w:val="clear"/>
+          </w:tcPr>
+          <w:p>
+            <w:pPr>
+              <w:pStyle w:val="Compact"/>
+              <w:jc w:val="left"/>
+            </w:pPr>
+            <w:r>
+              <w:rPr>
+                <w:color w:val="1A1A1A"/>
+                <w:sz w:val="19"/>
+              </w:rPr>
               <w:t xml:space="preserve">__________________________________________</w:t>
             </w:r>
           </w:p>
@@ -2314,25 +3398,37 @@
       </w:tr>
       <w:tr>
         <w:tc>
-          <w:tcPr/>
-          <w:p>
-            <w:pPr>
-              <w:pStyle w:val="Compact"/>
-              <w:jc w:val="left"/>
-            </w:pPr>
-            <w:r>
+          <w:tcPr>
+            <w:shd w:fill="E8F8FF" w:val="clear"/>
+          </w:tcPr>
+          <w:p>
+            <w:pPr>
+              <w:pStyle w:val="Compact"/>
+              <w:jc w:val="left"/>
+            </w:pPr>
+            <w:r>
+              <w:rPr>
+                <w:color w:val="1A1A1A"/>
+                <w:sz w:val="19"/>
+              </w:rPr>
               <w:t xml:space="preserve">Miscellaneous (MIS)</w:t>
             </w:r>
           </w:p>
         </w:tc>
         <w:tc>
-          <w:tcPr/>
-          <w:p>
-            <w:pPr>
-              <w:pStyle w:val="Compact"/>
-              <w:jc w:val="left"/>
-            </w:pPr>
-            <w:r>
+          <w:tcPr>
+            <w:shd w:fill="E8F8FF" w:val="clear"/>
+          </w:tcPr>
+          <w:p>
+            <w:pPr>
+              <w:pStyle w:val="Compact"/>
+              <w:jc w:val="left"/>
+            </w:pPr>
+            <w:r>
+              <w:rPr>
+                <w:color w:val="1A1A1A"/>
+                <w:sz w:val="19"/>
+              </w:rPr>
               <w:t xml:space="preserve">__________________________________________</w:t>
             </w:r>
           </w:p>
@@ -2340,25 +3436,37 @@
       </w:tr>
       <w:tr>
         <w:tc>
-          <w:tcPr/>
-          <w:p>
-            <w:pPr>
-              <w:pStyle w:val="Compact"/>
-              <w:jc w:val="left"/>
-            </w:pPr>
-            <w:r>
+          <w:tcPr>
+            <w:shd w:fill="FFFFFF" w:val="clear"/>
+          </w:tcPr>
+          <w:p>
+            <w:pPr>
+              <w:pStyle w:val="Compact"/>
+              <w:jc w:val="left"/>
+            </w:pPr>
+            <w:r>
+              <w:rPr>
+                <w:color w:val="1A1A1A"/>
+                <w:sz w:val="19"/>
+              </w:rPr>
               <w:t xml:space="preserve">Other (OTH)</w:t>
             </w:r>
           </w:p>
         </w:tc>
         <w:tc>
-          <w:tcPr/>
-          <w:p>
-            <w:pPr>
-              <w:pStyle w:val="Compact"/>
-              <w:jc w:val="left"/>
-            </w:pPr>
-            <w:r>
+          <w:tcPr>
+            <w:shd w:fill="FFFFFF" w:val="clear"/>
+          </w:tcPr>
+          <w:p>
+            <w:pPr>
+              <w:pStyle w:val="Compact"/>
+              <w:jc w:val="left"/>
+            </w:pPr>
+            <w:r>
+              <w:rPr>
+                <w:color w:val="1A1A1A"/>
+                <w:sz w:val="19"/>
+              </w:rPr>
               <w:t xml:space="preserve">__________________________________________</w:t>
             </w:r>
           </w:p>
@@ -2376,9 +3484,29 @@
     <w:bookmarkStart w:id="29" w:name="financial-summary"/>
     <w:p>
       <w:pPr>
+        <w:pBdr>
+          <w:top w:val="single" w:sz="18" w:space="1" w:color="F5A623"/>
+          <w:bottom w:val="single" w:sz="6" w:space="1" w:color="0099CC"/>
+        </w:pBdr>
+        <w:spacing w:before="200" w:after="200"/>
+      </w:pPr>
+    </w:p>
+    <w:p>
+      <w:pPr>
         <w:pStyle w:val="Heading2"/>
-      </w:pPr>
-      <w:r>
+        <w:rPr>
+          <w:color w:val="0099CC"/>
+        </w:rPr>
+        <w:pBdr>
+          <w:bottom w:val="single" w:sz="6" w:space="2" w:color="00BFFF"/>
+        </w:pBdr>
+      </w:pPr>
+      <w:r>
+        <w:rPr>
+          <w:b/>
+          <w:color w:val="0099CC"/>
+          <w:sz w:val="32"/>
+        </w:rPr>
         <w:t xml:space="preserve">FINANCIAL SUMMARY</w:t>
       </w:r>
     </w:p>
@@ -2388,6 +3516,14 @@
         <w:tblW w:type="pct" w:w="5000"/>
         <w:tblLook w:firstRow="1" w:lastRow="0" w:firstColumn="0" w:lastColumn="0" w:noHBand="0" w:noVBand="0" w:val="0020"/>
         <w:jc w:val="start"/>
+        <w:tblBorders>
+          <w:top w:val="single" w:sz="4" w:space="0" w:color="B0D4E8"/>
+          <w:left w:val="single" w:sz="4" w:space="0" w:color="B0D4E8"/>
+          <w:bottom w:val="single" w:sz="4" w:space="0" w:color="B0D4E8"/>
+          <w:right w:val="single" w:sz="4" w:space="0" w:color="B0D4E8"/>
+          <w:insideH w:val="single" w:sz="4" w:space="0" w:color="B0D4E8"/>
+          <w:insideV w:val="single" w:sz="4" w:space="0" w:color="B0D4E8"/>
+        </w:tblBorders>
       </w:tblPr>
       <w:tblGrid>
         <w:gridCol w:w="3960"/>
@@ -2398,21 +3534,30 @@
           <w:tblHeader w:val="true"/>
         </w:trPr>
         <w:tc>
-          <w:tcPr/>
-          <w:p>
-            <w:pPr>
-              <w:pStyle w:val="Compact"/>
-            </w:pPr>
-          </w:p>
-        </w:tc>
-        <w:tc>
-          <w:tcPr/>
-          <w:p>
-            <w:pPr>
-              <w:pStyle w:val="Compact"/>
-              <w:jc w:val="left"/>
-            </w:pPr>
-            <w:r>
+          <w:tcPr>
+            <w:shd w:fill="0099CC" w:val="clear"/>
+          </w:tcPr>
+          <w:p>
+            <w:pPr>
+              <w:pStyle w:val="Compact"/>
+            </w:pPr>
+          </w:p>
+        </w:tc>
+        <w:tc>
+          <w:tcPr>
+            <w:shd w:fill="0099CC" w:val="clear"/>
+          </w:tcPr>
+          <w:p>
+            <w:pPr>
+              <w:pStyle w:val="Compact"/>
+              <w:jc w:val="left"/>
+            </w:pPr>
+            <w:r>
+              <w:rPr>
+                <w:b/>
+                <w:color w:val="FFFFFF"/>
+                <w:sz w:val="20"/>
+              </w:rPr>
               <w:t xml:space="preserve">Amount (NGN)</w:t>
             </w:r>
           </w:p>
@@ -2420,7 +3565,9 @@
       </w:tr>
       <w:tr>
         <w:tc>
-          <w:tcPr/>
+          <w:tcPr>
+            <w:shd w:fill="FFFFFF" w:val="clear"/>
+          </w:tcPr>
           <w:p>
             <w:pPr>
               <w:pStyle w:val="Compact"/>
@@ -2430,19 +3577,27 @@
               <w:rPr>
                 <w:bCs/>
                 <w:b/>
+                <w:color w:val="1A1A1A"/>
+                <w:sz w:val="19"/>
               </w:rPr>
               <w:t xml:space="preserve">Total Expenses Claimed</w:t>
             </w:r>
           </w:p>
         </w:tc>
         <w:tc>
-          <w:tcPr/>
-          <w:p>
-            <w:pPr>
-              <w:pStyle w:val="Compact"/>
-              <w:jc w:val="left"/>
-            </w:pPr>
-            <w:r>
+          <w:tcPr>
+            <w:shd w:fill="FFFFFF" w:val="clear"/>
+          </w:tcPr>
+          <w:p>
+            <w:pPr>
+              <w:pStyle w:val="Compact"/>
+              <w:jc w:val="left"/>
+            </w:pPr>
+            <w:r>
+              <w:rPr>
+                <w:color w:val="1A1A1A"/>
+                <w:sz w:val="19"/>
+              </w:rPr>
               <w:t xml:space="preserve">__________________________________________</w:t>
             </w:r>
           </w:p>
@@ -2450,7 +3605,9 @@
       </w:tr>
       <w:tr>
         <w:tc>
-          <w:tcPr/>
+          <w:tcPr>
+            <w:shd w:fill="E8F8FF" w:val="clear"/>
+          </w:tcPr>
           <w:p>
             <w:pPr>
               <w:pStyle w:val="Compact"/>
@@ -2460,19 +3617,27 @@
               <w:rPr>
                 <w:bCs/>
                 <w:b/>
+                <w:color w:val="1A1A1A"/>
+                <w:sz w:val="19"/>
               </w:rPr>
               <w:t xml:space="preserve">Less: Advance Received</w:t>
             </w:r>
           </w:p>
         </w:tc>
         <w:tc>
-          <w:tcPr/>
-          <w:p>
-            <w:pPr>
-              <w:pStyle w:val="Compact"/>
-              <w:jc w:val="left"/>
-            </w:pPr>
-            <w:r>
+          <w:tcPr>
+            <w:shd w:fill="E8F8FF" w:val="clear"/>
+          </w:tcPr>
+          <w:p>
+            <w:pPr>
+              <w:pStyle w:val="Compact"/>
+              <w:jc w:val="left"/>
+            </w:pPr>
+            <w:r>
+              <w:rPr>
+                <w:color w:val="1A1A1A"/>
+                <w:sz w:val="19"/>
+              </w:rPr>
               <w:t xml:space="preserve">__________________________________________</w:t>
             </w:r>
           </w:p>
@@ -2480,7 +3645,9 @@
       </w:tr>
       <w:tr>
         <w:tc>
-          <w:tcPr/>
+          <w:tcPr>
+            <w:shd w:fill="FFFFFF" w:val="clear"/>
+          </w:tcPr>
           <w:p>
             <w:pPr>
               <w:pStyle w:val="Compact"/>
@@ -2490,19 +3657,27 @@
               <w:rPr>
                 <w:bCs/>
                 <w:b/>
+                <w:color w:val="1A1A1A"/>
+                <w:sz w:val="19"/>
               </w:rPr>
               <w:t xml:space="preserve">Amount Due to Employee</w:t>
             </w:r>
           </w:p>
         </w:tc>
         <w:tc>
-          <w:tcPr/>
-          <w:p>
-            <w:pPr>
-              <w:pStyle w:val="Compact"/>
-              <w:jc w:val="left"/>
-            </w:pPr>
-            <w:r>
+          <w:tcPr>
+            <w:shd w:fill="FFFFFF" w:val="clear"/>
+          </w:tcPr>
+          <w:p>
+            <w:pPr>
+              <w:pStyle w:val="Compact"/>
+              <w:jc w:val="left"/>
+            </w:pPr>
+            <w:r>
+              <w:rPr>
+                <w:color w:val="1A1A1A"/>
+                <w:sz w:val="19"/>
+              </w:rPr>
               <w:t xml:space="preserve">__________________________________________</w:t>
             </w:r>
           </w:p>
@@ -2510,7 +3685,9 @@
       </w:tr>
       <w:tr>
         <w:tc>
-          <w:tcPr/>
+          <w:tcPr>
+            <w:shd w:fill="E8F8FF" w:val="clear"/>
+          </w:tcPr>
           <w:p>
             <w:pPr>
               <w:pStyle w:val="Compact"/>
@@ -2520,19 +3697,27 @@
               <w:rPr>
                 <w:bCs/>
                 <w:b/>
+                <w:color w:val="1A1A1A"/>
+                <w:sz w:val="19"/>
               </w:rPr>
               <w:t xml:space="preserve">Amount Due to Company (if advance exceeds expenses)</w:t>
             </w:r>
           </w:p>
         </w:tc>
         <w:tc>
-          <w:tcPr/>
-          <w:p>
-            <w:pPr>
-              <w:pStyle w:val="Compact"/>
-              <w:jc w:val="left"/>
-            </w:pPr>
-            <w:r>
+          <w:tcPr>
+            <w:shd w:fill="E8F8FF" w:val="clear"/>
+          </w:tcPr>
+          <w:p>
+            <w:pPr>
+              <w:pStyle w:val="Compact"/>
+              <w:jc w:val="left"/>
+            </w:pPr>
+            <w:r>
+              <w:rPr>
+                <w:color w:val="1A1A1A"/>
+                <w:sz w:val="19"/>
+              </w:rPr>
               <w:t xml:space="preserve">__________________________________________</w:t>
             </w:r>
           </w:p>
@@ -2568,9 +3753,29 @@
     <w:bookmarkStart w:id="30" w:name="supporting-documents-checklist"/>
     <w:p>
       <w:pPr>
+        <w:pBdr>
+          <w:top w:val="single" w:sz="18" w:space="1" w:color="F5A623"/>
+          <w:bottom w:val="single" w:sz="6" w:space="1" w:color="0099CC"/>
+        </w:pBdr>
+        <w:spacing w:before="200" w:after="200"/>
+      </w:pPr>
+    </w:p>
+    <w:p>
+      <w:pPr>
         <w:pStyle w:val="Heading2"/>
-      </w:pPr>
-      <w:r>
+        <w:rPr>
+          <w:color w:val="0099CC"/>
+        </w:rPr>
+        <w:pBdr>
+          <w:bottom w:val="single" w:sz="6" w:space="2" w:color="00BFFF"/>
+        </w:pBdr>
+      </w:pPr>
+      <w:r>
+        <w:rPr>
+          <w:b/>
+          <w:color w:val="0099CC"/>
+          <w:sz w:val="32"/>
+        </w:rPr>
         <w:t xml:space="preserve">SUPPORTING DOCUMENTS CHECKLIST</w:t>
       </w:r>
     </w:p>
@@ -2743,9 +3948,29 @@
     <w:bookmarkStart w:id="32" w:name="employee-declaration"/>
     <w:p>
       <w:pPr>
+        <w:pBdr>
+          <w:top w:val="single" w:sz="18" w:space="1" w:color="F5A623"/>
+          <w:bottom w:val="single" w:sz="6" w:space="1" w:color="0099CC"/>
+        </w:pBdr>
+        <w:spacing w:before="200" w:after="200"/>
+      </w:pPr>
+    </w:p>
+    <w:p>
+      <w:pPr>
         <w:pStyle w:val="Heading2"/>
-      </w:pPr>
-      <w:r>
+        <w:rPr>
+          <w:color w:val="0099CC"/>
+        </w:rPr>
+        <w:pBdr>
+          <w:bottom w:val="single" w:sz="6" w:space="2" w:color="00BFFF"/>
+        </w:pBdr>
+      </w:pPr>
+      <w:r>
+        <w:rPr>
+          <w:b/>
+          <w:color w:val="0099CC"/>
+          <w:sz w:val="32"/>
+        </w:rPr>
         <w:t xml:space="preserve">EMPLOYEE DECLARATION</w:t>
       </w:r>
     </w:p>
@@ -2761,8 +3986,16 @@
     <w:p>
       <w:pPr>
         <w:pStyle w:val="Heading3"/>
-      </w:pPr>
-      <w:r>
+        <w:rPr>
+          <w:color w:val="E08A00"/>
+        </w:rPr>
+      </w:pPr>
+      <w:r>
+        <w:rPr>
+          <w:b/>
+          <w:color w:val="E08A00"/>
+          <w:sz w:val="26"/>
+        </w:rPr>
         <w:t xml:space="preserve">Employee Signature</w:t>
       </w:r>
     </w:p>
@@ -2772,6 +4005,14 @@
         <w:tblW w:type="auto" w:w="0"/>
         <w:tblLook w:firstRow="1" w:lastRow="0" w:firstColumn="0" w:lastColumn="0" w:noHBand="0" w:noVBand="0" w:val="0020"/>
         <w:jc w:val="start"/>
+        <w:tblBorders>
+          <w:top w:val="single" w:sz="4" w:space="0" w:color="B0D4E8"/>
+          <w:left w:val="single" w:sz="4" w:space="0" w:color="B0D4E8"/>
+          <w:bottom w:val="single" w:sz="4" w:space="0" w:color="B0D4E8"/>
+          <w:right w:val="single" w:sz="4" w:space="0" w:color="B0D4E8"/>
+          <w:insideH w:val="single" w:sz="4" w:space="0" w:color="B0D4E8"/>
+          <w:insideV w:val="single" w:sz="4" w:space="0" w:color="B0D4E8"/>
+        </w:tblBorders>
       </w:tblPr>
       <w:tblGrid>
         <w:gridCol w:w="3960"/>
@@ -2782,25 +4023,39 @@
           <w:tblHeader w:val="true"/>
         </w:trPr>
         <w:tc>
-          <w:tcPr/>
-          <w:p>
-            <w:pPr>
-              <w:pStyle w:val="Compact"/>
-              <w:jc w:val="left"/>
-            </w:pPr>
-            <w:r>
+          <w:tcPr>
+            <w:shd w:fill="0099CC" w:val="clear"/>
+          </w:tcPr>
+          <w:p>
+            <w:pPr>
+              <w:pStyle w:val="Compact"/>
+              <w:jc w:val="left"/>
+            </w:pPr>
+            <w:r>
+              <w:rPr>
+                <w:b/>
+                <w:color w:val="FFFFFF"/>
+                <w:sz w:val="20"/>
+              </w:rPr>
               <w:t xml:space="preserve">Field</w:t>
             </w:r>
           </w:p>
         </w:tc>
         <w:tc>
-          <w:tcPr/>
-          <w:p>
-            <w:pPr>
-              <w:pStyle w:val="Compact"/>
-              <w:jc w:val="left"/>
-            </w:pPr>
-            <w:r>
+          <w:tcPr>
+            <w:shd w:fill="0099CC" w:val="clear"/>
+          </w:tcPr>
+          <w:p>
+            <w:pPr>
+              <w:pStyle w:val="Compact"/>
+              <w:jc w:val="left"/>
+            </w:pPr>
+            <w:r>
+              <w:rPr>
+                <w:b/>
+                <w:color w:val="FFFFFF"/>
+                <w:sz w:val="20"/>
+              </w:rPr>
               <w:t xml:space="preserve">Details</w:t>
             </w:r>
           </w:p>
@@ -2808,25 +4063,37 @@
       </w:tr>
       <w:tr>
         <w:tc>
-          <w:tcPr/>
-          <w:p>
-            <w:pPr>
-              <w:pStyle w:val="Compact"/>
-              <w:jc w:val="left"/>
-            </w:pPr>
-            <w:r>
+          <w:tcPr>
+            <w:shd w:fill="FFFFFF" w:val="clear"/>
+          </w:tcPr>
+          <w:p>
+            <w:pPr>
+              <w:pStyle w:val="Compact"/>
+              <w:jc w:val="left"/>
+            </w:pPr>
+            <w:r>
+              <w:rPr>
+                <w:color w:val="1A1A1A"/>
+                <w:sz w:val="19"/>
+              </w:rPr>
               <w:t xml:space="preserve">Name</w:t>
             </w:r>
           </w:p>
         </w:tc>
         <w:tc>
-          <w:tcPr/>
-          <w:p>
-            <w:pPr>
-              <w:pStyle w:val="Compact"/>
-              <w:jc w:val="left"/>
-            </w:pPr>
-            <w:r>
+          <w:tcPr>
+            <w:shd w:fill="FFFFFF" w:val="clear"/>
+          </w:tcPr>
+          <w:p>
+            <w:pPr>
+              <w:pStyle w:val="Compact"/>
+              <w:jc w:val="left"/>
+            </w:pPr>
+            <w:r>
+              <w:rPr>
+                <w:color w:val="1A1A1A"/>
+                <w:sz w:val="19"/>
+              </w:rPr>
               <w:t xml:space="preserve">__________________________________________</w:t>
             </w:r>
           </w:p>
@@ -2834,25 +4101,37 @@
       </w:tr>
       <w:tr>
         <w:tc>
-          <w:tcPr/>
-          <w:p>
-            <w:pPr>
-              <w:pStyle w:val="Compact"/>
-              <w:jc w:val="left"/>
-            </w:pPr>
-            <w:r>
+          <w:tcPr>
+            <w:shd w:fill="E8F8FF" w:val="clear"/>
+          </w:tcPr>
+          <w:p>
+            <w:pPr>
+              <w:pStyle w:val="Compact"/>
+              <w:jc w:val="left"/>
+            </w:pPr>
+            <w:r>
+              <w:rPr>
+                <w:color w:val="1A1A1A"/>
+                <w:sz w:val="19"/>
+              </w:rPr>
               <w:t xml:space="preserve">Signature</w:t>
             </w:r>
           </w:p>
         </w:tc>
         <w:tc>
-          <w:tcPr/>
-          <w:p>
-            <w:pPr>
-              <w:pStyle w:val="Compact"/>
-              <w:jc w:val="left"/>
-            </w:pPr>
-            <w:r>
+          <w:tcPr>
+            <w:shd w:fill="E8F8FF" w:val="clear"/>
+          </w:tcPr>
+          <w:p>
+            <w:pPr>
+              <w:pStyle w:val="Compact"/>
+              <w:jc w:val="left"/>
+            </w:pPr>
+            <w:r>
+              <w:rPr>
+                <w:color w:val="1A1A1A"/>
+                <w:sz w:val="19"/>
+              </w:rPr>
               <w:t xml:space="preserve">__________________________________________</w:t>
             </w:r>
           </w:p>
@@ -2860,25 +4139,37 @@
       </w:tr>
       <w:tr>
         <w:tc>
-          <w:tcPr/>
-          <w:p>
-            <w:pPr>
-              <w:pStyle w:val="Compact"/>
-              <w:jc w:val="left"/>
-            </w:pPr>
-            <w:r>
+          <w:tcPr>
+            <w:shd w:fill="FFFFFF" w:val="clear"/>
+          </w:tcPr>
+          <w:p>
+            <w:pPr>
+              <w:pStyle w:val="Compact"/>
+              <w:jc w:val="left"/>
+            </w:pPr>
+            <w:r>
+              <w:rPr>
+                <w:color w:val="1A1A1A"/>
+                <w:sz w:val="19"/>
+              </w:rPr>
               <w:t xml:space="preserve">Date</w:t>
             </w:r>
           </w:p>
         </w:tc>
         <w:tc>
-          <w:tcPr/>
-          <w:p>
-            <w:pPr>
-              <w:pStyle w:val="Compact"/>
-              <w:jc w:val="left"/>
-            </w:pPr>
-            <w:r>
+          <w:tcPr>
+            <w:shd w:fill="FFFFFF" w:val="clear"/>
+          </w:tcPr>
+          <w:p>
+            <w:pPr>
+              <w:pStyle w:val="Compact"/>
+              <w:jc w:val="left"/>
+            </w:pPr>
+            <w:r>
+              <w:rPr>
+                <w:color w:val="1A1A1A"/>
+                <w:sz w:val="19"/>
+              </w:rPr>
               <w:t xml:space="preserve">__________________________________________</w:t>
             </w:r>
           </w:p>
@@ -2897,9 +4188,29 @@
     <w:bookmarkStart w:id="36" w:name="approval-chain"/>
     <w:p>
       <w:pPr>
+        <w:pBdr>
+          <w:top w:val="single" w:sz="18" w:space="1" w:color="F5A623"/>
+          <w:bottom w:val="single" w:sz="6" w:space="1" w:color="0099CC"/>
+        </w:pBdr>
+        <w:spacing w:before="200" w:after="200"/>
+      </w:pPr>
+    </w:p>
+    <w:p>
+      <w:pPr>
         <w:pStyle w:val="Heading2"/>
-      </w:pPr>
-      <w:r>
+        <w:rPr>
+          <w:color w:val="0099CC"/>
+        </w:rPr>
+        <w:pBdr>
+          <w:bottom w:val="single" w:sz="6" w:space="2" w:color="00BFFF"/>
+        </w:pBdr>
+      </w:pPr>
+      <w:r>
+        <w:rPr>
+          <w:b/>
+          <w:color w:val="0099CC"/>
+          <w:sz w:val="32"/>
+        </w:rPr>
         <w:t xml:space="preserve">APPROVAL CHAIN</w:t>
       </w:r>
     </w:p>
@@ -2907,8 +4218,16 @@
     <w:p>
       <w:pPr>
         <w:pStyle w:val="Heading3"/>
-      </w:pPr>
-      <w:r>
+        <w:rPr>
+          <w:color w:val="E08A00"/>
+        </w:rPr>
+      </w:pPr>
+      <w:r>
+        <w:rPr>
+          <w:b/>
+          <w:color w:val="E08A00"/>
+          <w:sz w:val="26"/>
+        </w:rPr>
         <w:t xml:space="preserve">Line Manager / Supervisor</w:t>
       </w:r>
     </w:p>
@@ -2918,6 +4237,14 @@
         <w:tblW w:type="auto" w:w="0"/>
         <w:tblLook w:firstRow="1" w:lastRow="0" w:firstColumn="0" w:lastColumn="0" w:noHBand="0" w:noVBand="0" w:val="0020"/>
         <w:jc w:val="start"/>
+        <w:tblBorders>
+          <w:top w:val="single" w:sz="4" w:space="0" w:color="B0D4E8"/>
+          <w:left w:val="single" w:sz="4" w:space="0" w:color="B0D4E8"/>
+          <w:bottom w:val="single" w:sz="4" w:space="0" w:color="B0D4E8"/>
+          <w:right w:val="single" w:sz="4" w:space="0" w:color="B0D4E8"/>
+          <w:insideH w:val="single" w:sz="4" w:space="0" w:color="B0D4E8"/>
+          <w:insideV w:val="single" w:sz="4" w:space="0" w:color="B0D4E8"/>
+        </w:tblBorders>
       </w:tblPr>
       <w:tblGrid>
         <w:gridCol w:w="3960"/>
@@ -2928,25 +4255,39 @@
           <w:tblHeader w:val="true"/>
         </w:trPr>
         <w:tc>
-          <w:tcPr/>
-          <w:p>
-            <w:pPr>
-              <w:pStyle w:val="Compact"/>
-              <w:jc w:val="left"/>
-            </w:pPr>
-            <w:r>
+          <w:tcPr>
+            <w:shd w:fill="0099CC" w:val="clear"/>
+          </w:tcPr>
+          <w:p>
+            <w:pPr>
+              <w:pStyle w:val="Compact"/>
+              <w:jc w:val="left"/>
+            </w:pPr>
+            <w:r>
+              <w:rPr>
+                <w:b/>
+                <w:color w:val="FFFFFF"/>
+                <w:sz w:val="20"/>
+              </w:rPr>
               <w:t xml:space="preserve">Field</w:t>
             </w:r>
           </w:p>
         </w:tc>
         <w:tc>
-          <w:tcPr/>
-          <w:p>
-            <w:pPr>
-              <w:pStyle w:val="Compact"/>
-              <w:jc w:val="left"/>
-            </w:pPr>
-            <w:r>
+          <w:tcPr>
+            <w:shd w:fill="0099CC" w:val="clear"/>
+          </w:tcPr>
+          <w:p>
+            <w:pPr>
+              <w:pStyle w:val="Compact"/>
+              <w:jc w:val="left"/>
+            </w:pPr>
+            <w:r>
+              <w:rPr>
+                <w:b/>
+                <w:color w:val="FFFFFF"/>
+                <w:sz w:val="20"/>
+              </w:rPr>
               <w:t xml:space="preserve">Details</w:t>
             </w:r>
           </w:p>
@@ -2954,25 +4295,37 @@
       </w:tr>
       <w:tr>
         <w:tc>
-          <w:tcPr/>
-          <w:p>
-            <w:pPr>
-              <w:pStyle w:val="Compact"/>
-              <w:jc w:val="left"/>
-            </w:pPr>
-            <w:r>
+          <w:tcPr>
+            <w:shd w:fill="FFFFFF" w:val="clear"/>
+          </w:tcPr>
+          <w:p>
+            <w:pPr>
+              <w:pStyle w:val="Compact"/>
+              <w:jc w:val="left"/>
+            </w:pPr>
+            <w:r>
+              <w:rPr>
+                <w:color w:val="1A1A1A"/>
+                <w:sz w:val="19"/>
+              </w:rPr>
               <w:t xml:space="preserve">Name</w:t>
             </w:r>
           </w:p>
         </w:tc>
         <w:tc>
-          <w:tcPr/>
-          <w:p>
-            <w:pPr>
-              <w:pStyle w:val="Compact"/>
-              <w:jc w:val="left"/>
-            </w:pPr>
-            <w:r>
+          <w:tcPr>
+            <w:shd w:fill="FFFFFF" w:val="clear"/>
+          </w:tcPr>
+          <w:p>
+            <w:pPr>
+              <w:pStyle w:val="Compact"/>
+              <w:jc w:val="left"/>
+            </w:pPr>
+            <w:r>
+              <w:rPr>
+                <w:color w:val="1A1A1A"/>
+                <w:sz w:val="19"/>
+              </w:rPr>
               <w:t xml:space="preserve">__________________________________________</w:t>
             </w:r>
           </w:p>
@@ -2980,25 +4333,37 @@
       </w:tr>
       <w:tr>
         <w:tc>
-          <w:tcPr/>
-          <w:p>
-            <w:pPr>
-              <w:pStyle w:val="Compact"/>
-              <w:jc w:val="left"/>
-            </w:pPr>
-            <w:r>
+          <w:tcPr>
+            <w:shd w:fill="E8F8FF" w:val="clear"/>
+          </w:tcPr>
+          <w:p>
+            <w:pPr>
+              <w:pStyle w:val="Compact"/>
+              <w:jc w:val="left"/>
+            </w:pPr>
+            <w:r>
+              <w:rPr>
+                <w:color w:val="1A1A1A"/>
+                <w:sz w:val="19"/>
+              </w:rPr>
               <w:t xml:space="preserve">Signature</w:t>
             </w:r>
           </w:p>
         </w:tc>
         <w:tc>
-          <w:tcPr/>
-          <w:p>
-            <w:pPr>
-              <w:pStyle w:val="Compact"/>
-              <w:jc w:val="left"/>
-            </w:pPr>
-            <w:r>
+          <w:tcPr>
+            <w:shd w:fill="E8F8FF" w:val="clear"/>
+          </w:tcPr>
+          <w:p>
+            <w:pPr>
+              <w:pStyle w:val="Compact"/>
+              <w:jc w:val="left"/>
+            </w:pPr>
+            <w:r>
+              <w:rPr>
+                <w:color w:val="1A1A1A"/>
+                <w:sz w:val="19"/>
+              </w:rPr>
               <w:t xml:space="preserve">__________________________________________</w:t>
             </w:r>
           </w:p>
@@ -3006,25 +4371,37 @@
       </w:tr>
       <w:tr>
         <w:tc>
-          <w:tcPr/>
-          <w:p>
-            <w:pPr>
-              <w:pStyle w:val="Compact"/>
-              <w:jc w:val="left"/>
-            </w:pPr>
-            <w:r>
+          <w:tcPr>
+            <w:shd w:fill="FFFFFF" w:val="clear"/>
+          </w:tcPr>
+          <w:p>
+            <w:pPr>
+              <w:pStyle w:val="Compact"/>
+              <w:jc w:val="left"/>
+            </w:pPr>
+            <w:r>
+              <w:rPr>
+                <w:color w:val="1A1A1A"/>
+                <w:sz w:val="19"/>
+              </w:rPr>
               <w:t xml:space="preserve">Date</w:t>
             </w:r>
           </w:p>
         </w:tc>
         <w:tc>
-          <w:tcPr/>
-          <w:p>
-            <w:pPr>
-              <w:pStyle w:val="Compact"/>
-              <w:jc w:val="left"/>
-            </w:pPr>
-            <w:r>
+          <w:tcPr>
+            <w:shd w:fill="FFFFFF" w:val="clear"/>
+          </w:tcPr>
+          <w:p>
+            <w:pPr>
+              <w:pStyle w:val="Compact"/>
+              <w:jc w:val="left"/>
+            </w:pPr>
+            <w:r>
+              <w:rPr>
+                <w:color w:val="1A1A1A"/>
+                <w:sz w:val="19"/>
+              </w:rPr>
               <w:t xml:space="preserve">__________________________________________</w:t>
             </w:r>
           </w:p>
@@ -3032,25 +4409,37 @@
       </w:tr>
       <w:tr>
         <w:tc>
-          <w:tcPr/>
-          <w:p>
-            <w:pPr>
-              <w:pStyle w:val="Compact"/>
-              <w:jc w:val="left"/>
-            </w:pPr>
-            <w:r>
+          <w:tcPr>
+            <w:shd w:fill="E8F8FF" w:val="clear"/>
+          </w:tcPr>
+          <w:p>
+            <w:pPr>
+              <w:pStyle w:val="Compact"/>
+              <w:jc w:val="left"/>
+            </w:pPr>
+            <w:r>
+              <w:rPr>
+                <w:color w:val="1A1A1A"/>
+                <w:sz w:val="19"/>
+              </w:rPr>
               <w:t xml:space="preserve">Designation</w:t>
             </w:r>
           </w:p>
         </w:tc>
         <w:tc>
-          <w:tcPr/>
-          <w:p>
-            <w:pPr>
-              <w:pStyle w:val="Compact"/>
-              <w:jc w:val="left"/>
-            </w:pPr>
-            <w:r>
+          <w:tcPr>
+            <w:shd w:fill="E8F8FF" w:val="clear"/>
+          </w:tcPr>
+          <w:p>
+            <w:pPr>
+              <w:pStyle w:val="Compact"/>
+              <w:jc w:val="left"/>
+            </w:pPr>
+            <w:r>
+              <w:rPr>
+                <w:color w:val="1A1A1A"/>
+                <w:sz w:val="19"/>
+              </w:rPr>
               <w:t xml:space="preserve">__________________________________________</w:t>
             </w:r>
           </w:p>
@@ -3058,25 +4447,37 @@
       </w:tr>
       <w:tr>
         <w:tc>
-          <w:tcPr/>
-          <w:p>
-            <w:pPr>
-              <w:pStyle w:val="Compact"/>
-              <w:jc w:val="left"/>
-            </w:pPr>
-            <w:r>
+          <w:tcPr>
+            <w:shd w:fill="FFFFFF" w:val="clear"/>
+          </w:tcPr>
+          <w:p>
+            <w:pPr>
+              <w:pStyle w:val="Compact"/>
+              <w:jc w:val="left"/>
+            </w:pPr>
+            <w:r>
+              <w:rPr>
+                <w:color w:val="1A1A1A"/>
+                <w:sz w:val="19"/>
+              </w:rPr>
               <w:t xml:space="preserve">Comments</w:t>
             </w:r>
           </w:p>
         </w:tc>
         <w:tc>
-          <w:tcPr/>
-          <w:p>
-            <w:pPr>
-              <w:pStyle w:val="Compact"/>
-              <w:jc w:val="left"/>
-            </w:pPr>
-            <w:r>
+          <w:tcPr>
+            <w:shd w:fill="FFFFFF" w:val="clear"/>
+          </w:tcPr>
+          <w:p>
+            <w:pPr>
+              <w:pStyle w:val="Compact"/>
+              <w:jc w:val="left"/>
+            </w:pPr>
+            <w:r>
+              <w:rPr>
+                <w:color w:val="1A1A1A"/>
+                <w:sz w:val="19"/>
+              </w:rPr>
               <w:t xml:space="preserve">__________________________________________</w:t>
             </w:r>
           </w:p>
@@ -3084,25 +4485,37 @@
       </w:tr>
       <w:tr>
         <w:tc>
-          <w:tcPr/>
-          <w:p>
-            <w:pPr>
-              <w:pStyle w:val="Compact"/>
-              <w:jc w:val="left"/>
-            </w:pPr>
-            <w:r>
+          <w:tcPr>
+            <w:shd w:fill="E8F8FF" w:val="clear"/>
+          </w:tcPr>
+          <w:p>
+            <w:pPr>
+              <w:pStyle w:val="Compact"/>
+              <w:jc w:val="left"/>
+            </w:pPr>
+            <w:r>
+              <w:rPr>
+                <w:color w:val="1A1A1A"/>
+                <w:sz w:val="19"/>
+              </w:rPr>
               <w:t xml:space="preserve">Approved Amount (NGN)</w:t>
             </w:r>
           </w:p>
         </w:tc>
         <w:tc>
-          <w:tcPr/>
-          <w:p>
-            <w:pPr>
-              <w:pStyle w:val="Compact"/>
-              <w:jc w:val="left"/>
-            </w:pPr>
-            <w:r>
+          <w:tcPr>
+            <w:shd w:fill="E8F8FF" w:val="clear"/>
+          </w:tcPr>
+          <w:p>
+            <w:pPr>
+              <w:pStyle w:val="Compact"/>
+              <w:jc w:val="left"/>
+            </w:pPr>
+            <w:r>
+              <w:rPr>
+                <w:color w:val="1A1A1A"/>
+                <w:sz w:val="19"/>
+              </w:rPr>
               <w:t xml:space="preserve">__________________________________________</w:t>
             </w:r>
           </w:p>
@@ -3114,8 +4527,16 @@
     <w:p>
       <w:pPr>
         <w:pStyle w:val="Heading3"/>
-      </w:pPr>
-      <w:r>
+        <w:rPr>
+          <w:color w:val="E08A00"/>
+        </w:rPr>
+      </w:pPr>
+      <w:r>
+        <w:rPr>
+          <w:b/>
+          <w:color w:val="E08A00"/>
+          <w:sz w:val="26"/>
+        </w:rPr>
         <w:t xml:space="preserve">Finance Department</w:t>
       </w:r>
     </w:p>
@@ -3125,6 +4546,14 @@
         <w:tblW w:type="auto" w:w="0"/>
         <w:tblLook w:firstRow="1" w:lastRow="0" w:firstColumn="0" w:lastColumn="0" w:noHBand="0" w:noVBand="0" w:val="0020"/>
         <w:jc w:val="start"/>
+        <w:tblBorders>
+          <w:top w:val="single" w:sz="4" w:space="0" w:color="B0D4E8"/>
+          <w:left w:val="single" w:sz="4" w:space="0" w:color="B0D4E8"/>
+          <w:bottom w:val="single" w:sz="4" w:space="0" w:color="B0D4E8"/>
+          <w:right w:val="single" w:sz="4" w:space="0" w:color="B0D4E8"/>
+          <w:insideH w:val="single" w:sz="4" w:space="0" w:color="B0D4E8"/>
+          <w:insideV w:val="single" w:sz="4" w:space="0" w:color="B0D4E8"/>
+        </w:tblBorders>
       </w:tblPr>
       <w:tblGrid>
         <w:gridCol w:w="3960"/>
@@ -3135,25 +4564,39 @@
           <w:tblHeader w:val="true"/>
         </w:trPr>
         <w:tc>
-          <w:tcPr/>
-          <w:p>
-            <w:pPr>
-              <w:pStyle w:val="Compact"/>
-              <w:jc w:val="left"/>
-            </w:pPr>
-            <w:r>
+          <w:tcPr>
+            <w:shd w:fill="0099CC" w:val="clear"/>
+          </w:tcPr>
+          <w:p>
+            <w:pPr>
+              <w:pStyle w:val="Compact"/>
+              <w:jc w:val="left"/>
+            </w:pPr>
+            <w:r>
+              <w:rPr>
+                <w:b/>
+                <w:color w:val="FFFFFF"/>
+                <w:sz w:val="20"/>
+              </w:rPr>
               <w:t xml:space="preserve">Field</w:t>
             </w:r>
           </w:p>
         </w:tc>
         <w:tc>
-          <w:tcPr/>
-          <w:p>
-            <w:pPr>
-              <w:pStyle w:val="Compact"/>
-              <w:jc w:val="left"/>
-            </w:pPr>
-            <w:r>
+          <w:tcPr>
+            <w:shd w:fill="0099CC" w:val="clear"/>
+          </w:tcPr>
+          <w:p>
+            <w:pPr>
+              <w:pStyle w:val="Compact"/>
+              <w:jc w:val="left"/>
+            </w:pPr>
+            <w:r>
+              <w:rPr>
+                <w:b/>
+                <w:color w:val="FFFFFF"/>
+                <w:sz w:val="20"/>
+              </w:rPr>
               <w:t xml:space="preserve">Details</w:t>
             </w:r>
           </w:p>
@@ -3161,25 +4604,37 @@
       </w:tr>
       <w:tr>
         <w:tc>
-          <w:tcPr/>
-          <w:p>
-            <w:pPr>
-              <w:pStyle w:val="Compact"/>
-              <w:jc w:val="left"/>
-            </w:pPr>
-            <w:r>
+          <w:tcPr>
+            <w:shd w:fill="FFFFFF" w:val="clear"/>
+          </w:tcPr>
+          <w:p>
+            <w:pPr>
+              <w:pStyle w:val="Compact"/>
+              <w:jc w:val="left"/>
+            </w:pPr>
+            <w:r>
+              <w:rPr>
+                <w:color w:val="1A1A1A"/>
+                <w:sz w:val="19"/>
+              </w:rPr>
               <w:t xml:space="preserve">Name</w:t>
             </w:r>
           </w:p>
         </w:tc>
         <w:tc>
-          <w:tcPr/>
-          <w:p>
-            <w:pPr>
-              <w:pStyle w:val="Compact"/>
-              <w:jc w:val="left"/>
-            </w:pPr>
-            <w:r>
+          <w:tcPr>
+            <w:shd w:fill="FFFFFF" w:val="clear"/>
+          </w:tcPr>
+          <w:p>
+            <w:pPr>
+              <w:pStyle w:val="Compact"/>
+              <w:jc w:val="left"/>
+            </w:pPr>
+            <w:r>
+              <w:rPr>
+                <w:color w:val="1A1A1A"/>
+                <w:sz w:val="19"/>
+              </w:rPr>
               <w:t xml:space="preserve">__________________________________________</w:t>
             </w:r>
           </w:p>
@@ -3187,25 +4642,37 @@
       </w:tr>
       <w:tr>
         <w:tc>
-          <w:tcPr/>
-          <w:p>
-            <w:pPr>
-              <w:pStyle w:val="Compact"/>
-              <w:jc w:val="left"/>
-            </w:pPr>
-            <w:r>
+          <w:tcPr>
+            <w:shd w:fill="E8F8FF" w:val="clear"/>
+          </w:tcPr>
+          <w:p>
+            <w:pPr>
+              <w:pStyle w:val="Compact"/>
+              <w:jc w:val="left"/>
+            </w:pPr>
+            <w:r>
+              <w:rPr>
+                <w:color w:val="1A1A1A"/>
+                <w:sz w:val="19"/>
+              </w:rPr>
               <w:t xml:space="preserve">Signature</w:t>
             </w:r>
           </w:p>
         </w:tc>
         <w:tc>
-          <w:tcPr/>
-          <w:p>
-            <w:pPr>
-              <w:pStyle w:val="Compact"/>
-              <w:jc w:val="left"/>
-            </w:pPr>
-            <w:r>
+          <w:tcPr>
+            <w:shd w:fill="E8F8FF" w:val="clear"/>
+          </w:tcPr>
+          <w:p>
+            <w:pPr>
+              <w:pStyle w:val="Compact"/>
+              <w:jc w:val="left"/>
+            </w:pPr>
+            <w:r>
+              <w:rPr>
+                <w:color w:val="1A1A1A"/>
+                <w:sz w:val="19"/>
+              </w:rPr>
               <w:t xml:space="preserve">__________________________________________</w:t>
             </w:r>
           </w:p>
@@ -3213,25 +4680,37 @@
       </w:tr>
       <w:tr>
         <w:tc>
-          <w:tcPr/>
-          <w:p>
-            <w:pPr>
-              <w:pStyle w:val="Compact"/>
-              <w:jc w:val="left"/>
-            </w:pPr>
-            <w:r>
+          <w:tcPr>
+            <w:shd w:fill="FFFFFF" w:val="clear"/>
+          </w:tcPr>
+          <w:p>
+            <w:pPr>
+              <w:pStyle w:val="Compact"/>
+              <w:jc w:val="left"/>
+            </w:pPr>
+            <w:r>
+              <w:rPr>
+                <w:color w:val="1A1A1A"/>
+                <w:sz w:val="19"/>
+              </w:rPr>
               <w:t xml:space="preserve">Date</w:t>
             </w:r>
           </w:p>
         </w:tc>
         <w:tc>
-          <w:tcPr/>
-          <w:p>
-            <w:pPr>
-              <w:pStyle w:val="Compact"/>
-              <w:jc w:val="left"/>
-            </w:pPr>
-            <w:r>
+          <w:tcPr>
+            <w:shd w:fill="FFFFFF" w:val="clear"/>
+          </w:tcPr>
+          <w:p>
+            <w:pPr>
+              <w:pStyle w:val="Compact"/>
+              <w:jc w:val="left"/>
+            </w:pPr>
+            <w:r>
+              <w:rPr>
+                <w:color w:val="1A1A1A"/>
+                <w:sz w:val="19"/>
+              </w:rPr>
               <w:t xml:space="preserve">__________________________________________</w:t>
             </w:r>
           </w:p>
@@ -3239,25 +4718,37 @@
       </w:tr>
       <w:tr>
         <w:tc>
-          <w:tcPr/>
-          <w:p>
-            <w:pPr>
-              <w:pStyle w:val="Compact"/>
-              <w:jc w:val="left"/>
-            </w:pPr>
-            <w:r>
+          <w:tcPr>
+            <w:shd w:fill="E8F8FF" w:val="clear"/>
+          </w:tcPr>
+          <w:p>
+            <w:pPr>
+              <w:pStyle w:val="Compact"/>
+              <w:jc w:val="left"/>
+            </w:pPr>
+            <w:r>
+              <w:rPr>
+                <w:color w:val="1A1A1A"/>
+                <w:sz w:val="19"/>
+              </w:rPr>
               <w:t xml:space="preserve">Designation</w:t>
             </w:r>
           </w:p>
         </w:tc>
         <w:tc>
-          <w:tcPr/>
-          <w:p>
-            <w:pPr>
-              <w:pStyle w:val="Compact"/>
-              <w:jc w:val="left"/>
-            </w:pPr>
-            <w:r>
+          <w:tcPr>
+            <w:shd w:fill="E8F8FF" w:val="clear"/>
+          </w:tcPr>
+          <w:p>
+            <w:pPr>
+              <w:pStyle w:val="Compact"/>
+              <w:jc w:val="left"/>
+            </w:pPr>
+            <w:r>
+              <w:rPr>
+                <w:color w:val="1A1A1A"/>
+                <w:sz w:val="19"/>
+              </w:rPr>
               <w:t xml:space="preserve">__________________________________________</w:t>
             </w:r>
           </w:p>
@@ -3265,25 +4756,37 @@
       </w:tr>
       <w:tr>
         <w:tc>
-          <w:tcPr/>
-          <w:p>
-            <w:pPr>
-              <w:pStyle w:val="Compact"/>
-              <w:jc w:val="left"/>
-            </w:pPr>
-            <w:r>
+          <w:tcPr>
+            <w:shd w:fill="FFFFFF" w:val="clear"/>
+          </w:tcPr>
+          <w:p>
+            <w:pPr>
+              <w:pStyle w:val="Compact"/>
+              <w:jc w:val="left"/>
+            </w:pPr>
+            <w:r>
+              <w:rPr>
+                <w:color w:val="1A1A1A"/>
+                <w:sz w:val="19"/>
+              </w:rPr>
               <w:t xml:space="preserve">Comments</w:t>
             </w:r>
           </w:p>
         </w:tc>
         <w:tc>
-          <w:tcPr/>
-          <w:p>
-            <w:pPr>
-              <w:pStyle w:val="Compact"/>
-              <w:jc w:val="left"/>
-            </w:pPr>
-            <w:r>
+          <w:tcPr>
+            <w:shd w:fill="FFFFFF" w:val="clear"/>
+          </w:tcPr>
+          <w:p>
+            <w:pPr>
+              <w:pStyle w:val="Compact"/>
+              <w:jc w:val="left"/>
+            </w:pPr>
+            <w:r>
+              <w:rPr>
+                <w:color w:val="1A1A1A"/>
+                <w:sz w:val="19"/>
+              </w:rPr>
               <w:t xml:space="preserve">__________________________________________</w:t>
             </w:r>
           </w:p>
@@ -3291,25 +4794,37 @@
       </w:tr>
       <w:tr>
         <w:tc>
-          <w:tcPr/>
-          <w:p>
-            <w:pPr>
-              <w:pStyle w:val="Compact"/>
-              <w:jc w:val="left"/>
-            </w:pPr>
-            <w:r>
+          <w:tcPr>
+            <w:shd w:fill="E8F8FF" w:val="clear"/>
+          </w:tcPr>
+          <w:p>
+            <w:pPr>
+              <w:pStyle w:val="Compact"/>
+              <w:jc w:val="left"/>
+            </w:pPr>
+            <w:r>
+              <w:rPr>
+                <w:color w:val="1A1A1A"/>
+                <w:sz w:val="19"/>
+              </w:rPr>
               <w:t xml:space="preserve">Verified Amount (NGN)</w:t>
             </w:r>
           </w:p>
         </w:tc>
         <w:tc>
-          <w:tcPr/>
-          <w:p>
-            <w:pPr>
-              <w:pStyle w:val="Compact"/>
-              <w:jc w:val="left"/>
-            </w:pPr>
-            <w:r>
+          <w:tcPr>
+            <w:shd w:fill="E8F8FF" w:val="clear"/>
+          </w:tcPr>
+          <w:p>
+            <w:pPr>
+              <w:pStyle w:val="Compact"/>
+              <w:jc w:val="left"/>
+            </w:pPr>
+            <w:r>
+              <w:rPr>
+                <w:color w:val="1A1A1A"/>
+                <w:sz w:val="19"/>
+              </w:rPr>
               <w:t xml:space="preserve">__________________________________________</w:t>
             </w:r>
           </w:p>
@@ -3317,25 +4832,37 @@
       </w:tr>
       <w:tr>
         <w:tc>
-          <w:tcPr/>
-          <w:p>
-            <w:pPr>
-              <w:pStyle w:val="Compact"/>
-              <w:jc w:val="left"/>
-            </w:pPr>
-            <w:r>
+          <w:tcPr>
+            <w:shd w:fill="FFFFFF" w:val="clear"/>
+          </w:tcPr>
+          <w:p>
+            <w:pPr>
+              <w:pStyle w:val="Compact"/>
+              <w:jc w:val="left"/>
+            </w:pPr>
+            <w:r>
+              <w:rPr>
+                <w:color w:val="1A1A1A"/>
+                <w:sz w:val="19"/>
+              </w:rPr>
               <w:t xml:space="preserve">GL Code / Cost Centre</w:t>
             </w:r>
           </w:p>
         </w:tc>
         <w:tc>
-          <w:tcPr/>
-          <w:p>
-            <w:pPr>
-              <w:pStyle w:val="Compact"/>
-              <w:jc w:val="left"/>
-            </w:pPr>
-            <w:r>
+          <w:tcPr>
+            <w:shd w:fill="FFFFFF" w:val="clear"/>
+          </w:tcPr>
+          <w:p>
+            <w:pPr>
+              <w:pStyle w:val="Compact"/>
+              <w:jc w:val="left"/>
+            </w:pPr>
+            <w:r>
+              <w:rPr>
+                <w:color w:val="1A1A1A"/>
+                <w:sz w:val="19"/>
+              </w:rPr>
               <w:t xml:space="preserve">__________________________________________</w:t>
             </w:r>
           </w:p>
@@ -3347,8 +4874,16 @@
     <w:p>
       <w:pPr>
         <w:pStyle w:val="Heading3"/>
-      </w:pPr>
-      <w:r>
+        <w:rPr>
+          <w:color w:val="E08A00"/>
+        </w:rPr>
+      </w:pPr>
+      <w:r>
+        <w:rPr>
+          <w:b/>
+          <w:color w:val="E08A00"/>
+          <w:sz w:val="26"/>
+        </w:rPr>
         <w:t xml:space="preserve">Managing Director / CEO (for amounts exceeding NGN 500,000)</w:t>
       </w:r>
     </w:p>
@@ -3358,6 +4893,14 @@
         <w:tblW w:type="auto" w:w="0"/>
         <w:tblLook w:firstRow="1" w:lastRow="0" w:firstColumn="0" w:lastColumn="0" w:noHBand="0" w:noVBand="0" w:val="0020"/>
         <w:jc w:val="start"/>
+        <w:tblBorders>
+          <w:top w:val="single" w:sz="4" w:space="0" w:color="B0D4E8"/>
+          <w:left w:val="single" w:sz="4" w:space="0" w:color="B0D4E8"/>
+          <w:bottom w:val="single" w:sz="4" w:space="0" w:color="B0D4E8"/>
+          <w:right w:val="single" w:sz="4" w:space="0" w:color="B0D4E8"/>
+          <w:insideH w:val="single" w:sz="4" w:space="0" w:color="B0D4E8"/>
+          <w:insideV w:val="single" w:sz="4" w:space="0" w:color="B0D4E8"/>
+        </w:tblBorders>
       </w:tblPr>
       <w:tblGrid>
         <w:gridCol w:w="3960"/>
@@ -3368,25 +4911,39 @@
           <w:tblHeader w:val="true"/>
         </w:trPr>
         <w:tc>
-          <w:tcPr/>
-          <w:p>
-            <w:pPr>
-              <w:pStyle w:val="Compact"/>
-              <w:jc w:val="left"/>
-            </w:pPr>
-            <w:r>
+          <w:tcPr>
+            <w:shd w:fill="0099CC" w:val="clear"/>
+          </w:tcPr>
+          <w:p>
+            <w:pPr>
+              <w:pStyle w:val="Compact"/>
+              <w:jc w:val="left"/>
+            </w:pPr>
+            <w:r>
+              <w:rPr>
+                <w:b/>
+                <w:color w:val="FFFFFF"/>
+                <w:sz w:val="20"/>
+              </w:rPr>
               <w:t xml:space="preserve">Field</w:t>
             </w:r>
           </w:p>
         </w:tc>
         <w:tc>
-          <w:tcPr/>
-          <w:p>
-            <w:pPr>
-              <w:pStyle w:val="Compact"/>
-              <w:jc w:val="left"/>
-            </w:pPr>
-            <w:r>
+          <w:tcPr>
+            <w:shd w:fill="0099CC" w:val="clear"/>
+          </w:tcPr>
+          <w:p>
+            <w:pPr>
+              <w:pStyle w:val="Compact"/>
+              <w:jc w:val="left"/>
+            </w:pPr>
+            <w:r>
+              <w:rPr>
+                <w:b/>
+                <w:color w:val="FFFFFF"/>
+                <w:sz w:val="20"/>
+              </w:rPr>
               <w:t xml:space="preserve">Details</w:t>
             </w:r>
           </w:p>
@@ -3394,25 +4951,37 @@
       </w:tr>
       <w:tr>
         <w:tc>
-          <w:tcPr/>
-          <w:p>
-            <w:pPr>
-              <w:pStyle w:val="Compact"/>
-              <w:jc w:val="left"/>
-            </w:pPr>
-            <w:r>
+          <w:tcPr>
+            <w:shd w:fill="FFFFFF" w:val="clear"/>
+          </w:tcPr>
+          <w:p>
+            <w:pPr>
+              <w:pStyle w:val="Compact"/>
+              <w:jc w:val="left"/>
+            </w:pPr>
+            <w:r>
+              <w:rPr>
+                <w:color w:val="1A1A1A"/>
+                <w:sz w:val="19"/>
+              </w:rPr>
               <w:t xml:space="preserve">Name</w:t>
             </w:r>
           </w:p>
         </w:tc>
         <w:tc>
-          <w:tcPr/>
-          <w:p>
-            <w:pPr>
-              <w:pStyle w:val="Compact"/>
-              <w:jc w:val="left"/>
-            </w:pPr>
-            <w:r>
+          <w:tcPr>
+            <w:shd w:fill="FFFFFF" w:val="clear"/>
+          </w:tcPr>
+          <w:p>
+            <w:pPr>
+              <w:pStyle w:val="Compact"/>
+              <w:jc w:val="left"/>
+            </w:pPr>
+            <w:r>
+              <w:rPr>
+                <w:color w:val="1A1A1A"/>
+                <w:sz w:val="19"/>
+              </w:rPr>
               <w:t xml:space="preserve">__________________________________________</w:t>
             </w:r>
           </w:p>
@@ -3420,25 +4989,37 @@
       </w:tr>
       <w:tr>
         <w:tc>
-          <w:tcPr/>
-          <w:p>
-            <w:pPr>
-              <w:pStyle w:val="Compact"/>
-              <w:jc w:val="left"/>
-            </w:pPr>
-            <w:r>
+          <w:tcPr>
+            <w:shd w:fill="E8F8FF" w:val="clear"/>
+          </w:tcPr>
+          <w:p>
+            <w:pPr>
+              <w:pStyle w:val="Compact"/>
+              <w:jc w:val="left"/>
+            </w:pPr>
+            <w:r>
+              <w:rPr>
+                <w:color w:val="1A1A1A"/>
+                <w:sz w:val="19"/>
+              </w:rPr>
               <w:t xml:space="preserve">Signature</w:t>
             </w:r>
           </w:p>
         </w:tc>
         <w:tc>
-          <w:tcPr/>
-          <w:p>
-            <w:pPr>
-              <w:pStyle w:val="Compact"/>
-              <w:jc w:val="left"/>
-            </w:pPr>
-            <w:r>
+          <w:tcPr>
+            <w:shd w:fill="E8F8FF" w:val="clear"/>
+          </w:tcPr>
+          <w:p>
+            <w:pPr>
+              <w:pStyle w:val="Compact"/>
+              <w:jc w:val="left"/>
+            </w:pPr>
+            <w:r>
+              <w:rPr>
+                <w:color w:val="1A1A1A"/>
+                <w:sz w:val="19"/>
+              </w:rPr>
               <w:t xml:space="preserve">__________________________________________</w:t>
             </w:r>
           </w:p>
@@ -3446,25 +5027,37 @@
       </w:tr>
       <w:tr>
         <w:tc>
-          <w:tcPr/>
-          <w:p>
-            <w:pPr>
-              <w:pStyle w:val="Compact"/>
-              <w:jc w:val="left"/>
-            </w:pPr>
-            <w:r>
+          <w:tcPr>
+            <w:shd w:fill="FFFFFF" w:val="clear"/>
+          </w:tcPr>
+          <w:p>
+            <w:pPr>
+              <w:pStyle w:val="Compact"/>
+              <w:jc w:val="left"/>
+            </w:pPr>
+            <w:r>
+              <w:rPr>
+                <w:color w:val="1A1A1A"/>
+                <w:sz w:val="19"/>
+              </w:rPr>
               <w:t xml:space="preserve">Date</w:t>
             </w:r>
           </w:p>
         </w:tc>
         <w:tc>
-          <w:tcPr/>
-          <w:p>
-            <w:pPr>
-              <w:pStyle w:val="Compact"/>
-              <w:jc w:val="left"/>
-            </w:pPr>
-            <w:r>
+          <w:tcPr>
+            <w:shd w:fill="FFFFFF" w:val="clear"/>
+          </w:tcPr>
+          <w:p>
+            <w:pPr>
+              <w:pStyle w:val="Compact"/>
+              <w:jc w:val="left"/>
+            </w:pPr>
+            <w:r>
+              <w:rPr>
+                <w:color w:val="1A1A1A"/>
+                <w:sz w:val="19"/>
+              </w:rPr>
               <w:t xml:space="preserve">__________________________________________</w:t>
             </w:r>
           </w:p>
@@ -3472,25 +5065,37 @@
       </w:tr>
       <w:tr>
         <w:tc>
-          <w:tcPr/>
-          <w:p>
-            <w:pPr>
-              <w:pStyle w:val="Compact"/>
-              <w:jc w:val="left"/>
-            </w:pPr>
-            <w:r>
+          <w:tcPr>
+            <w:shd w:fill="E8F8FF" w:val="clear"/>
+          </w:tcPr>
+          <w:p>
+            <w:pPr>
+              <w:pStyle w:val="Compact"/>
+              <w:jc w:val="left"/>
+            </w:pPr>
+            <w:r>
+              <w:rPr>
+                <w:color w:val="1A1A1A"/>
+                <w:sz w:val="19"/>
+              </w:rPr>
               <w:t xml:space="preserve">Designation</w:t>
             </w:r>
           </w:p>
         </w:tc>
         <w:tc>
-          <w:tcPr/>
-          <w:p>
-            <w:pPr>
-              <w:pStyle w:val="Compact"/>
-              <w:jc w:val="left"/>
-            </w:pPr>
-            <w:r>
+          <w:tcPr>
+            <w:shd w:fill="E8F8FF" w:val="clear"/>
+          </w:tcPr>
+          <w:p>
+            <w:pPr>
+              <w:pStyle w:val="Compact"/>
+              <w:jc w:val="left"/>
+            </w:pPr>
+            <w:r>
+              <w:rPr>
+                <w:color w:val="1A1A1A"/>
+                <w:sz w:val="19"/>
+              </w:rPr>
               <w:t xml:space="preserve">__________________________________________</w:t>
             </w:r>
           </w:p>
@@ -3498,25 +5103,37 @@
       </w:tr>
       <w:tr>
         <w:tc>
-          <w:tcPr/>
-          <w:p>
-            <w:pPr>
-              <w:pStyle w:val="Compact"/>
-              <w:jc w:val="left"/>
-            </w:pPr>
-            <w:r>
+          <w:tcPr>
+            <w:shd w:fill="FFFFFF" w:val="clear"/>
+          </w:tcPr>
+          <w:p>
+            <w:pPr>
+              <w:pStyle w:val="Compact"/>
+              <w:jc w:val="left"/>
+            </w:pPr>
+            <w:r>
+              <w:rPr>
+                <w:color w:val="1A1A1A"/>
+                <w:sz w:val="19"/>
+              </w:rPr>
               <w:t xml:space="preserve">Comments</w:t>
             </w:r>
           </w:p>
         </w:tc>
         <w:tc>
-          <w:tcPr/>
-          <w:p>
-            <w:pPr>
-              <w:pStyle w:val="Compact"/>
-              <w:jc w:val="left"/>
-            </w:pPr>
-            <w:r>
+          <w:tcPr>
+            <w:shd w:fill="FFFFFF" w:val="clear"/>
+          </w:tcPr>
+          <w:p>
+            <w:pPr>
+              <w:pStyle w:val="Compact"/>
+              <w:jc w:val="left"/>
+            </w:pPr>
+            <w:r>
+              <w:rPr>
+                <w:color w:val="1A1A1A"/>
+                <w:sz w:val="19"/>
+              </w:rPr>
               <w:t xml:space="preserve">__________________________________________</w:t>
             </w:r>
           </w:p>
@@ -3535,9 +5152,29 @@
     <w:bookmarkStart w:id="37" w:name="X00fbd7854bb87e2f2a8d652ad9666c3bc38735a"/>
     <w:p>
       <w:pPr>
+        <w:pBdr>
+          <w:top w:val="single" w:sz="18" w:space="1" w:color="F5A623"/>
+          <w:bottom w:val="single" w:sz="6" w:space="1" w:color="0099CC"/>
+        </w:pBdr>
+        <w:spacing w:before="200" w:after="200"/>
+      </w:pPr>
+    </w:p>
+    <w:p>
+      <w:pPr>
         <w:pStyle w:val="Heading2"/>
-      </w:pPr>
-      <w:r>
+        <w:rPr>
+          <w:color w:val="0099CC"/>
+        </w:rPr>
+        <w:pBdr>
+          <w:bottom w:val="single" w:sz="6" w:space="2" w:color="00BFFF"/>
+        </w:pBdr>
+      </w:pPr>
+      <w:r>
+        <w:rPr>
+          <w:b/>
+          <w:color w:val="0099CC"/>
+          <w:sz w:val="32"/>
+        </w:rPr>
         <w:t xml:space="preserve">REIMBURSEMENT DETAILS (to be completed by Finance)</w:t>
       </w:r>
     </w:p>
@@ -3547,6 +5184,14 @@
         <w:tblW w:type="pct" w:w="5000"/>
         <w:tblLook w:firstRow="1" w:lastRow="0" w:firstColumn="0" w:lastColumn="0" w:noHBand="0" w:noVBand="0" w:val="0020"/>
         <w:jc w:val="start"/>
+        <w:tblBorders>
+          <w:top w:val="single" w:sz="4" w:space="0" w:color="B0D4E8"/>
+          <w:left w:val="single" w:sz="4" w:space="0" w:color="B0D4E8"/>
+          <w:bottom w:val="single" w:sz="4" w:space="0" w:color="B0D4E8"/>
+          <w:right w:val="single" w:sz="4" w:space="0" w:color="B0D4E8"/>
+          <w:insideH w:val="single" w:sz="4" w:space="0" w:color="B0D4E8"/>
+          <w:insideV w:val="single" w:sz="4" w:space="0" w:color="B0D4E8"/>
+        </w:tblBorders>
       </w:tblPr>
       <w:tblGrid>
         <w:gridCol w:w="3960"/>
@@ -3557,25 +5202,39 @@
           <w:tblHeader w:val="true"/>
         </w:trPr>
         <w:tc>
-          <w:tcPr/>
-          <w:p>
-            <w:pPr>
-              <w:pStyle w:val="Compact"/>
-              <w:jc w:val="left"/>
-            </w:pPr>
-            <w:r>
+          <w:tcPr>
+            <w:shd w:fill="0099CC" w:val="clear"/>
+          </w:tcPr>
+          <w:p>
+            <w:pPr>
+              <w:pStyle w:val="Compact"/>
+              <w:jc w:val="left"/>
+            </w:pPr>
+            <w:r>
+              <w:rPr>
+                <w:b/>
+                <w:color w:val="FFFFFF"/>
+                <w:sz w:val="20"/>
+              </w:rPr>
               <w:t xml:space="preserve">Field</w:t>
             </w:r>
           </w:p>
         </w:tc>
         <w:tc>
-          <w:tcPr/>
-          <w:p>
-            <w:pPr>
-              <w:pStyle w:val="Compact"/>
-              <w:jc w:val="left"/>
-            </w:pPr>
-            <w:r>
+          <w:tcPr>
+            <w:shd w:fill="0099CC" w:val="clear"/>
+          </w:tcPr>
+          <w:p>
+            <w:pPr>
+              <w:pStyle w:val="Compact"/>
+              <w:jc w:val="left"/>
+            </w:pPr>
+            <w:r>
+              <w:rPr>
+                <w:b/>
+                <w:color w:val="FFFFFF"/>
+                <w:sz w:val="20"/>
+              </w:rPr>
               <w:t xml:space="preserve">Details</w:t>
             </w:r>
           </w:p>
@@ -3583,25 +5242,37 @@
       </w:tr>
       <w:tr>
         <w:tc>
-          <w:tcPr/>
-          <w:p>
-            <w:pPr>
-              <w:pStyle w:val="Compact"/>
-              <w:jc w:val="left"/>
-            </w:pPr>
-            <w:r>
+          <w:tcPr>
+            <w:shd w:fill="FFFFFF" w:val="clear"/>
+          </w:tcPr>
+          <w:p>
+            <w:pPr>
+              <w:pStyle w:val="Compact"/>
+              <w:jc w:val="left"/>
+            </w:pPr>
+            <w:r>
+              <w:rPr>
+                <w:color w:val="1A1A1A"/>
+                <w:sz w:val="19"/>
+              </w:rPr>
               <w:t xml:space="preserve">Approved Reimbursement Amount (NGN)</w:t>
             </w:r>
           </w:p>
         </w:tc>
         <w:tc>
-          <w:tcPr/>
-          <w:p>
-            <w:pPr>
-              <w:pStyle w:val="Compact"/>
-              <w:jc w:val="left"/>
-            </w:pPr>
-            <w:r>
+          <w:tcPr>
+            <w:shd w:fill="FFFFFF" w:val="clear"/>
+          </w:tcPr>
+          <w:p>
+            <w:pPr>
+              <w:pStyle w:val="Compact"/>
+              <w:jc w:val="left"/>
+            </w:pPr>
+            <w:r>
+              <w:rPr>
+                <w:color w:val="1A1A1A"/>
+                <w:sz w:val="19"/>
+              </w:rPr>
               <w:t xml:space="preserve">__________________________________________</w:t>
             </w:r>
           </w:p>
@@ -3609,25 +5280,37 @@
       </w:tr>
       <w:tr>
         <w:tc>
-          <w:tcPr/>
-          <w:p>
-            <w:pPr>
-              <w:pStyle w:val="Compact"/>
-              <w:jc w:val="left"/>
-            </w:pPr>
-            <w:r>
+          <w:tcPr>
+            <w:shd w:fill="E8F8FF" w:val="clear"/>
+          </w:tcPr>
+          <w:p>
+            <w:pPr>
+              <w:pStyle w:val="Compact"/>
+              <w:jc w:val="left"/>
+            </w:pPr>
+            <w:r>
+              <w:rPr>
+                <w:color w:val="1A1A1A"/>
+                <w:sz w:val="19"/>
+              </w:rPr>
               <w:t xml:space="preserve">Payment Method</w:t>
             </w:r>
           </w:p>
         </w:tc>
         <w:tc>
-          <w:tcPr/>
-          <w:p>
-            <w:pPr>
-              <w:pStyle w:val="Compact"/>
-              <w:jc w:val="left"/>
-            </w:pPr>
-            <w:r>
+          <w:tcPr>
+            <w:shd w:fill="E8F8FF" w:val="clear"/>
+          </w:tcPr>
+          <w:p>
+            <w:pPr>
+              <w:pStyle w:val="Compact"/>
+              <w:jc w:val="left"/>
+            </w:pPr>
+            <w:r>
+              <w:rPr>
+                <w:color w:val="1A1A1A"/>
+                <w:sz w:val="19"/>
+              </w:rPr>
               <w:t xml:space="preserve">__________________________________________</w:t>
             </w:r>
           </w:p>
@@ -3635,25 +5318,37 @@
       </w:tr>
       <w:tr>
         <w:tc>
-          <w:tcPr/>
-          <w:p>
-            <w:pPr>
-              <w:pStyle w:val="Compact"/>
-              <w:jc w:val="left"/>
-            </w:pPr>
-            <w:r>
+          <w:tcPr>
+            <w:shd w:fill="FFFFFF" w:val="clear"/>
+          </w:tcPr>
+          <w:p>
+            <w:pPr>
+              <w:pStyle w:val="Compact"/>
+              <w:jc w:val="left"/>
+            </w:pPr>
+            <w:r>
+              <w:rPr>
+                <w:color w:val="1A1A1A"/>
+                <w:sz w:val="19"/>
+              </w:rPr>
               <w:t xml:space="preserve">Payment Reference</w:t>
             </w:r>
           </w:p>
         </w:tc>
         <w:tc>
-          <w:tcPr/>
-          <w:p>
-            <w:pPr>
-              <w:pStyle w:val="Compact"/>
-              <w:jc w:val="left"/>
-            </w:pPr>
-            <w:r>
+          <w:tcPr>
+            <w:shd w:fill="FFFFFF" w:val="clear"/>
+          </w:tcPr>
+          <w:p>
+            <w:pPr>
+              <w:pStyle w:val="Compact"/>
+              <w:jc w:val="left"/>
+            </w:pPr>
+            <w:r>
+              <w:rPr>
+                <w:color w:val="1A1A1A"/>
+                <w:sz w:val="19"/>
+              </w:rPr>
               <w:t xml:space="preserve">__________________________________________</w:t>
             </w:r>
           </w:p>
@@ -3661,25 +5356,37 @@
       </w:tr>
       <w:tr>
         <w:tc>
-          <w:tcPr/>
-          <w:p>
-            <w:pPr>
-              <w:pStyle w:val="Compact"/>
-              <w:jc w:val="left"/>
-            </w:pPr>
-            <w:r>
+          <w:tcPr>
+            <w:shd w:fill="E8F8FF" w:val="clear"/>
+          </w:tcPr>
+          <w:p>
+            <w:pPr>
+              <w:pStyle w:val="Compact"/>
+              <w:jc w:val="left"/>
+            </w:pPr>
+            <w:r>
+              <w:rPr>
+                <w:color w:val="1A1A1A"/>
+                <w:sz w:val="19"/>
+              </w:rPr>
               <w:t xml:space="preserve">Payment Date</w:t>
             </w:r>
           </w:p>
         </w:tc>
         <w:tc>
-          <w:tcPr/>
-          <w:p>
-            <w:pPr>
-              <w:pStyle w:val="Compact"/>
-              <w:jc w:val="left"/>
-            </w:pPr>
-            <w:r>
+          <w:tcPr>
+            <w:shd w:fill="E8F8FF" w:val="clear"/>
+          </w:tcPr>
+          <w:p>
+            <w:pPr>
+              <w:pStyle w:val="Compact"/>
+              <w:jc w:val="left"/>
+            </w:pPr>
+            <w:r>
+              <w:rPr>
+                <w:color w:val="1A1A1A"/>
+                <w:sz w:val="19"/>
+              </w:rPr>
               <w:t xml:space="preserve">__________________________________________</w:t>
             </w:r>
           </w:p>
@@ -3687,25 +5394,37 @@
       </w:tr>
       <w:tr>
         <w:tc>
-          <w:tcPr/>
-          <w:p>
-            <w:pPr>
-              <w:pStyle w:val="Compact"/>
-              <w:jc w:val="left"/>
-            </w:pPr>
-            <w:r>
+          <w:tcPr>
+            <w:shd w:fill="FFFFFF" w:val="clear"/>
+          </w:tcPr>
+          <w:p>
+            <w:pPr>
+              <w:pStyle w:val="Compact"/>
+              <w:jc w:val="left"/>
+            </w:pPr>
+            <w:r>
+              <w:rPr>
+                <w:color w:val="1A1A1A"/>
+                <w:sz w:val="19"/>
+              </w:rPr>
               <w:t xml:space="preserve">Processed By</w:t>
             </w:r>
           </w:p>
         </w:tc>
         <w:tc>
-          <w:tcPr/>
-          <w:p>
-            <w:pPr>
-              <w:pStyle w:val="Compact"/>
-              <w:jc w:val="left"/>
-            </w:pPr>
-            <w:r>
+          <w:tcPr>
+            <w:shd w:fill="FFFFFF" w:val="clear"/>
+          </w:tcPr>
+          <w:p>
+            <w:pPr>
+              <w:pStyle w:val="Compact"/>
+              <w:jc w:val="left"/>
+            </w:pPr>
+            <w:r>
+              <w:rPr>
+                <w:color w:val="1A1A1A"/>
+                <w:sz w:val="19"/>
+              </w:rPr>
               <w:t xml:space="preserve">__________________________________________</w:t>
             </w:r>
           </w:p>
@@ -3723,9 +5442,29 @@
     <w:bookmarkStart w:id="38" w:name="terms-and-conditions"/>
     <w:p>
       <w:pPr>
+        <w:pBdr>
+          <w:top w:val="single" w:sz="18" w:space="1" w:color="F5A623"/>
+          <w:bottom w:val="single" w:sz="6" w:space="1" w:color="0099CC"/>
+        </w:pBdr>
+        <w:spacing w:before="200" w:after="200"/>
+      </w:pPr>
+    </w:p>
+    <w:p>
+      <w:pPr>
         <w:pStyle w:val="Heading2"/>
-      </w:pPr>
-      <w:r>
+        <w:rPr>
+          <w:color w:val="0099CC"/>
+        </w:rPr>
+        <w:pBdr>
+          <w:bottom w:val="single" w:sz="6" w:space="2" w:color="00BFFF"/>
+        </w:pBdr>
+      </w:pPr>
+      <w:r>
+        <w:rPr>
+          <w:b/>
+          <w:color w:val="0099CC"/>
+          <w:sz w:val="32"/>
+        </w:rPr>
         <w:t xml:space="preserve">TERMS AND CONDITIONS</w:t>
       </w:r>
     </w:p>
@@ -3866,6 +5605,29 @@
         <w:right w:val="single" w:sz="18" w:space="24" w:color="E08A00"/>
       </w:pgBorders>
     </w:sectPr>
+    <w:p>
+      <w:pPr>
+        <w:pBdr>
+          <w:top w:val="single" w:sz="36" w:space="1" w:color="F5A623"/>
+          <w:bottom w:val="single" w:sz="12" w:space="0" w:color="00BFFF"/>
+        </w:pBdr>
+        <w:spacing w:before="300" w:after="0"/>
+      </w:pPr>
+    </w:p>
+    <w:p>
+      <w:pPr>
+        <w:jc w:val="center"/>
+        <w:spacing w:before="60" w:after="0"/>
+      </w:pPr>
+      <w:r>
+        <w:rPr>
+          <w:color w:val="0099CC"/>
+          <w:sz w:val="16"/>
+          <w:szCs w:val="16"/>
+        </w:rPr>
+        <w:t xml:space="preserve">PECH Group Holdings Ltd  |  Lagos, Nigeria  |  pechgroupholdings.tech</w:t>
+      </w:r>
+    </w:p>
   </w:body>
 </w:document>
 </file>

--- a/business_documents/PECH_EXPENSE_REPORT.docx
+++ b/business_documents/PECH_EXPENSE_REPORT.docx
@@ -58,71 +58,34 @@
         <w:spacing w:after="0"/>
       </w:pPr>
     </w:p>
-    <w:bookmarkStart w:id="39" w:name="pech-group-holdings-ltd"/>
-    <w:p>
-      <w:pPr>
-        <w:pStyle w:val="Heading1"/>
-        <w:rPr>
-          <w:color w:val="0099CC"/>
-        </w:rPr>
-        <w:pBdr>
-          <w:bottom w:val="single" w:sz="18" w:space="2" w:color="F5A623"/>
-        </w:pBdr>
+    <w:p>
+      <w:pPr>
+        <w:pStyle w:val="FirstParagraph"/>
       </w:pPr>
       <w:r>
-        <w:rPr>
-          <w:b/>
-          <w:color w:val="0099CC"/>
-          <w:sz w:val="44"/>
-        </w:rPr>
-        <w:t xml:space="preserve">PECH GROUP HOLDINGS LTD</w:t>
+        <w:t xml:space="preserve">💰</w:t>
       </w:r>
     </w:p>
-    <w:bookmarkStart w:id="22" w:name="expense-report"/>
-    <w:p>
-      <w:pPr>
-        <w:pBdr>
-          <w:top w:val="single" w:sz="18" w:space="1" w:color="F5A623"/>
-          <w:bottom w:val="single" w:sz="6" w:space="1" w:color="0099CC"/>
-        </w:pBdr>
-        <w:spacing w:before="200" w:after="200"/>
-      </w:pPr>
-    </w:p>
-    <w:p>
-      <w:pPr>
-        <w:pStyle w:val="Heading2"/>
-        <w:rPr>
-          <w:color w:val="0099CC"/>
-        </w:rPr>
-        <w:pBdr>
-          <w:bottom w:val="single" w:sz="6" w:space="2" w:color="00BFFF"/>
-        </w:pBdr>
+    <w:p>
+      <w:pPr>
+        <w:pStyle w:val="BodyText"/>
       </w:pPr>
       <w:r>
-        <w:rPr>
-          <w:b/>
-          <w:color w:val="0099CC"/>
-          <w:sz w:val="32"/>
-        </w:rPr>
         <w:t xml:space="preserve">EXPENSE REPORT</w:t>
       </w:r>
     </w:p>
-    <w:bookmarkStart w:id="21" w:name="confidential"/>
-    <w:p>
-      <w:pPr>
-        <w:pStyle w:val="Heading3"/>
-        <w:rPr>
-          <w:color w:val="E08A00"/>
-        </w:rPr>
+    <w:p>
+      <w:pPr>
+        <w:pStyle w:val="BodyText"/>
       </w:pPr>
       <w:r>
-        <w:rPr>
-          <w:b/>
-          <w:color w:val="E08A00"/>
-          <w:sz w:val="26"/>
-        </w:rPr>
-        <w:t xml:space="preserve">CONFIDENTIAL</w:t>
+        <w:t xml:space="preserve"> </w:t>
       </w:r>
+    </w:p>
+    <w:p>
+      <w:pPr>
+        <w:pStyle w:val="BodyText"/>
+      </w:pPr>
     </w:p>
     <w:p>
       <w:r>
@@ -131,69 +94,7 @@
         </w:pict>
       </w:r>
     </w:p>
-    <w:p>
-      <w:pPr>
-        <w:pStyle w:val="FirstParagraph"/>
-      </w:pPr>
-      <w:r>
-        <w:rPr>
-          <w:bCs/>
-          <w:b/>
-        </w:rPr>
-        <w:t xml:space="preserve">PECH Group Holdings Ltd</w:t>
-      </w:r>
-      <w:r>
-        <w:t xml:space="preserve"> </w:t>
-      </w:r>
-      <w:r>
-        <w:t xml:space="preserve">Lagos, Nigeria</w:t>
-      </w:r>
-      <w:r>
-        <w:t xml:space="preserve"> </w:t>
-      </w:r>
-      <w:r>
-        <w:t xml:space="preserve">Website:</w:t>
-      </w:r>
-      <w:r>
-        <w:t xml:space="preserve"> </w:t>
-      </w:r>
-      <w:hyperlink r:id="rId20">
-        <w:r>
-          <w:rPr>
-            <w:rStyle w:val="Hyperlink"/>
-          </w:rPr>
-          <w:t xml:space="preserve">pechgroupholdings.tech</w:t>
-        </w:r>
-      </w:hyperlink>
-    </w:p>
-    <w:p>
-      <w:pPr>
-        <w:pStyle w:val="BodyText"/>
-      </w:pPr>
-      <w:r>
-        <w:rPr>
-          <w:bCs/>
-          <w:b/>
-        </w:rPr>
-        <w:t xml:space="preserve">Document Reference:</w:t>
-      </w:r>
-      <w:r>
-        <w:t xml:space="preserve"> </w:t>
-      </w:r>
-      <w:r>
-        <w:t xml:space="preserve">ER-[YYYY]-[NNNN]</w:t>
-      </w:r>
-    </w:p>
-    <w:p>
-      <w:r>
-        <w:pict>
-          <v:rect style="width:0;height:1.5pt" o:hralign="center" o:hrstd="t" o:hr="t"/>
-        </w:pict>
-      </w:r>
-    </w:p>
-    <w:bookmarkEnd w:id="21"/>
-    <w:bookmarkEnd w:id="22"/>
-    <w:bookmarkStart w:id="23" w:name="employee-details"/>
+    <w:bookmarkStart w:id="20" w:name="employee-details"/>
     <w:p>
       <w:pPr>
         <w:pBdr>
@@ -558,8 +459,8 @@
         </w:pict>
       </w:r>
     </w:p>
-    <w:bookmarkEnd w:id="23"/>
-    <w:bookmarkStart w:id="24" w:name="expense-travel-period"/>
+    <w:bookmarkEnd w:id="20"/>
+    <w:bookmarkStart w:id="21" w:name="expense-travel-period"/>
     <w:p>
       <w:pPr>
         <w:pBdr>
@@ -886,8 +787,8 @@
         </w:pict>
       </w:r>
     </w:p>
-    <w:bookmarkEnd w:id="24"/>
-    <w:bookmarkStart w:id="25" w:name="pre-approval-information"/>
+    <w:bookmarkEnd w:id="21"/>
+    <w:bookmarkStart w:id="22" w:name="pre-approval-information"/>
     <w:p>
       <w:pPr>
         <w:pBdr>
@@ -1176,8 +1077,8 @@
         </w:pict>
       </w:r>
     </w:p>
-    <w:bookmarkEnd w:id="25"/>
-    <w:bookmarkStart w:id="26" w:name="itemized-expense-table"/>
+    <w:bookmarkEnd w:id="22"/>
+    <w:bookmarkStart w:id="23" w:name="itemized-expense-table"/>
     <w:p>
       <w:pPr>
         <w:pBdr>
@@ -2406,8 +2307,8 @@
         </w:pict>
       </w:r>
     </w:p>
-    <w:bookmarkEnd w:id="26"/>
-    <w:bookmarkStart w:id="27" w:name="expense-categories"/>
+    <w:bookmarkEnd w:id="23"/>
+    <w:bookmarkStart w:id="24" w:name="expense-categories"/>
     <w:p>
       <w:pPr>
         <w:pBdr>
@@ -3038,8 +2939,8 @@
         </w:pict>
       </w:r>
     </w:p>
-    <w:bookmarkEnd w:id="27"/>
-    <w:bookmarkStart w:id="28" w:name="expense-summary-by-category"/>
+    <w:bookmarkEnd w:id="24"/>
+    <w:bookmarkStart w:id="25" w:name="expense-summary-by-category"/>
     <w:p>
       <w:pPr>
         <w:pBdr>
@@ -3480,8 +3381,8 @@
         </w:pict>
       </w:r>
     </w:p>
-    <w:bookmarkEnd w:id="28"/>
-    <w:bookmarkStart w:id="29" w:name="financial-summary"/>
+    <w:bookmarkEnd w:id="25"/>
+    <w:bookmarkStart w:id="26" w:name="financial-summary"/>
     <w:p>
       <w:pPr>
         <w:pBdr>
@@ -3749,8 +3650,8 @@
         </w:pict>
       </w:r>
     </w:p>
-    <w:bookmarkEnd w:id="29"/>
-    <w:bookmarkStart w:id="30" w:name="supporting-documents-checklist"/>
+    <w:bookmarkEnd w:id="26"/>
+    <w:bookmarkStart w:id="27" w:name="supporting-documents-checklist"/>
     <w:p>
       <w:pPr>
         <w:pBdr>
@@ -3944,8 +3845,8 @@
         </w:pict>
       </w:r>
     </w:p>
-    <w:bookmarkEnd w:id="30"/>
-    <w:bookmarkStart w:id="32" w:name="employee-declaration"/>
+    <w:bookmarkEnd w:id="27"/>
+    <w:bookmarkStart w:id="29" w:name="employee-declaration"/>
     <w:p>
       <w:pPr>
         <w:pBdr>
@@ -3982,7 +3883,7 @@
         <w:t xml:space="preserve">I hereby declare that the expenses listed in this report were incurred in the course of official business on behalf of PECH Group Holdings Ltd. All amounts are accurate and supported by the attached receipts and documentation. I understand that any fraudulent claims may result in disciplinary action, recovery of funds, and/or termination of employment.</w:t>
       </w:r>
     </w:p>
-    <w:bookmarkStart w:id="31" w:name="employee-signature"/>
+    <w:bookmarkStart w:id="28" w:name="employee-signature"/>
     <w:p>
       <w:pPr>
         <w:pStyle w:val="Heading3"/>
@@ -4183,9 +4084,9 @@
         </w:pict>
       </w:r>
     </w:p>
-    <w:bookmarkEnd w:id="31"/>
-    <w:bookmarkEnd w:id="32"/>
-    <w:bookmarkStart w:id="36" w:name="approval-chain"/>
+    <w:bookmarkEnd w:id="28"/>
+    <w:bookmarkEnd w:id="29"/>
+    <w:bookmarkStart w:id="33" w:name="approval-chain"/>
     <w:p>
       <w:pPr>
         <w:pBdr>
@@ -4214,7 +4115,7 @@
         <w:t xml:space="preserve">APPROVAL CHAIN</w:t>
       </w:r>
     </w:p>
-    <w:bookmarkStart w:id="33" w:name="line-manager-supervisor"/>
+    <w:bookmarkStart w:id="30" w:name="line-manager-supervisor"/>
     <w:p>
       <w:pPr>
         <w:pStyle w:val="Heading3"/>
@@ -4522,8 +4423,8 @@
         </w:tc>
       </w:tr>
     </w:tbl>
-    <w:bookmarkEnd w:id="33"/>
-    <w:bookmarkStart w:id="34" w:name="finance-department"/>
+    <w:bookmarkEnd w:id="30"/>
+    <w:bookmarkStart w:id="31" w:name="finance-department"/>
     <w:p>
       <w:pPr>
         <w:pStyle w:val="Heading3"/>
@@ -4869,8 +4770,8 @@
         </w:tc>
       </w:tr>
     </w:tbl>
-    <w:bookmarkEnd w:id="34"/>
-    <w:bookmarkStart w:id="35" w:name="Xe722fa076d33cf56f60a8fecadec00cc838ea83"/>
+    <w:bookmarkEnd w:id="31"/>
+    <w:bookmarkStart w:id="32" w:name="Xe722fa076d33cf56f60a8fecadec00cc838ea83"/>
     <w:p>
       <w:pPr>
         <w:pStyle w:val="Heading3"/>
@@ -5147,9 +5048,9 @@
         </w:pict>
       </w:r>
     </w:p>
-    <w:bookmarkEnd w:id="35"/>
-    <w:bookmarkEnd w:id="36"/>
-    <w:bookmarkStart w:id="37" w:name="X00fbd7854bb87e2f2a8d652ad9666c3bc38735a"/>
+    <w:bookmarkEnd w:id="32"/>
+    <w:bookmarkEnd w:id="33"/>
+    <w:bookmarkStart w:id="34" w:name="X00fbd7854bb87e2f2a8d652ad9666c3bc38735a"/>
     <w:p>
       <w:pPr>
         <w:pBdr>
@@ -5438,8 +5339,8 @@
         </w:pict>
       </w:r>
     </w:p>
-    <w:bookmarkEnd w:id="37"/>
-    <w:bookmarkStart w:id="38" w:name="terms-and-conditions"/>
+    <w:bookmarkEnd w:id="34"/>
+    <w:bookmarkStart w:id="35" w:name="terms-and-conditions"/>
     <w:p>
       <w:pPr>
         <w:pBdr>
@@ -5595,16 +5496,8 @@
         <w:t xml:space="preserve">This expense report is an internal document of PECH Group Holdings Ltd, Lagos, Nigeria. For authorized use only.</w:t>
       </w:r>
     </w:p>
-    <w:bookmarkEnd w:id="38"/>
-    <w:bookmarkEnd w:id="39"/>
-    <w:sectPr>
-      <w:pgBorders w:offsetFrom="page">
-        <w:top w:val="single" w:sz="18" w:space="24" w:color="00BFFF"/>
-        <w:left w:val="single" w:sz="18" w:space="24" w:color="0099CC"/>
-        <w:bottom w:val="single" w:sz="18" w:space="24" w:color="F5A623"/>
-        <w:right w:val="single" w:sz="18" w:space="24" w:color="E08A00"/>
-      </w:pgBorders>
-    </w:sectPr>
+    <w:bookmarkEnd w:id="35"/>
+    <w:sectPr/>
     <w:p>
       <w:pPr>
         <w:pBdr>
